--- a/lab1/МИНИСТЕРСТВО_ОБРАЗОВАНИЯ_И_ИССЛЕДОВАНИЯ.docx
+++ b/lab1/МИНИСТЕРСТВО_ОБРАЗОВАНИЯ_И_ИССЛЕДОВАНИЯ.docx
@@ -965,7 +965,7 @@
         </w:rPr>
         <w:t> </w:t>
       </w:r>
-      <w:hyperlink r:id="rId5" w:history="1">
+      <w:hyperlink r:id="rId6" w:history="1">
         <w:r>
           <w:rPr>
             <w:rStyle w:val="a3"/>
@@ -1424,7 +1424,7 @@
                     <pic:cNvPicPr/>
                   </pic:nvPicPr>
                   <pic:blipFill>
-                    <a:blip r:embed="rId6"/>
+                    <a:blip r:embed="rId7"/>
                     <a:stretch>
                       <a:fillRect/>
                     </a:stretch>
@@ -1793,847 +1793,6 @@
             <wp:extent cx="5731510" cy="1467485"/>
             <wp:effectExtent l="0" t="0" r="2540" b="0"/>
             <wp:docPr id="2" name="Picture 2"/>
-            <wp:cNvGraphicFramePr>
-              <a:graphicFrameLocks xmlns:a="http://schemas.openxmlformats.org/drawingml/2006/main" noChangeAspect="1"/>
-            </wp:cNvGraphicFramePr>
-            <a:graphic xmlns:a="http://schemas.openxmlformats.org/drawingml/2006/main">
-              <a:graphicData uri="http://schemas.openxmlformats.org/drawingml/2006/picture">
-                <pic:pic xmlns:pic="http://schemas.openxmlformats.org/drawingml/2006/picture">
-                  <pic:nvPicPr>
-                    <pic:cNvPr id="1" name=""/>
-                    <pic:cNvPicPr/>
-                  </pic:nvPicPr>
-                  <pic:blipFill>
-                    <a:blip r:embed="rId7"/>
-                    <a:stretch>
-                      <a:fillRect/>
-                    </a:stretch>
-                  </pic:blipFill>
-                  <pic:spPr>
-                    <a:xfrm>
-                      <a:off x="0" y="0"/>
-                      <a:ext cx="5731510" cy="1467485"/>
-                    </a:xfrm>
-                    <a:prstGeom prst="rect">
-                      <a:avLst/>
-                    </a:prstGeom>
-                  </pic:spPr>
-                </pic:pic>
-              </a:graphicData>
-            </a:graphic>
-          </wp:inline>
-        </w:drawing>
-      </w:r>
-    </w:p>
-    <w:p>
-      <w:pPr>
-        <w:numPr>
-          <w:ilvl w:val="0"/>
-          <w:numId w:val="5"/>
-        </w:numPr>
-        <w:rPr>
-          <w:rFonts w:ascii="Times New Roman" w:hAnsi="Times New Roman" w:cs="Times New Roman"/>
-          <w:kern w:val="0"/>
-          <w:sz w:val="28"/>
-          <w:szCs w:val="28"/>
-          <w:lang w:val="ru-RU"/>
-          <w14:ligatures w14:val="none"/>
-        </w:rPr>
-      </w:pPr>
-      <w:r>
-        <w:rPr>
-          <w:rFonts w:ascii="Times New Roman" w:hAnsi="Times New Roman" w:cs="Times New Roman"/>
-          <w:b/>
-          <w:bCs/>
-          <w:kern w:val="0"/>
-          <w:sz w:val="28"/>
-          <w:szCs w:val="28"/>
-          <w:lang w:val="en-GB"/>
-          <w14:ligatures w14:val="none"/>
-        </w:rPr>
-        <w:t>Accept</w:t>
-      </w:r>
-      <w:r>
-        <w:rPr>
-          <w:rFonts w:ascii="Times New Roman" w:hAnsi="Times New Roman" w:cs="Times New Roman"/>
-          <w:b/>
-          <w:bCs/>
-          <w:kern w:val="0"/>
-          <w:sz w:val="28"/>
-          <w:szCs w:val="28"/>
-          <w:lang w:val="ru-RU"/>
-          <w14:ligatures w14:val="none"/>
-        </w:rPr>
-        <w:t>-</w:t>
-      </w:r>
-      <w:r>
-        <w:rPr>
-          <w:rFonts w:ascii="Times New Roman" w:hAnsi="Times New Roman" w:cs="Times New Roman"/>
-          <w:b/>
-          <w:bCs/>
-          <w:kern w:val="0"/>
-          <w:sz w:val="28"/>
-          <w:szCs w:val="28"/>
-          <w:lang w:val="en-GB"/>
-          <w14:ligatures w14:val="none"/>
-        </w:rPr>
-        <w:t>CH</w:t>
-      </w:r>
-      <w:r>
-        <w:rPr>
-          <w:rFonts w:ascii="Times New Roman" w:hAnsi="Times New Roman" w:cs="Times New Roman"/>
-          <w:kern w:val="0"/>
-          <w:sz w:val="28"/>
-          <w:szCs w:val="28"/>
-          <w:lang w:val="ru-RU"/>
-          <w14:ligatures w14:val="none"/>
-        </w:rPr>
-        <w:t>: сервер запрашивает у браузера данные о свойствах устройства (</w:t>
-      </w:r>
-      <w:r>
-        <w:rPr>
-          <w:rFonts w:ascii="Times New Roman" w:hAnsi="Times New Roman" w:cs="Times New Roman"/>
-          <w:kern w:val="0"/>
-          <w:sz w:val="28"/>
-          <w:szCs w:val="28"/>
-          <w:lang w:val="en-GB"/>
-          <w14:ligatures w14:val="none"/>
-        </w:rPr>
-        <w:t>Client</w:t>
-      </w:r>
-      <w:r>
-        <w:rPr>
-          <w:rFonts w:ascii="Times New Roman" w:hAnsi="Times New Roman" w:cs="Times New Roman"/>
-          <w:kern w:val="0"/>
-          <w:sz w:val="28"/>
-          <w:szCs w:val="28"/>
-          <w:lang w:val="ru-RU"/>
-          <w14:ligatures w14:val="none"/>
-        </w:rPr>
-        <w:t xml:space="preserve"> </w:t>
-      </w:r>
-      <w:r>
-        <w:rPr>
-          <w:rFonts w:ascii="Times New Roman" w:hAnsi="Times New Roman" w:cs="Times New Roman"/>
-          <w:kern w:val="0"/>
-          <w:sz w:val="28"/>
-          <w:szCs w:val="28"/>
-          <w:lang w:val="en-GB"/>
-          <w14:ligatures w14:val="none"/>
-        </w:rPr>
-        <w:t>Hints</w:t>
-      </w:r>
-      <w:r>
-        <w:rPr>
-          <w:rFonts w:ascii="Times New Roman" w:hAnsi="Times New Roman" w:cs="Times New Roman"/>
-          <w:kern w:val="0"/>
-          <w:sz w:val="28"/>
-          <w:szCs w:val="28"/>
-          <w:lang w:val="ru-RU"/>
-          <w14:ligatures w14:val="none"/>
-        </w:rPr>
-        <w:t>).</w:t>
-      </w:r>
-    </w:p>
-    <w:p>
-      <w:pPr>
-        <w:numPr>
-          <w:ilvl w:val="0"/>
-          <w:numId w:val="5"/>
-        </w:numPr>
-        <w:rPr>
-          <w:rFonts w:ascii="Times New Roman" w:hAnsi="Times New Roman" w:cs="Times New Roman"/>
-          <w:kern w:val="0"/>
-          <w:sz w:val="28"/>
-          <w:szCs w:val="28"/>
-          <w:lang w:val="ru-RU"/>
-          <w14:ligatures w14:val="none"/>
-        </w:rPr>
-      </w:pPr>
-      <w:r>
-        <w:rPr>
-          <w:rFonts w:ascii="Times New Roman" w:hAnsi="Times New Roman" w:cs="Times New Roman"/>
-          <w:b/>
-          <w:bCs/>
-          <w:kern w:val="0"/>
-          <w:sz w:val="28"/>
-          <w:szCs w:val="28"/>
-          <w:lang w:val="en-GB"/>
-          <w14:ligatures w14:val="none"/>
-        </w:rPr>
-        <w:t>Accept</w:t>
-      </w:r>
-      <w:r>
-        <w:rPr>
-          <w:rFonts w:ascii="Times New Roman" w:hAnsi="Times New Roman" w:cs="Times New Roman"/>
-          <w:b/>
-          <w:bCs/>
-          <w:kern w:val="0"/>
-          <w:sz w:val="28"/>
-          <w:szCs w:val="28"/>
-          <w:lang w:val="ru-RU"/>
-          <w14:ligatures w14:val="none"/>
-        </w:rPr>
-        <w:t>-</w:t>
-      </w:r>
-      <w:r>
-        <w:rPr>
-          <w:rFonts w:ascii="Times New Roman" w:hAnsi="Times New Roman" w:cs="Times New Roman"/>
-          <w:b/>
-          <w:bCs/>
-          <w:kern w:val="0"/>
-          <w:sz w:val="28"/>
-          <w:szCs w:val="28"/>
-          <w:lang w:val="en-GB"/>
-          <w14:ligatures w14:val="none"/>
-        </w:rPr>
-        <w:t>Ranges</w:t>
-      </w:r>
-      <w:r>
-        <w:rPr>
-          <w:rFonts w:ascii="Times New Roman" w:hAnsi="Times New Roman" w:cs="Times New Roman"/>
-          <w:b/>
-          <w:bCs/>
-          <w:kern w:val="0"/>
-          <w:sz w:val="28"/>
-          <w:szCs w:val="28"/>
-          <w:lang w:val="ru-RU"/>
-          <w14:ligatures w14:val="none"/>
-        </w:rPr>
-        <w:t xml:space="preserve">: </w:t>
-      </w:r>
-      <w:r>
-        <w:rPr>
-          <w:rFonts w:ascii="Times New Roman" w:hAnsi="Times New Roman" w:cs="Times New Roman"/>
-          <w:b/>
-          <w:bCs/>
-          <w:kern w:val="0"/>
-          <w:sz w:val="28"/>
-          <w:szCs w:val="28"/>
-          <w:lang w:val="en-GB"/>
-          <w14:ligatures w14:val="none"/>
-        </w:rPr>
-        <w:t>bytes</w:t>
-      </w:r>
-      <w:r>
-        <w:rPr>
-          <w:rFonts w:ascii="Times New Roman" w:hAnsi="Times New Roman" w:cs="Times New Roman"/>
-          <w:kern w:val="0"/>
-          <w:sz w:val="28"/>
-          <w:szCs w:val="28"/>
-          <w:lang w:val="ru-RU"/>
-          <w14:ligatures w14:val="none"/>
-        </w:rPr>
-        <w:t xml:space="preserve"> (в списке разделены): сервер разрешает скачивать файлы по частям (в байтах).</w:t>
-      </w:r>
-    </w:p>
-    <w:p>
-      <w:pPr>
-        <w:numPr>
-          <w:ilvl w:val="0"/>
-          <w:numId w:val="5"/>
-        </w:numPr>
-        <w:rPr>
-          <w:rFonts w:ascii="Times New Roman" w:hAnsi="Times New Roman" w:cs="Times New Roman"/>
-          <w:kern w:val="0"/>
-          <w:sz w:val="28"/>
-          <w:szCs w:val="28"/>
-          <w:lang w:val="ru-RU"/>
-          <w14:ligatures w14:val="none"/>
-        </w:rPr>
-      </w:pPr>
-      <w:r>
-        <w:rPr>
-          <w:rFonts w:ascii="Times New Roman" w:hAnsi="Times New Roman" w:cs="Times New Roman"/>
-          <w:b/>
-          <w:bCs/>
-          <w:kern w:val="0"/>
-          <w:sz w:val="28"/>
-          <w:szCs w:val="28"/>
-          <w:lang w:val="en-GB"/>
-          <w14:ligatures w14:val="none"/>
-        </w:rPr>
-        <w:t>Age</w:t>
-      </w:r>
-      <w:r>
-        <w:rPr>
-          <w:rFonts w:ascii="Times New Roman" w:hAnsi="Times New Roman" w:cs="Times New Roman"/>
-          <w:b/>
-          <w:bCs/>
-          <w:kern w:val="0"/>
-          <w:sz w:val="28"/>
-          <w:szCs w:val="28"/>
-          <w:lang w:val="ru-RU"/>
-          <w14:ligatures w14:val="none"/>
-        </w:rPr>
-        <w:t>: 36268</w:t>
-      </w:r>
-      <w:r>
-        <w:rPr>
-          <w:rFonts w:ascii="Times New Roman" w:hAnsi="Times New Roman" w:cs="Times New Roman"/>
-          <w:kern w:val="0"/>
-          <w:sz w:val="28"/>
-          <w:szCs w:val="28"/>
-          <w:lang w:val="ru-RU"/>
-          <w14:ligatures w14:val="none"/>
-        </w:rPr>
-        <w:t xml:space="preserve"> (в списке разделены): объект лежит в кэше </w:t>
-      </w:r>
-      <w:r>
-        <w:rPr>
-          <w:rFonts w:ascii="Times New Roman" w:hAnsi="Times New Roman" w:cs="Times New Roman"/>
-          <w:kern w:val="0"/>
-          <w:sz w:val="28"/>
-          <w:szCs w:val="28"/>
-          <w:lang w:val="en-GB"/>
-          <w14:ligatures w14:val="none"/>
-        </w:rPr>
-        <w:t>CDN</w:t>
-      </w:r>
-      <w:r>
-        <w:rPr>
-          <w:rFonts w:ascii="Times New Roman" w:hAnsi="Times New Roman" w:cs="Times New Roman"/>
-          <w:kern w:val="0"/>
-          <w:sz w:val="28"/>
-          <w:szCs w:val="28"/>
-          <w:lang w:val="ru-RU"/>
-          <w14:ligatures w14:val="none"/>
-        </w:rPr>
-        <w:t>/прокси уже 36 268 секунд (около 10 часов).</w:t>
-      </w:r>
-    </w:p>
-    <w:p>
-      <w:pPr>
-        <w:numPr>
-          <w:ilvl w:val="0"/>
-          <w:numId w:val="5"/>
-        </w:numPr>
-        <w:rPr>
-          <w:rFonts w:ascii="Times New Roman" w:hAnsi="Times New Roman" w:cs="Times New Roman"/>
-          <w:kern w:val="0"/>
-          <w:sz w:val="28"/>
-          <w:szCs w:val="28"/>
-          <w:lang w:val="ru-RU"/>
-          <w14:ligatures w14:val="none"/>
-        </w:rPr>
-      </w:pPr>
-      <w:r>
-        <w:rPr>
-          <w:rFonts w:ascii="Times New Roman" w:hAnsi="Times New Roman" w:cs="Times New Roman"/>
-          <w:b/>
-          <w:bCs/>
-          <w:kern w:val="0"/>
-          <w:sz w:val="28"/>
-          <w:szCs w:val="28"/>
-          <w:lang w:val="en-GB"/>
-          <w14:ligatures w14:val="none"/>
-        </w:rPr>
-        <w:t>Cache</w:t>
-      </w:r>
-      <w:r>
-        <w:rPr>
-          <w:rFonts w:ascii="Times New Roman" w:hAnsi="Times New Roman" w:cs="Times New Roman"/>
-          <w:b/>
-          <w:bCs/>
-          <w:kern w:val="0"/>
-          <w:sz w:val="28"/>
-          <w:szCs w:val="28"/>
-          <w:lang w:val="ru-RU"/>
-          <w14:ligatures w14:val="none"/>
-        </w:rPr>
-        <w:t>-</w:t>
-      </w:r>
-      <w:r>
-        <w:rPr>
-          <w:rFonts w:ascii="Times New Roman" w:hAnsi="Times New Roman" w:cs="Times New Roman"/>
-          <w:b/>
-          <w:bCs/>
-          <w:kern w:val="0"/>
-          <w:sz w:val="28"/>
-          <w:szCs w:val="28"/>
-          <w:lang w:val="en-GB"/>
-          <w14:ligatures w14:val="none"/>
-        </w:rPr>
-        <w:t>Control</w:t>
-      </w:r>
-      <w:r>
-        <w:rPr>
-          <w:rFonts w:ascii="Times New Roman" w:hAnsi="Times New Roman" w:cs="Times New Roman"/>
-          <w:b/>
-          <w:bCs/>
-          <w:kern w:val="0"/>
-          <w:sz w:val="28"/>
-          <w:szCs w:val="28"/>
-          <w:lang w:val="ru-RU"/>
-          <w14:ligatures w14:val="none"/>
-        </w:rPr>
-        <w:t>: ...</w:t>
-      </w:r>
-      <w:r>
-        <w:rPr>
-          <w:rFonts w:ascii="Times New Roman" w:hAnsi="Times New Roman" w:cs="Times New Roman"/>
-          <w:kern w:val="0"/>
-          <w:sz w:val="28"/>
-          <w:szCs w:val="28"/>
-          <w:lang w:val="ru-RU"/>
-          <w14:ligatures w14:val="none"/>
-        </w:rPr>
-        <w:t>: запрещает публичное кэширование (</w:t>
-      </w:r>
-      <w:r>
-        <w:rPr>
-          <w:rFonts w:ascii="Times New Roman" w:hAnsi="Times New Roman" w:cs="Times New Roman"/>
-          <w:kern w:val="0"/>
-          <w:sz w:val="28"/>
-          <w:szCs w:val="28"/>
-          <w:lang w:val="en-GB"/>
-          <w14:ligatures w14:val="none"/>
-        </w:rPr>
-        <w:t>private</w:t>
-      </w:r>
-      <w:r>
-        <w:rPr>
-          <w:rFonts w:ascii="Times New Roman" w:hAnsi="Times New Roman" w:cs="Times New Roman"/>
-          <w:kern w:val="0"/>
-          <w:sz w:val="28"/>
-          <w:szCs w:val="28"/>
-          <w:lang w:val="ru-RU"/>
-          <w14:ligatures w14:val="none"/>
-        </w:rPr>
-        <w:t>) и требует от браузера проверять актуальность страницы при каждом обращении (</w:t>
-      </w:r>
-      <w:r>
-        <w:rPr>
-          <w:rFonts w:ascii="Times New Roman" w:hAnsi="Times New Roman" w:cs="Times New Roman"/>
-          <w:kern w:val="0"/>
-          <w:sz w:val="28"/>
-          <w:szCs w:val="28"/>
-          <w:lang w:val="en-GB"/>
-          <w14:ligatures w14:val="none"/>
-        </w:rPr>
-        <w:t>max</w:t>
-      </w:r>
-      <w:r>
-        <w:rPr>
-          <w:rFonts w:ascii="Times New Roman" w:hAnsi="Times New Roman" w:cs="Times New Roman"/>
-          <w:kern w:val="0"/>
-          <w:sz w:val="28"/>
-          <w:szCs w:val="28"/>
-          <w:lang w:val="ru-RU"/>
-          <w14:ligatures w14:val="none"/>
-        </w:rPr>
-        <w:t>-</w:t>
-      </w:r>
-      <w:r>
-        <w:rPr>
-          <w:rFonts w:ascii="Times New Roman" w:hAnsi="Times New Roman" w:cs="Times New Roman"/>
-          <w:kern w:val="0"/>
-          <w:sz w:val="28"/>
-          <w:szCs w:val="28"/>
-          <w:lang w:val="en-GB"/>
-          <w14:ligatures w14:val="none"/>
-        </w:rPr>
-        <w:t>age</w:t>
-      </w:r>
-      <w:r>
-        <w:rPr>
-          <w:rFonts w:ascii="Times New Roman" w:hAnsi="Times New Roman" w:cs="Times New Roman"/>
-          <w:kern w:val="0"/>
-          <w:sz w:val="28"/>
-          <w:szCs w:val="28"/>
-          <w:lang w:val="ru-RU"/>
-          <w14:ligatures w14:val="none"/>
-        </w:rPr>
-        <w:t xml:space="preserve">=0, </w:t>
-      </w:r>
-      <w:r>
-        <w:rPr>
-          <w:rFonts w:ascii="Times New Roman" w:hAnsi="Times New Roman" w:cs="Times New Roman"/>
-          <w:kern w:val="0"/>
-          <w:sz w:val="28"/>
-          <w:szCs w:val="28"/>
-          <w:lang w:val="en-GB"/>
-          <w14:ligatures w14:val="none"/>
-        </w:rPr>
-        <w:t>must</w:t>
-      </w:r>
-      <w:r>
-        <w:rPr>
-          <w:rFonts w:ascii="Times New Roman" w:hAnsi="Times New Roman" w:cs="Times New Roman"/>
-          <w:kern w:val="0"/>
-          <w:sz w:val="28"/>
-          <w:szCs w:val="28"/>
-          <w:lang w:val="ru-RU"/>
-          <w14:ligatures w14:val="none"/>
-        </w:rPr>
-        <w:t>-</w:t>
-      </w:r>
-      <w:r>
-        <w:rPr>
-          <w:rFonts w:ascii="Times New Roman" w:hAnsi="Times New Roman" w:cs="Times New Roman"/>
-          <w:kern w:val="0"/>
-          <w:sz w:val="28"/>
-          <w:szCs w:val="28"/>
-          <w:lang w:val="en-GB"/>
-          <w14:ligatures w14:val="none"/>
-        </w:rPr>
-        <w:t>revalidate</w:t>
-      </w:r>
-      <w:r>
-        <w:rPr>
-          <w:rFonts w:ascii="Times New Roman" w:hAnsi="Times New Roman" w:cs="Times New Roman"/>
-          <w:kern w:val="0"/>
-          <w:sz w:val="28"/>
-          <w:szCs w:val="28"/>
-          <w:lang w:val="ru-RU"/>
-          <w14:ligatures w14:val="none"/>
-        </w:rPr>
-        <w:t>).</w:t>
-      </w:r>
-    </w:p>
-    <w:p>
-      <w:pPr>
-        <w:numPr>
-          <w:ilvl w:val="0"/>
-          <w:numId w:val="5"/>
-        </w:numPr>
-        <w:rPr>
-          <w:rFonts w:ascii="Times New Roman" w:hAnsi="Times New Roman" w:cs="Times New Roman"/>
-          <w:kern w:val="0"/>
-          <w:sz w:val="28"/>
-          <w:szCs w:val="28"/>
-          <w:lang w:val="ru-RU"/>
-          <w14:ligatures w14:val="none"/>
-        </w:rPr>
-      </w:pPr>
-      <w:r>
-        <w:rPr>
-          <w:rFonts w:ascii="Times New Roman" w:hAnsi="Times New Roman" w:cs="Times New Roman"/>
-          <w:b/>
-          <w:bCs/>
-          <w:kern w:val="0"/>
-          <w:sz w:val="28"/>
-          <w:szCs w:val="28"/>
-          <w:lang w:val="en-GB"/>
-          <w14:ligatures w14:val="none"/>
-        </w:rPr>
-        <w:t>Content</w:t>
-      </w:r>
-      <w:r>
-        <w:rPr>
-          <w:rFonts w:ascii="Times New Roman" w:hAnsi="Times New Roman" w:cs="Times New Roman"/>
-          <w:b/>
-          <w:bCs/>
-          <w:kern w:val="0"/>
-          <w:sz w:val="28"/>
-          <w:szCs w:val="28"/>
-          <w:lang w:val="ru-RU"/>
-          <w14:ligatures w14:val="none"/>
-        </w:rPr>
-        <w:t>-</w:t>
-      </w:r>
-      <w:r>
-        <w:rPr>
-          <w:rFonts w:ascii="Times New Roman" w:hAnsi="Times New Roman" w:cs="Times New Roman"/>
-          <w:b/>
-          <w:bCs/>
-          <w:kern w:val="0"/>
-          <w:sz w:val="28"/>
-          <w:szCs w:val="28"/>
-          <w:lang w:val="en-GB"/>
-          <w14:ligatures w14:val="none"/>
-        </w:rPr>
-        <w:t>Encoding</w:t>
-      </w:r>
-      <w:r>
-        <w:rPr>
-          <w:rFonts w:ascii="Times New Roman" w:hAnsi="Times New Roman" w:cs="Times New Roman"/>
-          <w:b/>
-          <w:bCs/>
-          <w:kern w:val="0"/>
-          <w:sz w:val="28"/>
-          <w:szCs w:val="28"/>
-          <w:lang w:val="ru-RU"/>
-          <w14:ligatures w14:val="none"/>
-        </w:rPr>
-        <w:t xml:space="preserve">: </w:t>
-      </w:r>
-      <w:proofErr w:type="spellStart"/>
-      <w:r>
-        <w:rPr>
-          <w:rFonts w:ascii="Times New Roman" w:hAnsi="Times New Roman" w:cs="Times New Roman"/>
-          <w:b/>
-          <w:bCs/>
-          <w:kern w:val="0"/>
-          <w:sz w:val="28"/>
-          <w:szCs w:val="28"/>
-          <w:lang w:val="en-GB"/>
-          <w14:ligatures w14:val="none"/>
-        </w:rPr>
-        <w:t>gzip</w:t>
-      </w:r>
-      <w:proofErr w:type="spellEnd"/>
-      <w:r>
-        <w:rPr>
-          <w:rFonts w:ascii="Times New Roman" w:hAnsi="Times New Roman" w:cs="Times New Roman"/>
-          <w:kern w:val="0"/>
-          <w:sz w:val="28"/>
-          <w:szCs w:val="28"/>
-          <w:lang w:val="ru-RU"/>
-          <w14:ligatures w14:val="none"/>
-        </w:rPr>
-        <w:t xml:space="preserve">: данные сжаты архиватором </w:t>
-      </w:r>
-      <w:proofErr w:type="spellStart"/>
-      <w:r>
-        <w:rPr>
-          <w:rFonts w:ascii="Times New Roman" w:hAnsi="Times New Roman" w:cs="Times New Roman"/>
-          <w:kern w:val="0"/>
-          <w:sz w:val="28"/>
-          <w:szCs w:val="28"/>
-          <w:lang w:val="en-GB"/>
-          <w14:ligatures w14:val="none"/>
-        </w:rPr>
-        <w:t>Gzip</w:t>
-      </w:r>
-      <w:proofErr w:type="spellEnd"/>
-      <w:r>
-        <w:rPr>
-          <w:rFonts w:ascii="Times New Roman" w:hAnsi="Times New Roman" w:cs="Times New Roman"/>
-          <w:kern w:val="0"/>
-          <w:sz w:val="28"/>
-          <w:szCs w:val="28"/>
-          <w:lang w:val="ru-RU"/>
-          <w14:ligatures w14:val="none"/>
-        </w:rPr>
-        <w:t xml:space="preserve"> для быстрой передачи.</w:t>
-      </w:r>
-    </w:p>
-    <w:p>
-      <w:pPr>
-        <w:numPr>
-          <w:ilvl w:val="0"/>
-          <w:numId w:val="5"/>
-        </w:numPr>
-        <w:rPr>
-          <w:rFonts w:ascii="Times New Roman" w:hAnsi="Times New Roman" w:cs="Times New Roman"/>
-          <w:kern w:val="0"/>
-          <w:sz w:val="28"/>
-          <w:szCs w:val="28"/>
-          <w:lang w:val="ru-RU"/>
-          <w14:ligatures w14:val="none"/>
-        </w:rPr>
-      </w:pPr>
-      <w:r>
-        <w:rPr>
-          <w:rFonts w:ascii="Times New Roman" w:hAnsi="Times New Roman" w:cs="Times New Roman"/>
-          <w:b/>
-          <w:bCs/>
-          <w:kern w:val="0"/>
-          <w:sz w:val="28"/>
-          <w:szCs w:val="28"/>
-          <w:lang w:val="en-GB"/>
-          <w14:ligatures w14:val="none"/>
-        </w:rPr>
-        <w:t>Content</w:t>
-      </w:r>
-      <w:r>
-        <w:rPr>
-          <w:rFonts w:ascii="Times New Roman" w:hAnsi="Times New Roman" w:cs="Times New Roman"/>
-          <w:b/>
-          <w:bCs/>
-          <w:kern w:val="0"/>
-          <w:sz w:val="28"/>
-          <w:szCs w:val="28"/>
-          <w:lang w:val="ru-RU"/>
-          <w14:ligatures w14:val="none"/>
-        </w:rPr>
-        <w:t>-</w:t>
-      </w:r>
-      <w:r>
-        <w:rPr>
-          <w:rFonts w:ascii="Times New Roman" w:hAnsi="Times New Roman" w:cs="Times New Roman"/>
-          <w:b/>
-          <w:bCs/>
-          <w:kern w:val="0"/>
-          <w:sz w:val="28"/>
-          <w:szCs w:val="28"/>
-          <w:lang w:val="en-GB"/>
-          <w14:ligatures w14:val="none"/>
-        </w:rPr>
-        <w:t>Language</w:t>
-      </w:r>
-      <w:r>
-        <w:rPr>
-          <w:rFonts w:ascii="Times New Roman" w:hAnsi="Times New Roman" w:cs="Times New Roman"/>
-          <w:b/>
-          <w:bCs/>
-          <w:kern w:val="0"/>
-          <w:sz w:val="28"/>
-          <w:szCs w:val="28"/>
-          <w:lang w:val="ru-RU"/>
-          <w14:ligatures w14:val="none"/>
-        </w:rPr>
-        <w:t xml:space="preserve">: </w:t>
-      </w:r>
-      <w:proofErr w:type="spellStart"/>
-      <w:r>
-        <w:rPr>
-          <w:rFonts w:ascii="Times New Roman" w:hAnsi="Times New Roman" w:cs="Times New Roman"/>
-          <w:b/>
-          <w:bCs/>
-          <w:kern w:val="0"/>
-          <w:sz w:val="28"/>
-          <w:szCs w:val="28"/>
-          <w:lang w:val="en-GB"/>
-          <w14:ligatures w14:val="none"/>
-        </w:rPr>
-        <w:t>en</w:t>
-      </w:r>
-      <w:proofErr w:type="spellEnd"/>
-      <w:r>
-        <w:rPr>
-          <w:rFonts w:ascii="Times New Roman" w:hAnsi="Times New Roman" w:cs="Times New Roman"/>
-          <w:kern w:val="0"/>
-          <w:sz w:val="28"/>
-          <w:szCs w:val="28"/>
-          <w:lang w:val="ru-RU"/>
-          <w14:ligatures w14:val="none"/>
-        </w:rPr>
-        <w:t>: текст страницы написан на английском языке.</w:t>
-      </w:r>
-    </w:p>
-    <w:p>
-      <w:pPr>
-        <w:numPr>
-          <w:ilvl w:val="0"/>
-          <w:numId w:val="5"/>
-        </w:numPr>
-        <w:rPr>
-          <w:rFonts w:ascii="Times New Roman" w:hAnsi="Times New Roman" w:cs="Times New Roman"/>
-          <w:kern w:val="0"/>
-          <w:sz w:val="28"/>
-          <w:szCs w:val="28"/>
-          <w:lang w:val="ru-RU"/>
-          <w14:ligatures w14:val="none"/>
-        </w:rPr>
-      </w:pPr>
-      <w:r>
-        <w:rPr>
-          <w:rFonts w:ascii="Times New Roman" w:hAnsi="Times New Roman" w:cs="Times New Roman"/>
-          <w:b/>
-          <w:bCs/>
-          <w:kern w:val="0"/>
-          <w:sz w:val="28"/>
-          <w:szCs w:val="28"/>
-          <w:lang w:val="en-GB"/>
-          <w14:ligatures w14:val="none"/>
-        </w:rPr>
-        <w:t>Content</w:t>
-      </w:r>
-      <w:r>
-        <w:rPr>
-          <w:rFonts w:ascii="Times New Roman" w:hAnsi="Times New Roman" w:cs="Times New Roman"/>
-          <w:b/>
-          <w:bCs/>
-          <w:kern w:val="0"/>
-          <w:sz w:val="28"/>
-          <w:szCs w:val="28"/>
-          <w:lang w:val="ru-RU"/>
-          <w14:ligatures w14:val="none"/>
-        </w:rPr>
-        <w:t>-</w:t>
-      </w:r>
-      <w:r>
-        <w:rPr>
-          <w:rFonts w:ascii="Times New Roman" w:hAnsi="Times New Roman" w:cs="Times New Roman"/>
-          <w:b/>
-          <w:bCs/>
-          <w:kern w:val="0"/>
-          <w:sz w:val="28"/>
-          <w:szCs w:val="28"/>
-          <w:lang w:val="en-GB"/>
-          <w14:ligatures w14:val="none"/>
-        </w:rPr>
-        <w:t>Length</w:t>
-      </w:r>
-      <w:r>
-        <w:rPr>
-          <w:rFonts w:ascii="Times New Roman" w:hAnsi="Times New Roman" w:cs="Times New Roman"/>
-          <w:b/>
-          <w:bCs/>
-          <w:kern w:val="0"/>
-          <w:sz w:val="28"/>
-          <w:szCs w:val="28"/>
-          <w:lang w:val="ru-RU"/>
-          <w14:ligatures w14:val="none"/>
-        </w:rPr>
-        <w:t>: 94517</w:t>
-      </w:r>
-      <w:r>
-        <w:rPr>
-          <w:rFonts w:ascii="Times New Roman" w:hAnsi="Times New Roman" w:cs="Times New Roman"/>
-          <w:kern w:val="0"/>
-          <w:sz w:val="28"/>
-          <w:szCs w:val="28"/>
-          <w:lang w:val="ru-RU"/>
-          <w14:ligatures w14:val="none"/>
-        </w:rPr>
-        <w:t>: точный размер передаваемого файла составляет 94 517 байт (~92 КБ).</w:t>
-      </w:r>
-    </w:p>
-    <w:p>
-      <w:pPr>
-        <w:ind w:left="720"/>
-        <w:rPr>
-          <w:rFonts w:ascii="Times New Roman" w:hAnsi="Times New Roman" w:cs="Times New Roman"/>
-          <w:kern w:val="0"/>
-          <w:sz w:val="28"/>
-          <w:szCs w:val="28"/>
-          <w:lang w:val="ru-RU"/>
-          <w14:ligatures w14:val="none"/>
-        </w:rPr>
-      </w:pPr>
-      <w:r>
-        <w:rPr>
-          <w:rFonts w:ascii="Times New Roman" w:hAnsi="Times New Roman" w:cs="Times New Roman"/>
-          <w:kern w:val="0"/>
-          <w:sz w:val="28"/>
-          <w:szCs w:val="28"/>
-          <w:lang w:val="ru-RU"/>
-          <w14:ligatures w14:val="none"/>
-        </w:rPr>
-        <w:t>Запрос:</w:t>
-      </w:r>
-    </w:p>
-    <w:p>
-      <w:pPr>
-        <w:ind w:left="720"/>
-        <w:rPr>
-          <w:rFonts w:ascii="Times New Roman" w:hAnsi="Times New Roman" w:cs="Times New Roman"/>
-          <w:kern w:val="0"/>
-          <w:sz w:val="28"/>
-          <w:szCs w:val="28"/>
-          <w:lang w:val="ru-RU"/>
-          <w14:ligatures w14:val="none"/>
-        </w:rPr>
-      </w:pPr>
-      <w:r>
-        <w:rPr>
-          <w:rFonts w:ascii="Times New Roman" w:hAnsi="Times New Roman" w:cs="Times New Roman"/>
-          <w:noProof/>
-          <w:kern w:val="0"/>
-          <w:sz w:val="28"/>
-          <w:szCs w:val="28"/>
-          <w:lang w:val="ru-RU"/>
-          <w14:ligatures w14:val="none"/>
-        </w:rPr>
-        <w:lastRenderedPageBreak/>
-        <w:drawing>
-          <wp:inline distT="0" distB="0" distL="0" distR="0" wp14:anchorId="1766754F" wp14:editId="64FDF8BB">
-            <wp:extent cx="5731510" cy="1587500"/>
-            <wp:effectExtent l="0" t="0" r="2540" b="0"/>
-            <wp:docPr id="3" name="Picture 3"/>
             <wp:cNvGraphicFramePr>
               <a:graphicFrameLocks xmlns:a="http://schemas.openxmlformats.org/drawingml/2006/main" noChangeAspect="1"/>
             </wp:cNvGraphicFramePr>
@@ -2653,7 +1812,7 @@
                   <pic:spPr>
                     <a:xfrm>
                       <a:off x="0" y="0"/>
-                      <a:ext cx="5731510" cy="1587500"/>
+                      <a:ext cx="5731510" cy="1467485"/>
                     </a:xfrm>
                     <a:prstGeom prst="rect">
                       <a:avLst/>
@@ -2670,262 +1829,117 @@
       <w:pPr>
         <w:numPr>
           <w:ilvl w:val="0"/>
-          <w:numId w:val="6"/>
+          <w:numId w:val="5"/>
         </w:numPr>
         <w:rPr>
           <w:rFonts w:ascii="Times New Roman" w:hAnsi="Times New Roman" w:cs="Times New Roman"/>
           <w:kern w:val="0"/>
           <w:sz w:val="28"/>
           <w:szCs w:val="28"/>
-          <w:lang w:val="en-GB"/>
-          <w14:ligatures w14:val="none"/>
-        </w:rPr>
-      </w:pPr>
-      <w:proofErr w:type="gramStart"/>
-      <w:r>
-        <w:rPr>
-          <w:rFonts w:ascii="Times New Roman" w:hAnsi="Times New Roman" w:cs="Times New Roman"/>
-          <w:b/>
-          <w:bCs/>
-          <w:kern w:val="0"/>
-          <w:sz w:val="28"/>
-          <w:szCs w:val="28"/>
-          <w:lang w:val="ru-RU"/>
-          <w14:ligatures w14:val="none"/>
-        </w:rPr>
-        <w:t>:</w:t>
-      </w:r>
-      <w:r>
-        <w:rPr>
-          <w:rFonts w:ascii="Times New Roman" w:hAnsi="Times New Roman" w:cs="Times New Roman"/>
-          <w:b/>
-          <w:bCs/>
-          <w:kern w:val="0"/>
-          <w:sz w:val="28"/>
-          <w:szCs w:val="28"/>
-          <w:lang w:val="en-GB"/>
-          <w14:ligatures w14:val="none"/>
-        </w:rPr>
-        <w:t>authority</w:t>
-      </w:r>
-      <w:proofErr w:type="gramEnd"/>
-      <w:r>
-        <w:rPr>
-          <w:rFonts w:ascii="Times New Roman" w:hAnsi="Times New Roman" w:cs="Times New Roman"/>
-          <w:b/>
-          <w:bCs/>
-          <w:kern w:val="0"/>
-          <w:sz w:val="28"/>
-          <w:szCs w:val="28"/>
-          <w:lang w:val="ru-RU"/>
-          <w14:ligatures w14:val="none"/>
-        </w:rPr>
-        <w:t xml:space="preserve">: </w:t>
-      </w:r>
-      <w:proofErr w:type="spellStart"/>
-      <w:r>
-        <w:rPr>
-          <w:rFonts w:ascii="Times New Roman" w:hAnsi="Times New Roman" w:cs="Times New Roman"/>
-          <w:b/>
-          <w:bCs/>
-          <w:kern w:val="0"/>
-          <w:sz w:val="28"/>
-          <w:szCs w:val="28"/>
-          <w:lang w:val="en-GB"/>
-          <w14:ligatures w14:val="none"/>
-        </w:rPr>
-        <w:t>en</w:t>
-      </w:r>
-      <w:proofErr w:type="spellEnd"/>
-      <w:r>
-        <w:rPr>
-          <w:rFonts w:ascii="Times New Roman" w:hAnsi="Times New Roman" w:cs="Times New Roman"/>
-          <w:b/>
-          <w:bCs/>
-          <w:kern w:val="0"/>
-          <w:sz w:val="28"/>
-          <w:szCs w:val="28"/>
-          <w:lang w:val="ru-RU"/>
-          <w14:ligatures w14:val="none"/>
-        </w:rPr>
-        <w:t>.</w:t>
-      </w:r>
-      <w:proofErr w:type="spellStart"/>
-      <w:r>
-        <w:rPr>
-          <w:rFonts w:ascii="Times New Roman" w:hAnsi="Times New Roman" w:cs="Times New Roman"/>
-          <w:b/>
-          <w:bCs/>
-          <w:kern w:val="0"/>
-          <w:sz w:val="28"/>
-          <w:szCs w:val="28"/>
-          <w:lang w:val="en-GB"/>
-          <w14:ligatures w14:val="none"/>
-        </w:rPr>
-        <w:t>wikipedia</w:t>
-      </w:r>
-      <w:proofErr w:type="spellEnd"/>
-      <w:r>
-        <w:rPr>
-          <w:rFonts w:ascii="Times New Roman" w:hAnsi="Times New Roman" w:cs="Times New Roman"/>
-          <w:b/>
-          <w:bCs/>
-          <w:kern w:val="0"/>
-          <w:sz w:val="28"/>
-          <w:szCs w:val="28"/>
-          <w:lang w:val="ru-RU"/>
-          <w14:ligatures w14:val="none"/>
-        </w:rPr>
-        <w:t>.</w:t>
-      </w:r>
-      <w:r>
-        <w:rPr>
-          <w:rFonts w:ascii="Times New Roman" w:hAnsi="Times New Roman" w:cs="Times New Roman"/>
-          <w:b/>
-          <w:bCs/>
-          <w:kern w:val="0"/>
-          <w:sz w:val="28"/>
-          <w:szCs w:val="28"/>
-          <w:lang w:val="en-GB"/>
-          <w14:ligatures w14:val="none"/>
-        </w:rPr>
-        <w:t>org</w:t>
-      </w:r>
-      <w:r>
-        <w:rPr>
-          <w:rFonts w:ascii="Times New Roman" w:hAnsi="Times New Roman" w:cs="Times New Roman"/>
-          <w:kern w:val="0"/>
-          <w:sz w:val="28"/>
-          <w:szCs w:val="28"/>
-          <w:lang w:val="ru-RU"/>
-          <w14:ligatures w14:val="none"/>
-        </w:rPr>
-        <w:t xml:space="preserve">: аналог заголовка </w:t>
-      </w:r>
-      <w:r>
-        <w:rPr>
-          <w:rFonts w:ascii="Times New Roman" w:hAnsi="Times New Roman" w:cs="Times New Roman"/>
-          <w:kern w:val="0"/>
-          <w:sz w:val="28"/>
-          <w:szCs w:val="28"/>
-          <w:lang w:val="en-GB"/>
-          <w14:ligatures w14:val="none"/>
-        </w:rPr>
-        <w:t>Host</w:t>
-      </w:r>
-      <w:r>
-        <w:rPr>
-          <w:rFonts w:ascii="Times New Roman" w:hAnsi="Times New Roman" w:cs="Times New Roman"/>
-          <w:kern w:val="0"/>
-          <w:sz w:val="28"/>
-          <w:szCs w:val="28"/>
-          <w:lang w:val="ru-RU"/>
-          <w14:ligatures w14:val="none"/>
-        </w:rPr>
-        <w:t xml:space="preserve">. </w:t>
-      </w:r>
-      <w:proofErr w:type="spellStart"/>
-      <w:r>
-        <w:rPr>
-          <w:rFonts w:ascii="Times New Roman" w:hAnsi="Times New Roman" w:cs="Times New Roman"/>
-          <w:kern w:val="0"/>
-          <w:sz w:val="28"/>
-          <w:szCs w:val="28"/>
-          <w:lang w:val="en-GB"/>
-          <w14:ligatures w14:val="none"/>
-        </w:rPr>
-        <w:t>Указывает</w:t>
-      </w:r>
-      <w:proofErr w:type="spellEnd"/>
-      <w:r>
-        <w:rPr>
-          <w:rFonts w:ascii="Times New Roman" w:hAnsi="Times New Roman" w:cs="Times New Roman"/>
-          <w:kern w:val="0"/>
-          <w:sz w:val="28"/>
-          <w:szCs w:val="28"/>
-          <w:lang w:val="en-GB"/>
+          <w:lang w:val="ru-RU"/>
+          <w14:ligatures w14:val="none"/>
+        </w:rPr>
+      </w:pPr>
+      <w:r>
+        <w:rPr>
+          <w:rFonts w:ascii="Times New Roman" w:hAnsi="Times New Roman" w:cs="Times New Roman"/>
+          <w:b/>
+          <w:bCs/>
+          <w:kern w:val="0"/>
+          <w:sz w:val="28"/>
+          <w:szCs w:val="28"/>
+          <w:lang w:val="en-GB"/>
+          <w14:ligatures w14:val="none"/>
+        </w:rPr>
+        <w:t>Accept</w:t>
+      </w:r>
+      <w:r>
+        <w:rPr>
+          <w:rFonts w:ascii="Times New Roman" w:hAnsi="Times New Roman" w:cs="Times New Roman"/>
+          <w:b/>
+          <w:bCs/>
+          <w:kern w:val="0"/>
+          <w:sz w:val="28"/>
+          <w:szCs w:val="28"/>
+          <w:lang w:val="ru-RU"/>
+          <w14:ligatures w14:val="none"/>
+        </w:rPr>
+        <w:t>-</w:t>
+      </w:r>
+      <w:r>
+        <w:rPr>
+          <w:rFonts w:ascii="Times New Roman" w:hAnsi="Times New Roman" w:cs="Times New Roman"/>
+          <w:b/>
+          <w:bCs/>
+          <w:kern w:val="0"/>
+          <w:sz w:val="28"/>
+          <w:szCs w:val="28"/>
+          <w:lang w:val="en-GB"/>
+          <w14:ligatures w14:val="none"/>
+        </w:rPr>
+        <w:t>CH</w:t>
+      </w:r>
+      <w:r>
+        <w:rPr>
+          <w:rFonts w:ascii="Times New Roman" w:hAnsi="Times New Roman" w:cs="Times New Roman"/>
+          <w:kern w:val="0"/>
+          <w:sz w:val="28"/>
+          <w:szCs w:val="28"/>
+          <w:lang w:val="ru-RU"/>
+          <w14:ligatures w14:val="none"/>
+        </w:rPr>
+        <w:t>: сервер запрашивает у браузера данные о свойствах устройства (</w:t>
+      </w:r>
+      <w:r>
+        <w:rPr>
+          <w:rFonts w:ascii="Times New Roman" w:hAnsi="Times New Roman" w:cs="Times New Roman"/>
+          <w:kern w:val="0"/>
+          <w:sz w:val="28"/>
+          <w:szCs w:val="28"/>
+          <w:lang w:val="en-GB"/>
+          <w14:ligatures w14:val="none"/>
+        </w:rPr>
+        <w:t>Client</w:t>
+      </w:r>
+      <w:r>
+        <w:rPr>
+          <w:rFonts w:ascii="Times New Roman" w:hAnsi="Times New Roman" w:cs="Times New Roman"/>
+          <w:kern w:val="0"/>
+          <w:sz w:val="28"/>
+          <w:szCs w:val="28"/>
+          <w:lang w:val="ru-RU"/>
           <w14:ligatures w14:val="none"/>
         </w:rPr>
         <w:t xml:space="preserve"> </w:t>
       </w:r>
-      <w:proofErr w:type="spellStart"/>
-      <w:r>
-        <w:rPr>
-          <w:rFonts w:ascii="Times New Roman" w:hAnsi="Times New Roman" w:cs="Times New Roman"/>
-          <w:kern w:val="0"/>
-          <w:sz w:val="28"/>
-          <w:szCs w:val="28"/>
-          <w:lang w:val="en-GB"/>
-          <w14:ligatures w14:val="none"/>
-        </w:rPr>
-        <w:t>доменное</w:t>
-      </w:r>
-      <w:proofErr w:type="spellEnd"/>
-      <w:r>
-        <w:rPr>
-          <w:rFonts w:ascii="Times New Roman" w:hAnsi="Times New Roman" w:cs="Times New Roman"/>
-          <w:kern w:val="0"/>
-          <w:sz w:val="28"/>
-          <w:szCs w:val="28"/>
-          <w:lang w:val="en-GB"/>
-          <w14:ligatures w14:val="none"/>
-        </w:rPr>
-        <w:t xml:space="preserve"> </w:t>
-      </w:r>
-      <w:proofErr w:type="spellStart"/>
-      <w:r>
-        <w:rPr>
-          <w:rFonts w:ascii="Times New Roman" w:hAnsi="Times New Roman" w:cs="Times New Roman"/>
-          <w:kern w:val="0"/>
-          <w:sz w:val="28"/>
-          <w:szCs w:val="28"/>
-          <w:lang w:val="en-GB"/>
-          <w14:ligatures w14:val="none"/>
-        </w:rPr>
-        <w:t>имя</w:t>
-      </w:r>
-      <w:proofErr w:type="spellEnd"/>
-      <w:r>
-        <w:rPr>
-          <w:rFonts w:ascii="Times New Roman" w:hAnsi="Times New Roman" w:cs="Times New Roman"/>
-          <w:kern w:val="0"/>
-          <w:sz w:val="28"/>
-          <w:szCs w:val="28"/>
-          <w:lang w:val="en-GB"/>
-          <w14:ligatures w14:val="none"/>
-        </w:rPr>
-        <w:t xml:space="preserve"> </w:t>
-      </w:r>
-      <w:proofErr w:type="spellStart"/>
-      <w:r>
-        <w:rPr>
-          <w:rFonts w:ascii="Times New Roman" w:hAnsi="Times New Roman" w:cs="Times New Roman"/>
-          <w:kern w:val="0"/>
-          <w:sz w:val="28"/>
-          <w:szCs w:val="28"/>
-          <w:lang w:val="en-GB"/>
-          <w14:ligatures w14:val="none"/>
-        </w:rPr>
-        <w:t>сервера</w:t>
-      </w:r>
-      <w:proofErr w:type="spellEnd"/>
-      <w:r>
-        <w:rPr>
-          <w:rFonts w:ascii="Times New Roman" w:hAnsi="Times New Roman" w:cs="Times New Roman"/>
-          <w:kern w:val="0"/>
-          <w:sz w:val="28"/>
-          <w:szCs w:val="28"/>
-          <w:lang w:val="en-GB"/>
-          <w14:ligatures w14:val="none"/>
-        </w:rPr>
-        <w:t>.</w:t>
+      <w:r>
+        <w:rPr>
+          <w:rFonts w:ascii="Times New Roman" w:hAnsi="Times New Roman" w:cs="Times New Roman"/>
+          <w:kern w:val="0"/>
+          <w:sz w:val="28"/>
+          <w:szCs w:val="28"/>
+          <w:lang w:val="en-GB"/>
+          <w14:ligatures w14:val="none"/>
+        </w:rPr>
+        <w:t>Hints</w:t>
+      </w:r>
+      <w:r>
+        <w:rPr>
+          <w:rFonts w:ascii="Times New Roman" w:hAnsi="Times New Roman" w:cs="Times New Roman"/>
+          <w:kern w:val="0"/>
+          <w:sz w:val="28"/>
+          <w:szCs w:val="28"/>
+          <w:lang w:val="ru-RU"/>
+          <w14:ligatures w14:val="none"/>
+        </w:rPr>
+        <w:t>).</w:t>
       </w:r>
     </w:p>
     <w:p>
       <w:pPr>
         <w:numPr>
           <w:ilvl w:val="0"/>
-          <w:numId w:val="6"/>
+          <w:numId w:val="5"/>
         </w:numPr>
         <w:rPr>
           <w:rFonts w:ascii="Times New Roman" w:hAnsi="Times New Roman" w:cs="Times New Roman"/>
@@ -2936,34 +1950,45 @@
           <w14:ligatures w14:val="none"/>
         </w:rPr>
       </w:pPr>
-      <w:proofErr w:type="gramStart"/>
-      <w:r>
-        <w:rPr>
-          <w:rFonts w:ascii="Times New Roman" w:hAnsi="Times New Roman" w:cs="Times New Roman"/>
-          <w:b/>
-          <w:bCs/>
-          <w:kern w:val="0"/>
-          <w:sz w:val="28"/>
-          <w:szCs w:val="28"/>
-          <w:lang w:val="ru-RU"/>
-          <w14:ligatures w14:val="none"/>
-        </w:rPr>
-        <w:t>:</w:t>
-      </w:r>
-      <w:r>
-        <w:rPr>
-          <w:rFonts w:ascii="Times New Roman" w:hAnsi="Times New Roman" w:cs="Times New Roman"/>
-          <w:b/>
-          <w:bCs/>
-          <w:kern w:val="0"/>
-          <w:sz w:val="28"/>
-          <w:szCs w:val="28"/>
-          <w:lang w:val="en-GB"/>
-          <w14:ligatures w14:val="none"/>
-        </w:rPr>
-        <w:t>method</w:t>
-      </w:r>
-      <w:proofErr w:type="gramEnd"/>
+      <w:r>
+        <w:rPr>
+          <w:rFonts w:ascii="Times New Roman" w:hAnsi="Times New Roman" w:cs="Times New Roman"/>
+          <w:b/>
+          <w:bCs/>
+          <w:kern w:val="0"/>
+          <w:sz w:val="28"/>
+          <w:szCs w:val="28"/>
+          <w:lang w:val="en-GB"/>
+          <w14:ligatures w14:val="none"/>
+        </w:rPr>
+        <w:t>Accept</w:t>
+      </w:r>
+      <w:r>
+        <w:rPr>
+          <w:rFonts w:ascii="Times New Roman" w:hAnsi="Times New Roman" w:cs="Times New Roman"/>
+          <w:b/>
+          <w:bCs/>
+          <w:kern w:val="0"/>
+          <w:sz w:val="28"/>
+          <w:szCs w:val="28"/>
+          <w:lang w:val="ru-RU"/>
+          <w14:ligatures w14:val="none"/>
+        </w:rPr>
+        <w:t>-</w:t>
+      </w:r>
+      <w:r>
+        <w:rPr>
+          <w:rFonts w:ascii="Times New Roman" w:hAnsi="Times New Roman" w:cs="Times New Roman"/>
+          <w:b/>
+          <w:bCs/>
+          <w:kern w:val="0"/>
+          <w:sz w:val="28"/>
+          <w:szCs w:val="28"/>
+          <w:lang w:val="en-GB"/>
+          <w14:ligatures w14:val="none"/>
+        </w:rPr>
+        <w:t>Ranges</w:t>
+      </w:r>
       <w:r>
         <w:rPr>
           <w:rFonts w:ascii="Times New Roman" w:hAnsi="Times New Roman" w:cs="Times New Roman"/>
@@ -2988,25 +2013,25 @@
           <w:lang w:val="en-GB"/>
           <w14:ligatures w14:val="none"/>
         </w:rPr>
-        <w:t>GET</w:t>
-      </w:r>
-      <w:r>
-        <w:rPr>
-          <w:rFonts w:ascii="Times New Roman" w:hAnsi="Times New Roman" w:cs="Times New Roman"/>
-          <w:kern w:val="0"/>
-          <w:sz w:val="28"/>
-          <w:szCs w:val="28"/>
-          <w:lang w:val="ru-RU"/>
-          <w14:ligatures w14:val="none"/>
-        </w:rPr>
-        <w:t>: метод запроса. Браузер хочет просто получить (скачать) страницу.</w:t>
+        <w:t>bytes</w:t>
+      </w:r>
+      <w:r>
+        <w:rPr>
+          <w:rFonts w:ascii="Times New Roman" w:hAnsi="Times New Roman" w:cs="Times New Roman"/>
+          <w:kern w:val="0"/>
+          <w:sz w:val="28"/>
+          <w:szCs w:val="28"/>
+          <w:lang w:val="ru-RU"/>
+          <w14:ligatures w14:val="none"/>
+        </w:rPr>
+        <w:t xml:space="preserve"> (в списке разделены): сервер разрешает скачивать файлы по частям (в байтах).</w:t>
       </w:r>
     </w:p>
     <w:p>
       <w:pPr>
         <w:numPr>
           <w:ilvl w:val="0"/>
-          <w:numId w:val="6"/>
+          <w:numId w:val="5"/>
         </w:numPr>
         <w:rPr>
           <w:rFonts w:ascii="Times New Roman" w:hAnsi="Times New Roman" w:cs="Times New Roman"/>
@@ -3017,103 +2042,71 @@
           <w14:ligatures w14:val="none"/>
         </w:rPr>
       </w:pPr>
-      <w:proofErr w:type="gramStart"/>
-      <w:r>
-        <w:rPr>
-          <w:rFonts w:ascii="Times New Roman" w:hAnsi="Times New Roman" w:cs="Times New Roman"/>
-          <w:b/>
-          <w:bCs/>
-          <w:kern w:val="0"/>
-          <w:sz w:val="28"/>
-          <w:szCs w:val="28"/>
-          <w:lang w:val="ru-RU"/>
-          <w14:ligatures w14:val="none"/>
-        </w:rPr>
-        <w:t>:</w:t>
-      </w:r>
-      <w:r>
-        <w:rPr>
-          <w:rFonts w:ascii="Times New Roman" w:hAnsi="Times New Roman" w:cs="Times New Roman"/>
-          <w:b/>
-          <w:bCs/>
-          <w:kern w:val="0"/>
-          <w:sz w:val="28"/>
-          <w:szCs w:val="28"/>
-          <w:lang w:val="en-GB"/>
-          <w14:ligatures w14:val="none"/>
-        </w:rPr>
-        <w:t>path</w:t>
-      </w:r>
-      <w:proofErr w:type="gramEnd"/>
-      <w:r>
-        <w:rPr>
-          <w:rFonts w:ascii="Times New Roman" w:hAnsi="Times New Roman" w:cs="Times New Roman"/>
-          <w:b/>
-          <w:bCs/>
-          <w:kern w:val="0"/>
-          <w:sz w:val="28"/>
-          <w:szCs w:val="28"/>
-          <w:lang w:val="ru-RU"/>
-          <w14:ligatures w14:val="none"/>
-        </w:rPr>
-        <w:t>: /</w:t>
-      </w:r>
-      <w:r>
-        <w:rPr>
-          <w:rFonts w:ascii="Times New Roman" w:hAnsi="Times New Roman" w:cs="Times New Roman"/>
-          <w:b/>
-          <w:bCs/>
-          <w:kern w:val="0"/>
-          <w:sz w:val="28"/>
-          <w:szCs w:val="28"/>
-          <w:lang w:val="en-GB"/>
-          <w14:ligatures w14:val="none"/>
-        </w:rPr>
-        <w:t>wiki</w:t>
-      </w:r>
-      <w:r>
-        <w:rPr>
-          <w:rFonts w:ascii="Times New Roman" w:hAnsi="Times New Roman" w:cs="Times New Roman"/>
-          <w:b/>
-          <w:bCs/>
-          <w:kern w:val="0"/>
-          <w:sz w:val="28"/>
-          <w:szCs w:val="28"/>
-          <w:lang w:val="ru-RU"/>
-          <w14:ligatures w14:val="none"/>
-        </w:rPr>
-        <w:t>/</w:t>
-      </w:r>
-      <w:r>
-        <w:rPr>
-          <w:rFonts w:ascii="Times New Roman" w:hAnsi="Times New Roman" w:cs="Times New Roman"/>
-          <w:b/>
-          <w:bCs/>
-          <w:kern w:val="0"/>
-          <w:sz w:val="28"/>
-          <w:szCs w:val="28"/>
-          <w:lang w:val="en-GB"/>
-          <w14:ligatures w14:val="none"/>
-        </w:rPr>
-        <w:t>HTTP</w:t>
-      </w:r>
-      <w:r>
-        <w:rPr>
-          <w:rFonts w:ascii="Times New Roman" w:hAnsi="Times New Roman" w:cs="Times New Roman"/>
-          <w:kern w:val="0"/>
-          <w:sz w:val="28"/>
-          <w:szCs w:val="28"/>
-          <w:lang w:val="ru-RU"/>
-          <w14:ligatures w14:val="none"/>
-        </w:rPr>
-        <w:t>: точный адрес (путь) запрашиваемой страницы на сайте.</w:t>
+      <w:r>
+        <w:rPr>
+          <w:rFonts w:ascii="Times New Roman" w:hAnsi="Times New Roman" w:cs="Times New Roman"/>
+          <w:b/>
+          <w:bCs/>
+          <w:kern w:val="0"/>
+          <w:sz w:val="28"/>
+          <w:szCs w:val="28"/>
+          <w:lang w:val="en-GB"/>
+          <w14:ligatures w14:val="none"/>
+        </w:rPr>
+        <w:t>Age</w:t>
+      </w:r>
+      <w:r>
+        <w:rPr>
+          <w:rFonts w:ascii="Times New Roman" w:hAnsi="Times New Roman" w:cs="Times New Roman"/>
+          <w:b/>
+          <w:bCs/>
+          <w:kern w:val="0"/>
+          <w:sz w:val="28"/>
+          <w:szCs w:val="28"/>
+          <w:lang w:val="ru-RU"/>
+          <w14:ligatures w14:val="none"/>
+        </w:rPr>
+        <w:t>: 36268</w:t>
+      </w:r>
+      <w:r>
+        <w:rPr>
+          <w:rFonts w:ascii="Times New Roman" w:hAnsi="Times New Roman" w:cs="Times New Roman"/>
+          <w:kern w:val="0"/>
+          <w:sz w:val="28"/>
+          <w:szCs w:val="28"/>
+          <w:lang w:val="ru-RU"/>
+          <w14:ligatures w14:val="none"/>
+        </w:rPr>
+        <w:t xml:space="preserve"> (в списке разделены): объект лежит в кэше </w:t>
+      </w:r>
+      <w:r>
+        <w:rPr>
+          <w:rFonts w:ascii="Times New Roman" w:hAnsi="Times New Roman" w:cs="Times New Roman"/>
+          <w:kern w:val="0"/>
+          <w:sz w:val="28"/>
+          <w:szCs w:val="28"/>
+          <w:lang w:val="en-GB"/>
+          <w14:ligatures w14:val="none"/>
+        </w:rPr>
+        <w:t>CDN</w:t>
+      </w:r>
+      <w:r>
+        <w:rPr>
+          <w:rFonts w:ascii="Times New Roman" w:hAnsi="Times New Roman" w:cs="Times New Roman"/>
+          <w:kern w:val="0"/>
+          <w:sz w:val="28"/>
+          <w:szCs w:val="28"/>
+          <w:lang w:val="ru-RU"/>
+          <w14:ligatures w14:val="none"/>
+        </w:rPr>
+        <w:t>/прокси уже 36 268 секунд (около 10 часов).</w:t>
       </w:r>
     </w:p>
     <w:p>
       <w:pPr>
         <w:numPr>
           <w:ilvl w:val="0"/>
-          <w:numId w:val="6"/>
+          <w:numId w:val="5"/>
         </w:numPr>
         <w:rPr>
           <w:rFonts w:ascii="Times New Roman" w:hAnsi="Times New Roman" w:cs="Times New Roman"/>
@@ -3124,99 +2117,185 @@
           <w14:ligatures w14:val="none"/>
         </w:rPr>
       </w:pPr>
-      <w:proofErr w:type="gramStart"/>
-      <w:r>
-        <w:rPr>
-          <w:rFonts w:ascii="Times New Roman" w:hAnsi="Times New Roman" w:cs="Times New Roman"/>
-          <w:b/>
-          <w:bCs/>
-          <w:kern w:val="0"/>
-          <w:sz w:val="28"/>
-          <w:szCs w:val="28"/>
-          <w:lang w:val="ru-RU"/>
-          <w14:ligatures w14:val="none"/>
-        </w:rPr>
-        <w:t>:</w:t>
-      </w:r>
-      <w:r>
-        <w:rPr>
-          <w:rFonts w:ascii="Times New Roman" w:hAnsi="Times New Roman" w:cs="Times New Roman"/>
-          <w:b/>
-          <w:bCs/>
-          <w:kern w:val="0"/>
-          <w:sz w:val="28"/>
-          <w:szCs w:val="28"/>
-          <w:lang w:val="en-GB"/>
-          <w14:ligatures w14:val="none"/>
-        </w:rPr>
-        <w:t>scheme</w:t>
-      </w:r>
-      <w:proofErr w:type="gramEnd"/>
-      <w:r>
-        <w:rPr>
-          <w:rFonts w:ascii="Times New Roman" w:hAnsi="Times New Roman" w:cs="Times New Roman"/>
-          <w:b/>
-          <w:bCs/>
-          <w:kern w:val="0"/>
-          <w:sz w:val="28"/>
-          <w:szCs w:val="28"/>
-          <w:lang w:val="ru-RU"/>
-          <w14:ligatures w14:val="none"/>
-        </w:rPr>
-        <w:t xml:space="preserve">: </w:t>
-      </w:r>
-      <w:r>
-        <w:rPr>
-          <w:rFonts w:ascii="Times New Roman" w:hAnsi="Times New Roman" w:cs="Times New Roman"/>
-          <w:b/>
-          <w:bCs/>
-          <w:kern w:val="0"/>
-          <w:sz w:val="28"/>
-          <w:szCs w:val="28"/>
-          <w:lang w:val="en-GB"/>
-          <w14:ligatures w14:val="none"/>
-        </w:rPr>
-        <w:t>https</w:t>
-      </w:r>
-      <w:r>
-        <w:rPr>
-          <w:rFonts w:ascii="Times New Roman" w:hAnsi="Times New Roman" w:cs="Times New Roman"/>
-          <w:kern w:val="0"/>
-          <w:sz w:val="28"/>
-          <w:szCs w:val="28"/>
-          <w:lang w:val="ru-RU"/>
-          <w14:ligatures w14:val="none"/>
-        </w:rPr>
-        <w:t xml:space="preserve">: протокол соединения. В данном случае безопасный </w:t>
-      </w:r>
-      <w:r>
-        <w:rPr>
-          <w:rFonts w:ascii="Times New Roman" w:hAnsi="Times New Roman" w:cs="Times New Roman"/>
-          <w:kern w:val="0"/>
-          <w:sz w:val="28"/>
-          <w:szCs w:val="28"/>
-          <w:lang w:val="en-GB"/>
-          <w14:ligatures w14:val="none"/>
-        </w:rPr>
-        <w:t>HTTPS</w:t>
-      </w:r>
-      <w:r>
-        <w:rPr>
-          <w:rFonts w:ascii="Times New Roman" w:hAnsi="Times New Roman" w:cs="Times New Roman"/>
-          <w:kern w:val="0"/>
-          <w:sz w:val="28"/>
-          <w:szCs w:val="28"/>
-          <w:lang w:val="ru-RU"/>
-          <w14:ligatures w14:val="none"/>
-        </w:rPr>
-        <w:t>.</w:t>
+      <w:r>
+        <w:rPr>
+          <w:rFonts w:ascii="Times New Roman" w:hAnsi="Times New Roman" w:cs="Times New Roman"/>
+          <w:b/>
+          <w:bCs/>
+          <w:kern w:val="0"/>
+          <w:sz w:val="28"/>
+          <w:szCs w:val="28"/>
+          <w:lang w:val="en-GB"/>
+          <w14:ligatures w14:val="none"/>
+        </w:rPr>
+        <w:t>Cache</w:t>
+      </w:r>
+      <w:r>
+        <w:rPr>
+          <w:rFonts w:ascii="Times New Roman" w:hAnsi="Times New Roman" w:cs="Times New Roman"/>
+          <w:b/>
+          <w:bCs/>
+          <w:kern w:val="0"/>
+          <w:sz w:val="28"/>
+          <w:szCs w:val="28"/>
+          <w:lang w:val="ru-RU"/>
+          <w14:ligatures w14:val="none"/>
+        </w:rPr>
+        <w:t>-</w:t>
+      </w:r>
+      <w:r>
+        <w:rPr>
+          <w:rFonts w:ascii="Times New Roman" w:hAnsi="Times New Roman" w:cs="Times New Roman"/>
+          <w:b/>
+          <w:bCs/>
+          <w:kern w:val="0"/>
+          <w:sz w:val="28"/>
+          <w:szCs w:val="28"/>
+          <w:lang w:val="en-GB"/>
+          <w14:ligatures w14:val="none"/>
+        </w:rPr>
+        <w:t>Control</w:t>
+      </w:r>
+      <w:r>
+        <w:rPr>
+          <w:rFonts w:ascii="Times New Roman" w:hAnsi="Times New Roman" w:cs="Times New Roman"/>
+          <w:b/>
+          <w:bCs/>
+          <w:kern w:val="0"/>
+          <w:sz w:val="28"/>
+          <w:szCs w:val="28"/>
+          <w:lang w:val="ru-RU"/>
+          <w14:ligatures w14:val="none"/>
+        </w:rPr>
+        <w:t>: ...</w:t>
+      </w:r>
+      <w:r>
+        <w:rPr>
+          <w:rFonts w:ascii="Times New Roman" w:hAnsi="Times New Roman" w:cs="Times New Roman"/>
+          <w:kern w:val="0"/>
+          <w:sz w:val="28"/>
+          <w:szCs w:val="28"/>
+          <w:lang w:val="ru-RU"/>
+          <w14:ligatures w14:val="none"/>
+        </w:rPr>
+        <w:t>: запрещает публичное кэширование (</w:t>
+      </w:r>
+      <w:r>
+        <w:rPr>
+          <w:rFonts w:ascii="Times New Roman" w:hAnsi="Times New Roman" w:cs="Times New Roman"/>
+          <w:kern w:val="0"/>
+          <w:sz w:val="28"/>
+          <w:szCs w:val="28"/>
+          <w:lang w:val="en-GB"/>
+          <w14:ligatures w14:val="none"/>
+        </w:rPr>
+        <w:t>private</w:t>
+      </w:r>
+      <w:r>
+        <w:rPr>
+          <w:rFonts w:ascii="Times New Roman" w:hAnsi="Times New Roman" w:cs="Times New Roman"/>
+          <w:kern w:val="0"/>
+          <w:sz w:val="28"/>
+          <w:szCs w:val="28"/>
+          <w:lang w:val="ru-RU"/>
+          <w14:ligatures w14:val="none"/>
+        </w:rPr>
+        <w:t>) и требует от браузера проверять актуальность страницы при каждом обращении (</w:t>
+      </w:r>
+      <w:r>
+        <w:rPr>
+          <w:rFonts w:ascii="Times New Roman" w:hAnsi="Times New Roman" w:cs="Times New Roman"/>
+          <w:kern w:val="0"/>
+          <w:sz w:val="28"/>
+          <w:szCs w:val="28"/>
+          <w:lang w:val="en-GB"/>
+          <w14:ligatures w14:val="none"/>
+        </w:rPr>
+        <w:t>max</w:t>
+      </w:r>
+      <w:r>
+        <w:rPr>
+          <w:rFonts w:ascii="Times New Roman" w:hAnsi="Times New Roman" w:cs="Times New Roman"/>
+          <w:kern w:val="0"/>
+          <w:sz w:val="28"/>
+          <w:szCs w:val="28"/>
+          <w:lang w:val="ru-RU"/>
+          <w14:ligatures w14:val="none"/>
+        </w:rPr>
+        <w:t>-</w:t>
+      </w:r>
+      <w:r>
+        <w:rPr>
+          <w:rFonts w:ascii="Times New Roman" w:hAnsi="Times New Roman" w:cs="Times New Roman"/>
+          <w:kern w:val="0"/>
+          <w:sz w:val="28"/>
+          <w:szCs w:val="28"/>
+          <w:lang w:val="en-GB"/>
+          <w14:ligatures w14:val="none"/>
+        </w:rPr>
+        <w:t>age</w:t>
+      </w:r>
+      <w:r>
+        <w:rPr>
+          <w:rFonts w:ascii="Times New Roman" w:hAnsi="Times New Roman" w:cs="Times New Roman"/>
+          <w:kern w:val="0"/>
+          <w:sz w:val="28"/>
+          <w:szCs w:val="28"/>
+          <w:lang w:val="ru-RU"/>
+          <w14:ligatures w14:val="none"/>
+        </w:rPr>
+        <w:t xml:space="preserve">=0, </w:t>
+      </w:r>
+      <w:r>
+        <w:rPr>
+          <w:rFonts w:ascii="Times New Roman" w:hAnsi="Times New Roman" w:cs="Times New Roman"/>
+          <w:kern w:val="0"/>
+          <w:sz w:val="28"/>
+          <w:szCs w:val="28"/>
+          <w:lang w:val="en-GB"/>
+          <w14:ligatures w14:val="none"/>
+        </w:rPr>
+        <w:t>must</w:t>
+      </w:r>
+      <w:r>
+        <w:rPr>
+          <w:rFonts w:ascii="Times New Roman" w:hAnsi="Times New Roman" w:cs="Times New Roman"/>
+          <w:kern w:val="0"/>
+          <w:sz w:val="28"/>
+          <w:szCs w:val="28"/>
+          <w:lang w:val="ru-RU"/>
+          <w14:ligatures w14:val="none"/>
+        </w:rPr>
+        <w:t>-</w:t>
+      </w:r>
+      <w:r>
+        <w:rPr>
+          <w:rFonts w:ascii="Times New Roman" w:hAnsi="Times New Roman" w:cs="Times New Roman"/>
+          <w:kern w:val="0"/>
+          <w:sz w:val="28"/>
+          <w:szCs w:val="28"/>
+          <w:lang w:val="en-GB"/>
+          <w14:ligatures w14:val="none"/>
+        </w:rPr>
+        <w:t>revalidate</w:t>
+      </w:r>
+      <w:r>
+        <w:rPr>
+          <w:rFonts w:ascii="Times New Roman" w:hAnsi="Times New Roman" w:cs="Times New Roman"/>
+          <w:kern w:val="0"/>
+          <w:sz w:val="28"/>
+          <w:szCs w:val="28"/>
+          <w:lang w:val="ru-RU"/>
+          <w14:ligatures w14:val="none"/>
+        </w:rPr>
+        <w:t>).</w:t>
       </w:r>
     </w:p>
     <w:p>
       <w:pPr>
         <w:numPr>
           <w:ilvl w:val="0"/>
-          <w:numId w:val="6"/>
+          <w:numId w:val="5"/>
         </w:numPr>
         <w:rPr>
           <w:rFonts w:ascii="Times New Roman" w:hAnsi="Times New Roman" w:cs="Times New Roman"/>
@@ -3238,109 +2317,60 @@
           <w:lang w:val="en-GB"/>
           <w14:ligatures w14:val="none"/>
         </w:rPr>
-        <w:t>accept</w:t>
-      </w:r>
-      <w:r>
-        <w:rPr>
-          <w:rFonts w:ascii="Times New Roman" w:hAnsi="Times New Roman" w:cs="Times New Roman"/>
-          <w:b/>
-          <w:bCs/>
-          <w:kern w:val="0"/>
-          <w:sz w:val="28"/>
-          <w:szCs w:val="28"/>
-          <w:lang w:val="ru-RU"/>
-          <w14:ligatures w14:val="none"/>
-        </w:rPr>
-        <w:t>: ...</w:t>
-      </w:r>
-      <w:r>
-        <w:rPr>
-          <w:rFonts w:ascii="Times New Roman" w:hAnsi="Times New Roman" w:cs="Times New Roman"/>
-          <w:kern w:val="0"/>
-          <w:sz w:val="28"/>
-          <w:szCs w:val="28"/>
-          <w:lang w:val="ru-RU"/>
-          <w14:ligatures w14:val="none"/>
-        </w:rPr>
-        <w:t xml:space="preserve">: форматы, которые понимает браузер. Он приоритетно ждет </w:t>
-      </w:r>
-      <w:r>
-        <w:rPr>
-          <w:rFonts w:ascii="Times New Roman" w:hAnsi="Times New Roman" w:cs="Times New Roman"/>
-          <w:kern w:val="0"/>
-          <w:sz w:val="28"/>
-          <w:szCs w:val="28"/>
-          <w:lang w:val="en-GB"/>
-          <w14:ligatures w14:val="none"/>
-        </w:rPr>
-        <w:t>HTML</w:t>
-      </w:r>
-      <w:r>
-        <w:rPr>
-          <w:rFonts w:ascii="Times New Roman" w:hAnsi="Times New Roman" w:cs="Times New Roman"/>
-          <w:kern w:val="0"/>
-          <w:sz w:val="28"/>
-          <w:szCs w:val="28"/>
-          <w:lang w:val="ru-RU"/>
-          <w14:ligatures w14:val="none"/>
-        </w:rPr>
-        <w:t xml:space="preserve"> (</w:t>
-      </w:r>
-      <w:r>
-        <w:rPr>
-          <w:rFonts w:ascii="Times New Roman" w:hAnsi="Times New Roman" w:cs="Times New Roman"/>
-          <w:kern w:val="0"/>
-          <w:sz w:val="28"/>
-          <w:szCs w:val="28"/>
-          <w:lang w:val="en-GB"/>
-          <w14:ligatures w14:val="none"/>
-        </w:rPr>
-        <w:t>text</w:t>
-      </w:r>
-      <w:r>
-        <w:rPr>
-          <w:rFonts w:ascii="Times New Roman" w:hAnsi="Times New Roman" w:cs="Times New Roman"/>
-          <w:kern w:val="0"/>
-          <w:sz w:val="28"/>
-          <w:szCs w:val="28"/>
-          <w:lang w:val="ru-RU"/>
-          <w14:ligatures w14:val="none"/>
-        </w:rPr>
-        <w:t>/</w:t>
-      </w:r>
-      <w:r>
-        <w:rPr>
-          <w:rFonts w:ascii="Times New Roman" w:hAnsi="Times New Roman" w:cs="Times New Roman"/>
-          <w:kern w:val="0"/>
-          <w:sz w:val="28"/>
-          <w:szCs w:val="28"/>
-          <w:lang w:val="en-GB"/>
-          <w14:ligatures w14:val="none"/>
-        </w:rPr>
-        <w:t>html</w:t>
-      </w:r>
-      <w:r>
-        <w:rPr>
-          <w:rFonts w:ascii="Times New Roman" w:hAnsi="Times New Roman" w:cs="Times New Roman"/>
-          <w:kern w:val="0"/>
-          <w:sz w:val="28"/>
-          <w:szCs w:val="28"/>
-          <w:lang w:val="ru-RU"/>
-          <w14:ligatures w14:val="none"/>
-        </w:rPr>
-        <w:t>), но готов принять современные картинки (</w:t>
+        <w:t>Content</w:t>
+      </w:r>
+      <w:r>
+        <w:rPr>
+          <w:rFonts w:ascii="Times New Roman" w:hAnsi="Times New Roman" w:cs="Times New Roman"/>
+          <w:b/>
+          <w:bCs/>
+          <w:kern w:val="0"/>
+          <w:sz w:val="28"/>
+          <w:szCs w:val="28"/>
+          <w:lang w:val="ru-RU"/>
+          <w14:ligatures w14:val="none"/>
+        </w:rPr>
+        <w:t>-</w:t>
+      </w:r>
+      <w:r>
+        <w:rPr>
+          <w:rFonts w:ascii="Times New Roman" w:hAnsi="Times New Roman" w:cs="Times New Roman"/>
+          <w:b/>
+          <w:bCs/>
+          <w:kern w:val="0"/>
+          <w:sz w:val="28"/>
+          <w:szCs w:val="28"/>
+          <w:lang w:val="en-GB"/>
+          <w14:ligatures w14:val="none"/>
+        </w:rPr>
+        <w:t>Encoding</w:t>
+      </w:r>
+      <w:r>
+        <w:rPr>
+          <w:rFonts w:ascii="Times New Roman" w:hAnsi="Times New Roman" w:cs="Times New Roman"/>
+          <w:b/>
+          <w:bCs/>
+          <w:kern w:val="0"/>
+          <w:sz w:val="28"/>
+          <w:szCs w:val="28"/>
+          <w:lang w:val="ru-RU"/>
+          <w14:ligatures w14:val="none"/>
+        </w:rPr>
+        <w:t xml:space="preserve">: </w:t>
       </w:r>
       <w:proofErr w:type="spellStart"/>
       <w:r>
         <w:rPr>
           <w:rFonts w:ascii="Times New Roman" w:hAnsi="Times New Roman" w:cs="Times New Roman"/>
-          <w:kern w:val="0"/>
-          <w:sz w:val="28"/>
-          <w:szCs w:val="28"/>
-          <w:lang w:val="en-GB"/>
-          <w14:ligatures w14:val="none"/>
-        </w:rPr>
-        <w:t>webp</w:t>
+          <w:b/>
+          <w:bCs/>
+          <w:kern w:val="0"/>
+          <w:sz w:val="28"/>
+          <w:szCs w:val="28"/>
+          <w:lang w:val="en-GB"/>
+          <w14:ligatures w14:val="none"/>
+        </w:rPr>
+        <w:t>gzip</w:t>
       </w:r>
       <w:proofErr w:type="spellEnd"/>
       <w:r>
@@ -3352,7 +2382,7 @@
           <w:lang w:val="ru-RU"/>
           <w14:ligatures w14:val="none"/>
         </w:rPr>
-        <w:t xml:space="preserve">, </w:t>
+        <w:t xml:space="preserve">: данные сжаты архиватором </w:t>
       </w:r>
       <w:proofErr w:type="spellStart"/>
       <w:r>
@@ -3364,7 +2394,7 @@
           <w:lang w:val="en-GB"/>
           <w14:ligatures w14:val="none"/>
         </w:rPr>
-        <w:t>avif</w:t>
+        <w:t>Gzip</w:t>
       </w:r>
       <w:proofErr w:type="spellEnd"/>
       <w:r>
@@ -3376,36 +2406,36 @@
           <w:lang w:val="ru-RU"/>
           <w14:ligatures w14:val="none"/>
         </w:rPr>
-        <w:t>).</w:t>
+        <w:t xml:space="preserve"> для быстрой передачи.</w:t>
       </w:r>
     </w:p>
     <w:p>
       <w:pPr>
         <w:numPr>
           <w:ilvl w:val="0"/>
-          <w:numId w:val="6"/>
+          <w:numId w:val="5"/>
         </w:numPr>
         <w:rPr>
           <w:rFonts w:ascii="Times New Roman" w:hAnsi="Times New Roman" w:cs="Times New Roman"/>
           <w:kern w:val="0"/>
           <w:sz w:val="28"/>
           <w:szCs w:val="28"/>
-          <w:lang w:val="en-GB"/>
-          <w14:ligatures w14:val="none"/>
-        </w:rPr>
-      </w:pPr>
-      <w:r>
-        <w:rPr>
-          <w:rFonts w:ascii="Times New Roman" w:hAnsi="Times New Roman" w:cs="Times New Roman"/>
-          <w:b/>
-          <w:bCs/>
-          <w:kern w:val="0"/>
-          <w:sz w:val="28"/>
-          <w:szCs w:val="28"/>
-          <w:lang w:val="en-GB"/>
-          <w14:ligatures w14:val="none"/>
-        </w:rPr>
-        <w:t>accept</w:t>
+          <w:lang w:val="ru-RU"/>
+          <w14:ligatures w14:val="none"/>
+        </w:rPr>
+      </w:pPr>
+      <w:r>
+        <w:rPr>
+          <w:rFonts w:ascii="Times New Roman" w:hAnsi="Times New Roman" w:cs="Times New Roman"/>
+          <w:b/>
+          <w:bCs/>
+          <w:kern w:val="0"/>
+          <w:sz w:val="28"/>
+          <w:szCs w:val="28"/>
+          <w:lang w:val="en-GB"/>
+          <w14:ligatures w14:val="none"/>
+        </w:rPr>
+        <w:t>Content</w:t>
       </w:r>
       <w:r>
         <w:rPr>
@@ -3431,7 +2461,7 @@
           <w:lang w:val="en-GB"/>
           <w14:ligatures w14:val="none"/>
         </w:rPr>
-        <w:t>encoding</w:t>
+        <w:t>Language</w:t>
       </w:r>
       <w:r>
         <w:rPr>
@@ -3458,276 +2488,26 @@
           <w:lang w:val="en-GB"/>
           <w14:ligatures w14:val="none"/>
         </w:rPr>
-        <w:t>gzip</w:t>
+        <w:t>en</w:t>
       </w:r>
       <w:proofErr w:type="spellEnd"/>
       <w:r>
         <w:rPr>
           <w:rFonts w:ascii="Times New Roman" w:hAnsi="Times New Roman" w:cs="Times New Roman"/>
-          <w:b/>
-          <w:bCs/>
-          <w:kern w:val="0"/>
-          <w:sz w:val="28"/>
-          <w:szCs w:val="28"/>
-          <w:lang w:val="ru-RU"/>
-          <w14:ligatures w14:val="none"/>
-        </w:rPr>
-        <w:t xml:space="preserve">, </w:t>
-      </w:r>
-      <w:r>
-        <w:rPr>
-          <w:rFonts w:ascii="Times New Roman" w:hAnsi="Times New Roman" w:cs="Times New Roman"/>
-          <w:b/>
-          <w:bCs/>
-          <w:kern w:val="0"/>
-          <w:sz w:val="28"/>
-          <w:szCs w:val="28"/>
-          <w:lang w:val="en-GB"/>
-          <w14:ligatures w14:val="none"/>
-        </w:rPr>
-        <w:t>deflate</w:t>
-      </w:r>
-      <w:r>
-        <w:rPr>
-          <w:rFonts w:ascii="Times New Roman" w:hAnsi="Times New Roman" w:cs="Times New Roman"/>
-          <w:b/>
-          <w:bCs/>
-          <w:kern w:val="0"/>
-          <w:sz w:val="28"/>
-          <w:szCs w:val="28"/>
-          <w:lang w:val="ru-RU"/>
-          <w14:ligatures w14:val="none"/>
-        </w:rPr>
-        <w:t xml:space="preserve">, </w:t>
-      </w:r>
-      <w:proofErr w:type="spellStart"/>
-      <w:r>
-        <w:rPr>
-          <w:rFonts w:ascii="Times New Roman" w:hAnsi="Times New Roman" w:cs="Times New Roman"/>
-          <w:b/>
-          <w:bCs/>
-          <w:kern w:val="0"/>
-          <w:sz w:val="28"/>
-          <w:szCs w:val="28"/>
-          <w:lang w:val="en-GB"/>
-          <w14:ligatures w14:val="none"/>
-        </w:rPr>
-        <w:t>br</w:t>
-      </w:r>
-      <w:proofErr w:type="spellEnd"/>
-      <w:r>
-        <w:rPr>
-          <w:rFonts w:ascii="Times New Roman" w:hAnsi="Times New Roman" w:cs="Times New Roman"/>
-          <w:b/>
-          <w:bCs/>
-          <w:kern w:val="0"/>
-          <w:sz w:val="28"/>
-          <w:szCs w:val="28"/>
-          <w:lang w:val="ru-RU"/>
-          <w14:ligatures w14:val="none"/>
-        </w:rPr>
-        <w:t xml:space="preserve">, </w:t>
-      </w:r>
-      <w:proofErr w:type="spellStart"/>
-      <w:r>
-        <w:rPr>
-          <w:rFonts w:ascii="Times New Roman" w:hAnsi="Times New Roman" w:cs="Times New Roman"/>
-          <w:b/>
-          <w:bCs/>
-          <w:kern w:val="0"/>
-          <w:sz w:val="28"/>
-          <w:szCs w:val="28"/>
-          <w:lang w:val="en-GB"/>
-          <w14:ligatures w14:val="none"/>
-        </w:rPr>
-        <w:t>zstd</w:t>
-      </w:r>
-      <w:proofErr w:type="spellEnd"/>
-      <w:r>
-        <w:rPr>
-          <w:rFonts w:ascii="Times New Roman" w:hAnsi="Times New Roman" w:cs="Times New Roman"/>
-          <w:kern w:val="0"/>
-          <w:sz w:val="28"/>
-          <w:szCs w:val="28"/>
-          <w:lang w:val="ru-RU"/>
-          <w14:ligatures w14:val="none"/>
-        </w:rPr>
-        <w:t xml:space="preserve">: алгоритмы сжатия данных, которые поддерживает браузер. </w:t>
-      </w:r>
-      <w:proofErr w:type="spellStart"/>
-      <w:r>
-        <w:rPr>
-          <w:rFonts w:ascii="Times New Roman" w:hAnsi="Times New Roman" w:cs="Times New Roman"/>
-          <w:kern w:val="0"/>
-          <w:sz w:val="28"/>
-          <w:szCs w:val="28"/>
-          <w:lang w:val="en-GB"/>
-          <w14:ligatures w14:val="none"/>
-        </w:rPr>
-        <w:t>Сервер</w:t>
-      </w:r>
-      <w:proofErr w:type="spellEnd"/>
-      <w:r>
-        <w:rPr>
-          <w:rFonts w:ascii="Times New Roman" w:hAnsi="Times New Roman" w:cs="Times New Roman"/>
-          <w:kern w:val="0"/>
-          <w:sz w:val="28"/>
-          <w:szCs w:val="28"/>
-          <w:lang w:val="en-GB"/>
-          <w14:ligatures w14:val="none"/>
-        </w:rPr>
-        <w:t xml:space="preserve"> </w:t>
-      </w:r>
-      <w:proofErr w:type="spellStart"/>
-      <w:r>
-        <w:rPr>
-          <w:rFonts w:ascii="Times New Roman" w:hAnsi="Times New Roman" w:cs="Times New Roman"/>
-          <w:kern w:val="0"/>
-          <w:sz w:val="28"/>
-          <w:szCs w:val="28"/>
-          <w:lang w:val="en-GB"/>
-          <w14:ligatures w14:val="none"/>
-        </w:rPr>
-        <w:t>может</w:t>
-      </w:r>
-      <w:proofErr w:type="spellEnd"/>
-      <w:r>
-        <w:rPr>
-          <w:rFonts w:ascii="Times New Roman" w:hAnsi="Times New Roman" w:cs="Times New Roman"/>
-          <w:kern w:val="0"/>
-          <w:sz w:val="28"/>
-          <w:szCs w:val="28"/>
-          <w:lang w:val="en-GB"/>
-          <w14:ligatures w14:val="none"/>
-        </w:rPr>
-        <w:t xml:space="preserve"> </w:t>
-      </w:r>
-      <w:proofErr w:type="spellStart"/>
-      <w:r>
-        <w:rPr>
-          <w:rFonts w:ascii="Times New Roman" w:hAnsi="Times New Roman" w:cs="Times New Roman"/>
-          <w:kern w:val="0"/>
-          <w:sz w:val="28"/>
-          <w:szCs w:val="28"/>
-          <w:lang w:val="en-GB"/>
-          <w14:ligatures w14:val="none"/>
-        </w:rPr>
-        <w:t>сжать</w:t>
-      </w:r>
-      <w:proofErr w:type="spellEnd"/>
-      <w:r>
-        <w:rPr>
-          <w:rFonts w:ascii="Times New Roman" w:hAnsi="Times New Roman" w:cs="Times New Roman"/>
-          <w:kern w:val="0"/>
-          <w:sz w:val="28"/>
-          <w:szCs w:val="28"/>
-          <w:lang w:val="en-GB"/>
-          <w14:ligatures w14:val="none"/>
-        </w:rPr>
-        <w:t xml:space="preserve"> </w:t>
-      </w:r>
-      <w:proofErr w:type="spellStart"/>
-      <w:r>
-        <w:rPr>
-          <w:rFonts w:ascii="Times New Roman" w:hAnsi="Times New Roman" w:cs="Times New Roman"/>
-          <w:kern w:val="0"/>
-          <w:sz w:val="28"/>
-          <w:szCs w:val="28"/>
-          <w:lang w:val="en-GB"/>
-          <w14:ligatures w14:val="none"/>
-        </w:rPr>
-        <w:t>ответ</w:t>
-      </w:r>
-      <w:proofErr w:type="spellEnd"/>
-      <w:r>
-        <w:rPr>
-          <w:rFonts w:ascii="Times New Roman" w:hAnsi="Times New Roman" w:cs="Times New Roman"/>
-          <w:kern w:val="0"/>
-          <w:sz w:val="28"/>
-          <w:szCs w:val="28"/>
-          <w:lang w:val="en-GB"/>
-          <w14:ligatures w14:val="none"/>
-        </w:rPr>
-        <w:t xml:space="preserve"> </w:t>
-      </w:r>
-      <w:proofErr w:type="spellStart"/>
-      <w:r>
-        <w:rPr>
-          <w:rFonts w:ascii="Times New Roman" w:hAnsi="Times New Roman" w:cs="Times New Roman"/>
-          <w:kern w:val="0"/>
-          <w:sz w:val="28"/>
-          <w:szCs w:val="28"/>
-          <w:lang w:val="en-GB"/>
-          <w14:ligatures w14:val="none"/>
-        </w:rPr>
-        <w:t>любым</w:t>
-      </w:r>
-      <w:proofErr w:type="spellEnd"/>
-      <w:r>
-        <w:rPr>
-          <w:rFonts w:ascii="Times New Roman" w:hAnsi="Times New Roman" w:cs="Times New Roman"/>
-          <w:kern w:val="0"/>
-          <w:sz w:val="28"/>
-          <w:szCs w:val="28"/>
-          <w:lang w:val="en-GB"/>
-          <w14:ligatures w14:val="none"/>
-        </w:rPr>
-        <w:t xml:space="preserve"> </w:t>
-      </w:r>
-      <w:proofErr w:type="spellStart"/>
-      <w:r>
-        <w:rPr>
-          <w:rFonts w:ascii="Times New Roman" w:hAnsi="Times New Roman" w:cs="Times New Roman"/>
-          <w:kern w:val="0"/>
-          <w:sz w:val="28"/>
-          <w:szCs w:val="28"/>
-          <w:lang w:val="en-GB"/>
-          <w14:ligatures w14:val="none"/>
-        </w:rPr>
-        <w:t>из</w:t>
-      </w:r>
-      <w:proofErr w:type="spellEnd"/>
-      <w:r>
-        <w:rPr>
-          <w:rFonts w:ascii="Times New Roman" w:hAnsi="Times New Roman" w:cs="Times New Roman"/>
-          <w:kern w:val="0"/>
-          <w:sz w:val="28"/>
-          <w:szCs w:val="28"/>
-          <w:lang w:val="en-GB"/>
-          <w14:ligatures w14:val="none"/>
-        </w:rPr>
-        <w:t xml:space="preserve"> </w:t>
-      </w:r>
-      <w:proofErr w:type="spellStart"/>
-      <w:r>
-        <w:rPr>
-          <w:rFonts w:ascii="Times New Roman" w:hAnsi="Times New Roman" w:cs="Times New Roman"/>
-          <w:kern w:val="0"/>
-          <w:sz w:val="28"/>
-          <w:szCs w:val="28"/>
-          <w:lang w:val="en-GB"/>
-          <w14:ligatures w14:val="none"/>
-        </w:rPr>
-        <w:t>них</w:t>
-      </w:r>
-      <w:proofErr w:type="spellEnd"/>
-      <w:r>
-        <w:rPr>
-          <w:rFonts w:ascii="Times New Roman" w:hAnsi="Times New Roman" w:cs="Times New Roman"/>
-          <w:kern w:val="0"/>
-          <w:sz w:val="28"/>
-          <w:szCs w:val="28"/>
-          <w:lang w:val="en-GB"/>
-          <w14:ligatures w14:val="none"/>
-        </w:rPr>
-        <w:t>.</w:t>
+          <w:kern w:val="0"/>
+          <w:sz w:val="28"/>
+          <w:szCs w:val="28"/>
+          <w:lang w:val="ru-RU"/>
+          <w14:ligatures w14:val="none"/>
+        </w:rPr>
+        <w:t>: текст страницы написан на английском языке.</w:t>
       </w:r>
     </w:p>
     <w:p>
       <w:pPr>
         <w:numPr>
           <w:ilvl w:val="0"/>
-          <w:numId w:val="6"/>
+          <w:numId w:val="5"/>
         </w:numPr>
         <w:rPr>
           <w:rFonts w:ascii="Times New Roman" w:hAnsi="Times New Roman" w:cs="Times New Roman"/>
@@ -3749,7 +2529,7 @@
           <w:lang w:val="en-GB"/>
           <w14:ligatures w14:val="none"/>
         </w:rPr>
-        <w:t>accept</w:t>
+        <w:t>Content</w:t>
       </w:r>
       <w:r>
         <w:rPr>
@@ -3775,335 +2555,31 @@
           <w:lang w:val="en-GB"/>
           <w14:ligatures w14:val="none"/>
         </w:rPr>
-        <w:t>language</w:t>
-      </w:r>
-      <w:r>
-        <w:rPr>
-          <w:rFonts w:ascii="Times New Roman" w:hAnsi="Times New Roman" w:cs="Times New Roman"/>
-          <w:b/>
-          <w:bCs/>
-          <w:kern w:val="0"/>
-          <w:sz w:val="28"/>
-          <w:szCs w:val="28"/>
-          <w:lang w:val="ru-RU"/>
-          <w14:ligatures w14:val="none"/>
-        </w:rPr>
-        <w:t xml:space="preserve">: </w:t>
-      </w:r>
-      <w:proofErr w:type="spellStart"/>
-      <w:r>
-        <w:rPr>
-          <w:rFonts w:ascii="Times New Roman" w:hAnsi="Times New Roman" w:cs="Times New Roman"/>
-          <w:b/>
-          <w:bCs/>
-          <w:kern w:val="0"/>
-          <w:sz w:val="28"/>
-          <w:szCs w:val="28"/>
-          <w:lang w:val="en-GB"/>
-          <w14:ligatures w14:val="none"/>
-        </w:rPr>
-        <w:t>ru</w:t>
-      </w:r>
-      <w:proofErr w:type="spellEnd"/>
-      <w:r>
-        <w:rPr>
-          <w:rFonts w:ascii="Times New Roman" w:hAnsi="Times New Roman" w:cs="Times New Roman"/>
-          <w:b/>
-          <w:bCs/>
-          <w:kern w:val="0"/>
-          <w:sz w:val="28"/>
-          <w:szCs w:val="28"/>
-          <w:lang w:val="ru-RU"/>
-          <w14:ligatures w14:val="none"/>
-        </w:rPr>
-        <w:t>-</w:t>
-      </w:r>
-      <w:proofErr w:type="gramStart"/>
-      <w:r>
-        <w:rPr>
-          <w:rFonts w:ascii="Times New Roman" w:hAnsi="Times New Roman" w:cs="Times New Roman"/>
-          <w:b/>
-          <w:bCs/>
-          <w:kern w:val="0"/>
-          <w:sz w:val="28"/>
-          <w:szCs w:val="28"/>
-          <w:lang w:val="en-GB"/>
-          <w14:ligatures w14:val="none"/>
-        </w:rPr>
-        <w:t>RU</w:t>
-      </w:r>
-      <w:r>
-        <w:rPr>
-          <w:rFonts w:ascii="Times New Roman" w:hAnsi="Times New Roman" w:cs="Times New Roman"/>
-          <w:b/>
-          <w:bCs/>
-          <w:kern w:val="0"/>
-          <w:sz w:val="28"/>
-          <w:szCs w:val="28"/>
-          <w:lang w:val="ru-RU"/>
-          <w14:ligatures w14:val="none"/>
-        </w:rPr>
-        <w:t>,</w:t>
-      </w:r>
-      <w:proofErr w:type="spellStart"/>
-      <w:r>
-        <w:rPr>
-          <w:rFonts w:ascii="Times New Roman" w:hAnsi="Times New Roman" w:cs="Times New Roman"/>
-          <w:b/>
-          <w:bCs/>
-          <w:kern w:val="0"/>
-          <w:sz w:val="28"/>
-          <w:szCs w:val="28"/>
-          <w:lang w:val="en-GB"/>
-          <w14:ligatures w14:val="none"/>
-        </w:rPr>
-        <w:t>ru</w:t>
-      </w:r>
-      <w:proofErr w:type="spellEnd"/>
-      <w:proofErr w:type="gramEnd"/>
-      <w:r>
-        <w:rPr>
-          <w:rFonts w:ascii="Times New Roman" w:hAnsi="Times New Roman" w:cs="Times New Roman"/>
-          <w:b/>
-          <w:bCs/>
-          <w:kern w:val="0"/>
-          <w:sz w:val="28"/>
-          <w:szCs w:val="28"/>
-          <w:lang w:val="ru-RU"/>
-          <w14:ligatures w14:val="none"/>
-        </w:rPr>
-        <w:t>;</w:t>
-      </w:r>
-      <w:r>
-        <w:rPr>
-          <w:rFonts w:ascii="Times New Roman" w:hAnsi="Times New Roman" w:cs="Times New Roman"/>
-          <w:b/>
-          <w:bCs/>
-          <w:kern w:val="0"/>
-          <w:sz w:val="28"/>
-          <w:szCs w:val="28"/>
-          <w:lang w:val="en-GB"/>
-          <w14:ligatures w14:val="none"/>
-        </w:rPr>
-        <w:t>q</w:t>
-      </w:r>
-      <w:r>
-        <w:rPr>
-          <w:rFonts w:ascii="Times New Roman" w:hAnsi="Times New Roman" w:cs="Times New Roman"/>
-          <w:b/>
-          <w:bCs/>
-          <w:kern w:val="0"/>
-          <w:sz w:val="28"/>
-          <w:szCs w:val="28"/>
-          <w:lang w:val="ru-RU"/>
-          <w14:ligatures w14:val="none"/>
-        </w:rPr>
-        <w:t>=0.9...</w:t>
-      </w:r>
-      <w:r>
-        <w:rPr>
-          <w:rFonts w:ascii="Times New Roman" w:hAnsi="Times New Roman" w:cs="Times New Roman"/>
-          <w:kern w:val="0"/>
-          <w:sz w:val="28"/>
-          <w:szCs w:val="28"/>
-          <w:lang w:val="ru-RU"/>
-          <w14:ligatures w14:val="none"/>
-        </w:rPr>
-        <w:t>: языковые предпочтения пользователя. Браузер просит отдать контент на русском языке, а если его нет — на английском.</w:t>
-      </w:r>
-    </w:p>
-    <w:p>
-      <w:pPr>
-        <w:numPr>
-          <w:ilvl w:val="0"/>
-          <w:numId w:val="6"/>
-        </w:numPr>
-        <w:rPr>
-          <w:rFonts w:ascii="Times New Roman" w:hAnsi="Times New Roman" w:cs="Times New Roman"/>
-          <w:kern w:val="0"/>
-          <w:sz w:val="28"/>
-          <w:szCs w:val="28"/>
-          <w:lang w:val="ru-RU"/>
-          <w14:ligatures w14:val="none"/>
-        </w:rPr>
-      </w:pPr>
-      <w:r>
-        <w:rPr>
-          <w:rFonts w:ascii="Times New Roman" w:hAnsi="Times New Roman" w:cs="Times New Roman"/>
-          <w:b/>
-          <w:bCs/>
-          <w:kern w:val="0"/>
-          <w:sz w:val="28"/>
-          <w:szCs w:val="28"/>
-          <w:lang w:val="en-GB"/>
-          <w14:ligatures w14:val="none"/>
-        </w:rPr>
-        <w:t>cache</w:t>
-      </w:r>
-      <w:r>
-        <w:rPr>
-          <w:rFonts w:ascii="Times New Roman" w:hAnsi="Times New Roman" w:cs="Times New Roman"/>
-          <w:b/>
-          <w:bCs/>
-          <w:kern w:val="0"/>
-          <w:sz w:val="28"/>
-          <w:szCs w:val="28"/>
-          <w:lang w:val="ru-RU"/>
-          <w14:ligatures w14:val="none"/>
-        </w:rPr>
-        <w:t>-</w:t>
-      </w:r>
-      <w:r>
-        <w:rPr>
-          <w:rFonts w:ascii="Times New Roman" w:hAnsi="Times New Roman" w:cs="Times New Roman"/>
-          <w:b/>
-          <w:bCs/>
-          <w:kern w:val="0"/>
-          <w:sz w:val="28"/>
-          <w:szCs w:val="28"/>
-          <w:lang w:val="en-GB"/>
-          <w14:ligatures w14:val="none"/>
-        </w:rPr>
-        <w:t>control</w:t>
-      </w:r>
-      <w:r>
-        <w:rPr>
-          <w:rFonts w:ascii="Times New Roman" w:hAnsi="Times New Roman" w:cs="Times New Roman"/>
-          <w:b/>
-          <w:bCs/>
-          <w:kern w:val="0"/>
-          <w:sz w:val="28"/>
-          <w:szCs w:val="28"/>
-          <w:lang w:val="ru-RU"/>
-          <w14:ligatures w14:val="none"/>
-        </w:rPr>
-        <w:t xml:space="preserve">: </w:t>
-      </w:r>
-      <w:r>
-        <w:rPr>
-          <w:rFonts w:ascii="Times New Roman" w:hAnsi="Times New Roman" w:cs="Times New Roman"/>
-          <w:b/>
-          <w:bCs/>
-          <w:kern w:val="0"/>
-          <w:sz w:val="28"/>
-          <w:szCs w:val="28"/>
-          <w:lang w:val="en-GB"/>
-          <w14:ligatures w14:val="none"/>
-        </w:rPr>
-        <w:t>max</w:t>
-      </w:r>
-      <w:r>
-        <w:rPr>
-          <w:rFonts w:ascii="Times New Roman" w:hAnsi="Times New Roman" w:cs="Times New Roman"/>
-          <w:b/>
-          <w:bCs/>
-          <w:kern w:val="0"/>
-          <w:sz w:val="28"/>
-          <w:szCs w:val="28"/>
-          <w:lang w:val="ru-RU"/>
-          <w14:ligatures w14:val="none"/>
-        </w:rPr>
-        <w:t>-</w:t>
-      </w:r>
-      <w:r>
-        <w:rPr>
-          <w:rFonts w:ascii="Times New Roman" w:hAnsi="Times New Roman" w:cs="Times New Roman"/>
-          <w:b/>
-          <w:bCs/>
-          <w:kern w:val="0"/>
-          <w:sz w:val="28"/>
-          <w:szCs w:val="28"/>
-          <w:lang w:val="en-GB"/>
-          <w14:ligatures w14:val="none"/>
-        </w:rPr>
-        <w:t>age</w:t>
-      </w:r>
-      <w:r>
-        <w:rPr>
-          <w:rFonts w:ascii="Times New Roman" w:hAnsi="Times New Roman" w:cs="Times New Roman"/>
-          <w:b/>
-          <w:bCs/>
-          <w:kern w:val="0"/>
-          <w:sz w:val="28"/>
-          <w:szCs w:val="28"/>
-          <w:lang w:val="ru-RU"/>
-          <w14:ligatures w14:val="none"/>
-        </w:rPr>
-        <w:t>=0</w:t>
-      </w:r>
-      <w:r>
-        <w:rPr>
-          <w:rFonts w:ascii="Times New Roman" w:hAnsi="Times New Roman" w:cs="Times New Roman"/>
-          <w:kern w:val="0"/>
-          <w:sz w:val="28"/>
-          <w:szCs w:val="28"/>
-          <w:lang w:val="ru-RU"/>
-          <w14:ligatures w14:val="none"/>
-        </w:rPr>
-        <w:t>: принудительное обновление. Браузер требует у сервера свежую версию страницы, игнорируя свой локальный кэш.</w:t>
-      </w:r>
-    </w:p>
-    <w:p>
-      <w:pPr>
-        <w:rPr>
-          <w:rFonts w:ascii="Times New Roman" w:hAnsi="Times New Roman" w:cs="Times New Roman"/>
-          <w:kern w:val="0"/>
-          <w:sz w:val="28"/>
-          <w:szCs w:val="28"/>
-          <w:lang w:val="ru-RU"/>
-          <w14:ligatures w14:val="none"/>
-        </w:rPr>
-      </w:pPr>
-    </w:p>
-    <w:p>
-      <w:pPr>
-        <w:numPr>
-          <w:ilvl w:val="0"/>
-          <w:numId w:val="3"/>
-        </w:numPr>
-        <w:rPr>
-          <w:rFonts w:ascii="Times New Roman" w:hAnsi="Times New Roman" w:cs="Times New Roman"/>
-          <w:kern w:val="0"/>
-          <w:sz w:val="28"/>
-          <w:szCs w:val="28"/>
-          <w:lang w:val="ru-RU"/>
-          <w14:ligatures w14:val="none"/>
-        </w:rPr>
-      </w:pPr>
-      <w:r>
-        <w:rPr>
-          <w:rFonts w:ascii="Times New Roman" w:hAnsi="Times New Roman" w:cs="Times New Roman"/>
-          <w:kern w:val="0"/>
-          <w:sz w:val="28"/>
-          <w:szCs w:val="28"/>
-          <w:lang w:val="ru-RU"/>
-          <w14:ligatures w14:val="none"/>
-        </w:rPr>
-        <w:t>Есть ли тело запроса или ответа?</w:t>
-      </w:r>
-      <w:r>
-        <w:rPr>
-          <w:rFonts w:ascii="Times New Roman" w:hAnsi="Times New Roman" w:cs="Times New Roman"/>
-          <w:kern w:val="0"/>
-          <w:sz w:val="28"/>
-          <w:szCs w:val="28"/>
-          <w:lang w:val="en-GB"/>
-          <w14:ligatures w14:val="none"/>
-        </w:rPr>
-        <w:t> </w:t>
-      </w:r>
-      <w:r>
-        <w:rPr>
-          <w:rFonts w:ascii="Times New Roman" w:hAnsi="Times New Roman" w:cs="Times New Roman"/>
-          <w:i/>
-          <w:iCs/>
-          <w:kern w:val="0"/>
-          <w:sz w:val="28"/>
-          <w:szCs w:val="28"/>
-          <w:lang w:val="ru-RU"/>
-          <w14:ligatures w14:val="none"/>
-        </w:rPr>
-        <w:t>Если да, то что в нем содержится?</w:t>
+        <w:t>Length</w:t>
+      </w:r>
+      <w:r>
+        <w:rPr>
+          <w:rFonts w:ascii="Times New Roman" w:hAnsi="Times New Roman" w:cs="Times New Roman"/>
+          <w:b/>
+          <w:bCs/>
+          <w:kern w:val="0"/>
+          <w:sz w:val="28"/>
+          <w:szCs w:val="28"/>
+          <w:lang w:val="ru-RU"/>
+          <w14:ligatures w14:val="none"/>
+        </w:rPr>
+        <w:t>: 94517</w:t>
+      </w:r>
+      <w:r>
+        <w:rPr>
+          <w:rFonts w:ascii="Times New Roman" w:hAnsi="Times New Roman" w:cs="Times New Roman"/>
+          <w:kern w:val="0"/>
+          <w:sz w:val="28"/>
+          <w:szCs w:val="28"/>
+          <w:lang w:val="ru-RU"/>
+          <w14:ligatures w14:val="none"/>
+        </w:rPr>
+        <w:t>: точный размер передаваемого файла составляет 94 517 байт (~92 КБ).</w:t>
       </w:r>
     </w:p>
     <w:p>
@@ -4127,698 +2603,12 @@
           <w:lang w:val="ru-RU"/>
           <w14:ligatures w14:val="none"/>
         </w:rPr>
-        <w:t xml:space="preserve">В запросе: Тела запроса нет. </w:t>
-      </w:r>
-      <w:proofErr w:type="gramStart"/>
-      <w:r>
-        <w:rPr>
-          <w:rFonts w:ascii="Times New Roman" w:hAnsi="Times New Roman" w:cs="Times New Roman"/>
-          <w:kern w:val="0"/>
-          <w:sz w:val="28"/>
-          <w:szCs w:val="28"/>
-          <w:lang w:val="ru-RU"/>
-          <w14:ligatures w14:val="none"/>
-        </w:rPr>
-        <w:t>Метод :</w:t>
-      </w:r>
-      <w:proofErr w:type="spellStart"/>
-      <w:r>
-        <w:rPr>
-          <w:rFonts w:ascii="Times New Roman" w:hAnsi="Times New Roman" w:cs="Times New Roman"/>
-          <w:kern w:val="0"/>
-          <w:sz w:val="28"/>
-          <w:szCs w:val="28"/>
-          <w:lang w:val="ru-RU"/>
-          <w14:ligatures w14:val="none"/>
-        </w:rPr>
-        <w:t>method</w:t>
-      </w:r>
-      <w:proofErr w:type="spellEnd"/>
-      <w:proofErr w:type="gramEnd"/>
-      <w:r>
-        <w:rPr>
-          <w:rFonts w:ascii="Times New Roman" w:hAnsi="Times New Roman" w:cs="Times New Roman"/>
-          <w:kern w:val="0"/>
-          <w:sz w:val="28"/>
-          <w:szCs w:val="28"/>
-          <w:lang w:val="ru-RU"/>
-          <w14:ligatures w14:val="none"/>
-        </w:rPr>
-        <w:t xml:space="preserve">: GET по спецификации HTTP служит только для запрашивания информации и отправляется </w:t>
-      </w:r>
-      <w:r>
-        <w:rPr>
-          <w:rFonts w:ascii="Times New Roman" w:hAnsi="Times New Roman" w:cs="Times New Roman"/>
-          <w:kern w:val="0"/>
-          <w:sz w:val="28"/>
-          <w:szCs w:val="28"/>
-          <w:lang w:val="ru-RU"/>
-          <w14:ligatures w14:val="none"/>
-        </w:rPr>
-        <w:lastRenderedPageBreak/>
-        <w:t>без содержимого. Все параметры (адрес /</w:t>
-      </w:r>
-      <w:proofErr w:type="spellStart"/>
-      <w:r>
-        <w:rPr>
-          <w:rFonts w:ascii="Times New Roman" w:hAnsi="Times New Roman" w:cs="Times New Roman"/>
-          <w:kern w:val="0"/>
-          <w:sz w:val="28"/>
-          <w:szCs w:val="28"/>
-          <w:lang w:val="ru-RU"/>
-          <w14:ligatures w14:val="none"/>
-        </w:rPr>
-        <w:t>wiki</w:t>
-      </w:r>
-      <w:proofErr w:type="spellEnd"/>
-      <w:r>
-        <w:rPr>
-          <w:rFonts w:ascii="Times New Roman" w:hAnsi="Times New Roman" w:cs="Times New Roman"/>
-          <w:kern w:val="0"/>
-          <w:sz w:val="28"/>
-          <w:szCs w:val="28"/>
-          <w:lang w:val="ru-RU"/>
-          <w14:ligatures w14:val="none"/>
-        </w:rPr>
-        <w:t>/HTTP и куки) умещаются в самих заголовках.</w:t>
+        <w:t>Запрос:</w:t>
       </w:r>
     </w:p>
     <w:p>
       <w:pPr>
         <w:ind w:left="720"/>
-        <w:rPr>
-          <w:rFonts w:ascii="Times New Roman" w:hAnsi="Times New Roman" w:cs="Times New Roman"/>
-          <w:kern w:val="0"/>
-          <w:sz w:val="28"/>
-          <w:szCs w:val="28"/>
-          <w:lang w:val="ru-RU"/>
-          <w14:ligatures w14:val="none"/>
-        </w:rPr>
-      </w:pPr>
-      <w:r>
-        <w:rPr>
-          <w:rFonts w:ascii="Times New Roman" w:hAnsi="Times New Roman" w:cs="Times New Roman"/>
-          <w:kern w:val="0"/>
-          <w:sz w:val="28"/>
-          <w:szCs w:val="28"/>
-          <w:lang w:val="ru-RU"/>
-          <w14:ligatures w14:val="none"/>
-        </w:rPr>
-        <w:t xml:space="preserve">В ответе: Тело ответа есть. На это прямо указывает заголовок </w:t>
-      </w:r>
-      <w:proofErr w:type="spellStart"/>
-      <w:r>
-        <w:rPr>
-          <w:rFonts w:ascii="Times New Roman" w:hAnsi="Times New Roman" w:cs="Times New Roman"/>
-          <w:kern w:val="0"/>
-          <w:sz w:val="28"/>
-          <w:szCs w:val="28"/>
-          <w:lang w:val="ru-RU"/>
-          <w14:ligatures w14:val="none"/>
-        </w:rPr>
-        <w:t>content-length</w:t>
-      </w:r>
-      <w:proofErr w:type="spellEnd"/>
-      <w:r>
-        <w:rPr>
-          <w:rFonts w:ascii="Times New Roman" w:hAnsi="Times New Roman" w:cs="Times New Roman"/>
-          <w:kern w:val="0"/>
-          <w:sz w:val="28"/>
-          <w:szCs w:val="28"/>
-          <w:lang w:val="ru-RU"/>
-          <w14:ligatures w14:val="none"/>
-        </w:rPr>
-        <w:t>: 94517 — сервер передает обратно массив данных размером ровно 94 517 байт (~92 КБ).</w:t>
-      </w:r>
-    </w:p>
-    <w:p>
-      <w:pPr>
-        <w:numPr>
-          <w:ilvl w:val="0"/>
-          <w:numId w:val="4"/>
-        </w:numPr>
-        <w:rPr>
-          <w:rFonts w:ascii="Times New Roman" w:hAnsi="Times New Roman" w:cs="Times New Roman"/>
-          <w:kern w:val="0"/>
-          <w:sz w:val="28"/>
-          <w:szCs w:val="28"/>
-          <w:lang w:val="ru-RU"/>
-          <w14:ligatures w14:val="none"/>
-        </w:rPr>
-      </w:pPr>
-      <w:r>
-        <w:rPr>
-          <w:rFonts w:ascii="Times New Roman" w:hAnsi="Times New Roman" w:cs="Times New Roman"/>
-          <w:kern w:val="0"/>
-          <w:sz w:val="28"/>
-          <w:szCs w:val="28"/>
-          <w:lang w:val="ru-RU"/>
-          <w14:ligatures w14:val="none"/>
-        </w:rPr>
-        <w:t>Какие еще запросы были отправлены при загрузке страницы и почему?</w:t>
-      </w:r>
-    </w:p>
-    <w:p>
-      <w:pPr>
-        <w:spacing w:after="0" w:line="240" w:lineRule="auto"/>
-        <w:ind w:left="360"/>
-        <w:rPr>
-          <w:rFonts w:ascii="Times New Roman" w:eastAsia="Times New Roman" w:hAnsi="Times New Roman" w:cs="Times New Roman"/>
-          <w:kern w:val="0"/>
-          <w:sz w:val="28"/>
-          <w:szCs w:val="28"/>
-          <w:lang w:val="ru-RU" w:eastAsia="en-GB"/>
-          <w14:ligatures w14:val="none"/>
-        </w:rPr>
-      </w:pPr>
-      <w:r>
-        <w:rPr>
-          <w:rFonts w:ascii="Times New Roman" w:eastAsia="Times New Roman" w:hAnsi="Times New Roman" w:cs="Times New Roman"/>
-          <w:b/>
-          <w:bCs/>
-          <w:kern w:val="0"/>
-          <w:sz w:val="28"/>
-          <w:szCs w:val="28"/>
-          <w:lang w:val="ru-RU" w:eastAsia="en-GB"/>
-          <w14:ligatures w14:val="none"/>
-        </w:rPr>
-        <w:t>Стили (</w:t>
-      </w:r>
-      <w:r>
-        <w:rPr>
-          <w:rFonts w:ascii="Times New Roman" w:eastAsia="Times New Roman" w:hAnsi="Times New Roman" w:cs="Times New Roman"/>
-          <w:b/>
-          <w:bCs/>
-          <w:kern w:val="0"/>
-          <w:sz w:val="28"/>
-          <w:szCs w:val="28"/>
-          <w:lang w:val="en-GB" w:eastAsia="en-GB"/>
-          <w14:ligatures w14:val="none"/>
-        </w:rPr>
-        <w:t>CSS</w:t>
-      </w:r>
-      <w:r>
-        <w:rPr>
-          <w:rFonts w:ascii="Times New Roman" w:eastAsia="Times New Roman" w:hAnsi="Times New Roman" w:cs="Times New Roman"/>
-          <w:b/>
-          <w:bCs/>
-          <w:kern w:val="0"/>
-          <w:sz w:val="28"/>
-          <w:szCs w:val="28"/>
-          <w:lang w:val="ru-RU" w:eastAsia="en-GB"/>
-          <w14:ligatures w14:val="none"/>
-        </w:rPr>
-        <w:t>):</w:t>
-      </w:r>
-      <w:r>
-        <w:rPr>
-          <w:rFonts w:ascii="Times New Roman" w:eastAsia="Times New Roman" w:hAnsi="Times New Roman" w:cs="Times New Roman"/>
-          <w:kern w:val="0"/>
-          <w:sz w:val="28"/>
-          <w:szCs w:val="28"/>
-          <w:lang w:val="ru-RU" w:eastAsia="en-GB"/>
-          <w14:ligatures w14:val="none"/>
-        </w:rPr>
-        <w:t xml:space="preserve"> чтобы собрать сетку сайта, задать цвета и шрифты интерфейса Википедии.</w:t>
-      </w:r>
-    </w:p>
-    <w:p>
-      <w:pPr>
-        <w:spacing w:after="0" w:line="240" w:lineRule="auto"/>
-        <w:ind w:left="360"/>
-        <w:rPr>
-          <w:rFonts w:ascii="Times New Roman" w:eastAsia="Times New Roman" w:hAnsi="Times New Roman" w:cs="Times New Roman"/>
-          <w:kern w:val="0"/>
-          <w:sz w:val="28"/>
-          <w:szCs w:val="28"/>
-          <w:lang w:val="ru-RU" w:eastAsia="en-GB"/>
-          <w14:ligatures w14:val="none"/>
-        </w:rPr>
-      </w:pPr>
-      <w:r>
-        <w:rPr>
-          <w:rFonts w:ascii="Times New Roman" w:eastAsia="Times New Roman" w:hAnsi="Times New Roman" w:cs="Times New Roman"/>
-          <w:b/>
-          <w:bCs/>
-          <w:kern w:val="0"/>
-          <w:sz w:val="28"/>
-          <w:szCs w:val="28"/>
-          <w:lang w:val="ru-RU" w:eastAsia="en-GB"/>
-          <w14:ligatures w14:val="none"/>
-        </w:rPr>
-        <w:t>Скрипты (</w:t>
-      </w:r>
-      <w:r>
-        <w:rPr>
-          <w:rFonts w:ascii="Times New Roman" w:eastAsia="Times New Roman" w:hAnsi="Times New Roman" w:cs="Times New Roman"/>
-          <w:b/>
-          <w:bCs/>
-          <w:kern w:val="0"/>
-          <w:sz w:val="28"/>
-          <w:szCs w:val="28"/>
-          <w:lang w:val="en-GB" w:eastAsia="en-GB"/>
-          <w14:ligatures w14:val="none"/>
-        </w:rPr>
-        <w:t>JS</w:t>
-      </w:r>
-      <w:r>
-        <w:rPr>
-          <w:rFonts w:ascii="Times New Roman" w:eastAsia="Times New Roman" w:hAnsi="Times New Roman" w:cs="Times New Roman"/>
-          <w:b/>
-          <w:bCs/>
-          <w:kern w:val="0"/>
-          <w:sz w:val="28"/>
-          <w:szCs w:val="28"/>
-          <w:lang w:val="ru-RU" w:eastAsia="en-GB"/>
-          <w14:ligatures w14:val="none"/>
-        </w:rPr>
-        <w:t>):</w:t>
-      </w:r>
-      <w:r>
-        <w:rPr>
-          <w:rFonts w:ascii="Times New Roman" w:eastAsia="Times New Roman" w:hAnsi="Times New Roman" w:cs="Times New Roman"/>
-          <w:kern w:val="0"/>
-          <w:sz w:val="28"/>
-          <w:szCs w:val="28"/>
-          <w:lang w:val="ru-RU" w:eastAsia="en-GB"/>
-          <w14:ligatures w14:val="none"/>
-        </w:rPr>
-        <w:t xml:space="preserve"> для интерактивности (работа поиска, сворачивание меню, всплывающие подсказки).</w:t>
-      </w:r>
-    </w:p>
-    <w:p>
-      <w:pPr>
-        <w:spacing w:after="0" w:line="240" w:lineRule="auto"/>
-        <w:ind w:left="360"/>
-        <w:rPr>
-          <w:rFonts w:ascii="Times New Roman" w:eastAsia="Times New Roman" w:hAnsi="Times New Roman" w:cs="Times New Roman"/>
-          <w:kern w:val="0"/>
-          <w:sz w:val="28"/>
-          <w:szCs w:val="28"/>
-          <w:lang w:val="ru-RU" w:eastAsia="en-GB"/>
-          <w14:ligatures w14:val="none"/>
-        </w:rPr>
-      </w:pPr>
-      <w:r>
-        <w:rPr>
-          <w:rFonts w:ascii="Times New Roman" w:eastAsia="Times New Roman" w:hAnsi="Times New Roman" w:cs="Times New Roman"/>
-          <w:b/>
-          <w:bCs/>
-          <w:kern w:val="0"/>
-          <w:sz w:val="28"/>
-          <w:szCs w:val="28"/>
-          <w:lang w:val="ru-RU" w:eastAsia="en-GB"/>
-          <w14:ligatures w14:val="none"/>
-        </w:rPr>
-        <w:t>Изображения:</w:t>
-      </w:r>
-      <w:r>
-        <w:rPr>
-          <w:rFonts w:ascii="Times New Roman" w:eastAsia="Times New Roman" w:hAnsi="Times New Roman" w:cs="Times New Roman"/>
-          <w:kern w:val="0"/>
-          <w:sz w:val="28"/>
-          <w:szCs w:val="28"/>
-          <w:lang w:val="ru-RU" w:eastAsia="en-GB"/>
-          <w14:ligatures w14:val="none"/>
-        </w:rPr>
-        <w:t xml:space="preserve"> для загрузки логотипа сайта и иллюстраций к статье про </w:t>
-      </w:r>
-      <w:r>
-        <w:rPr>
-          <w:rFonts w:ascii="Times New Roman" w:eastAsia="Times New Roman" w:hAnsi="Times New Roman" w:cs="Times New Roman"/>
-          <w:kern w:val="0"/>
-          <w:sz w:val="28"/>
-          <w:szCs w:val="28"/>
-          <w:lang w:val="en-GB" w:eastAsia="en-GB"/>
-          <w14:ligatures w14:val="none"/>
-        </w:rPr>
-        <w:t>HTTP</w:t>
-      </w:r>
-      <w:r>
-        <w:rPr>
-          <w:rFonts w:ascii="Times New Roman" w:eastAsia="Times New Roman" w:hAnsi="Times New Roman" w:cs="Times New Roman"/>
-          <w:kern w:val="0"/>
-          <w:sz w:val="28"/>
-          <w:szCs w:val="28"/>
-          <w:lang w:val="ru-RU" w:eastAsia="en-GB"/>
-          <w14:ligatures w14:val="none"/>
-        </w:rPr>
-        <w:t xml:space="preserve"> (с сервера </w:t>
-      </w:r>
-      <w:r>
-        <w:rPr>
-          <w:rFonts w:ascii="Times New Roman" w:eastAsia="Times New Roman" w:hAnsi="Times New Roman" w:cs="Times New Roman"/>
-          <w:kern w:val="0"/>
-          <w:sz w:val="28"/>
-          <w:szCs w:val="28"/>
-          <w:lang w:val="en-GB" w:eastAsia="en-GB"/>
-          <w14:ligatures w14:val="none"/>
-        </w:rPr>
-        <w:t>upload</w:t>
-      </w:r>
-      <w:r>
-        <w:rPr>
-          <w:rFonts w:ascii="Times New Roman" w:eastAsia="Times New Roman" w:hAnsi="Times New Roman" w:cs="Times New Roman"/>
-          <w:kern w:val="0"/>
-          <w:sz w:val="28"/>
-          <w:szCs w:val="28"/>
-          <w:lang w:val="ru-RU" w:eastAsia="en-GB"/>
-          <w14:ligatures w14:val="none"/>
-        </w:rPr>
-        <w:t>.</w:t>
-      </w:r>
-      <w:proofErr w:type="spellStart"/>
-      <w:r>
-        <w:rPr>
-          <w:rFonts w:ascii="Times New Roman" w:eastAsia="Times New Roman" w:hAnsi="Times New Roman" w:cs="Times New Roman"/>
-          <w:kern w:val="0"/>
-          <w:sz w:val="28"/>
-          <w:szCs w:val="28"/>
-          <w:lang w:val="en-GB" w:eastAsia="en-GB"/>
-          <w14:ligatures w14:val="none"/>
-        </w:rPr>
-        <w:t>wikimedia</w:t>
-      </w:r>
-      <w:proofErr w:type="spellEnd"/>
-      <w:r>
-        <w:rPr>
-          <w:rFonts w:ascii="Times New Roman" w:eastAsia="Times New Roman" w:hAnsi="Times New Roman" w:cs="Times New Roman"/>
-          <w:kern w:val="0"/>
-          <w:sz w:val="28"/>
-          <w:szCs w:val="28"/>
-          <w:lang w:val="ru-RU" w:eastAsia="en-GB"/>
-          <w14:ligatures w14:val="none"/>
-        </w:rPr>
-        <w:t>.</w:t>
-      </w:r>
-      <w:r>
-        <w:rPr>
-          <w:rFonts w:ascii="Times New Roman" w:eastAsia="Times New Roman" w:hAnsi="Times New Roman" w:cs="Times New Roman"/>
-          <w:kern w:val="0"/>
-          <w:sz w:val="28"/>
-          <w:szCs w:val="28"/>
-          <w:lang w:val="en-GB" w:eastAsia="en-GB"/>
-          <w14:ligatures w14:val="none"/>
-        </w:rPr>
-        <w:t>org</w:t>
-      </w:r>
-      <w:r>
-        <w:rPr>
-          <w:rFonts w:ascii="Times New Roman" w:eastAsia="Times New Roman" w:hAnsi="Times New Roman" w:cs="Times New Roman"/>
-          <w:kern w:val="0"/>
-          <w:sz w:val="28"/>
-          <w:szCs w:val="28"/>
-          <w:lang w:val="ru-RU" w:eastAsia="en-GB"/>
-          <w14:ligatures w14:val="none"/>
-        </w:rPr>
-        <w:t>).</w:t>
-      </w:r>
-    </w:p>
-    <w:p>
-      <w:pPr>
-        <w:spacing w:after="0" w:line="240" w:lineRule="auto"/>
-        <w:ind w:left="360"/>
-        <w:rPr>
-          <w:rFonts w:ascii="Times New Roman" w:eastAsia="Times New Roman" w:hAnsi="Times New Roman" w:cs="Times New Roman"/>
-          <w:kern w:val="0"/>
-          <w:sz w:val="28"/>
-          <w:szCs w:val="28"/>
-          <w:lang w:val="ru-RU" w:eastAsia="en-GB"/>
-          <w14:ligatures w14:val="none"/>
-        </w:rPr>
-      </w:pPr>
-      <w:r>
-        <w:rPr>
-          <w:rFonts w:ascii="Times New Roman" w:eastAsia="Times New Roman" w:hAnsi="Times New Roman" w:cs="Times New Roman"/>
-          <w:b/>
-          <w:bCs/>
-          <w:kern w:val="0"/>
-          <w:sz w:val="28"/>
-          <w:szCs w:val="28"/>
-          <w:lang w:val="ru-RU" w:eastAsia="en-GB"/>
-          <w14:ligatures w14:val="none"/>
-        </w:rPr>
-        <w:t>Шрифты:</w:t>
-      </w:r>
-      <w:r>
-        <w:rPr>
-          <w:rFonts w:ascii="Times New Roman" w:eastAsia="Times New Roman" w:hAnsi="Times New Roman" w:cs="Times New Roman"/>
-          <w:kern w:val="0"/>
-          <w:sz w:val="28"/>
-          <w:szCs w:val="28"/>
-          <w:lang w:val="ru-RU" w:eastAsia="en-GB"/>
-          <w14:ligatures w14:val="none"/>
-        </w:rPr>
-        <w:t xml:space="preserve"> для корректного отображения спецсимволов и формул (например, с ://</w:t>
-      </w:r>
-      <w:proofErr w:type="spellStart"/>
-      <w:r>
-        <w:rPr>
-          <w:rFonts w:ascii="Times New Roman" w:eastAsia="Times New Roman" w:hAnsi="Times New Roman" w:cs="Times New Roman"/>
-          <w:kern w:val="0"/>
-          <w:sz w:val="28"/>
-          <w:szCs w:val="28"/>
-          <w:lang w:val="en-GB" w:eastAsia="en-GB"/>
-          <w14:ligatures w14:val="none"/>
-        </w:rPr>
-        <w:t>cdnfonts</w:t>
-      </w:r>
-      <w:proofErr w:type="spellEnd"/>
-      <w:r>
-        <w:rPr>
-          <w:rFonts w:ascii="Times New Roman" w:eastAsia="Times New Roman" w:hAnsi="Times New Roman" w:cs="Times New Roman"/>
-          <w:kern w:val="0"/>
-          <w:sz w:val="28"/>
-          <w:szCs w:val="28"/>
-          <w:lang w:val="ru-RU" w:eastAsia="en-GB"/>
-          <w14:ligatures w14:val="none"/>
-        </w:rPr>
-        <w:t>.</w:t>
-      </w:r>
-      <w:r>
-        <w:rPr>
-          <w:rFonts w:ascii="Times New Roman" w:eastAsia="Times New Roman" w:hAnsi="Times New Roman" w:cs="Times New Roman"/>
-          <w:kern w:val="0"/>
-          <w:sz w:val="28"/>
-          <w:szCs w:val="28"/>
-          <w:lang w:val="en-GB" w:eastAsia="en-GB"/>
-          <w14:ligatures w14:val="none"/>
-        </w:rPr>
-        <w:t>com</w:t>
-      </w:r>
-      <w:r>
-        <w:rPr>
-          <w:rFonts w:ascii="Times New Roman" w:eastAsia="Times New Roman" w:hAnsi="Times New Roman" w:cs="Times New Roman"/>
-          <w:kern w:val="0"/>
-          <w:sz w:val="28"/>
-          <w:szCs w:val="28"/>
-          <w:lang w:val="ru-RU" w:eastAsia="en-GB"/>
-          <w14:ligatures w14:val="none"/>
-        </w:rPr>
-        <w:t>).</w:t>
-      </w:r>
-    </w:p>
-    <w:p>
-      <w:pPr>
-        <w:ind w:left="360"/>
-        <w:rPr>
-          <w:rFonts w:ascii="Times New Roman" w:hAnsi="Times New Roman" w:cs="Times New Roman"/>
-          <w:kern w:val="0"/>
-          <w:sz w:val="28"/>
-          <w:szCs w:val="28"/>
-          <w:lang w:val="ru-RU"/>
-          <w14:ligatures w14:val="none"/>
-        </w:rPr>
-      </w:pPr>
-      <w:r>
-        <w:rPr>
-          <w:rFonts w:ascii="Times New Roman" w:eastAsia="Times New Roman" w:hAnsi="Times New Roman" w:cs="Times New Roman"/>
-          <w:b/>
-          <w:bCs/>
-          <w:kern w:val="0"/>
-          <w:sz w:val="28"/>
-          <w:szCs w:val="28"/>
-          <w:lang w:val="ru-RU" w:eastAsia="en-GB"/>
-          <w14:ligatures w14:val="none"/>
-        </w:rPr>
-        <w:t>Служебные отчеты:</w:t>
-      </w:r>
-      <w:r>
-        <w:rPr>
-          <w:rFonts w:ascii="Times New Roman" w:eastAsia="Times New Roman" w:hAnsi="Times New Roman" w:cs="Times New Roman"/>
-          <w:kern w:val="0"/>
-          <w:sz w:val="28"/>
-          <w:szCs w:val="28"/>
-          <w:lang w:val="ru-RU" w:eastAsia="en-GB"/>
-          <w14:ligatures w14:val="none"/>
-        </w:rPr>
-        <w:t xml:space="preserve"> фоновые запросы на </w:t>
-      </w:r>
-      <w:r>
-        <w:rPr>
-          <w:rFonts w:ascii="Times New Roman" w:eastAsia="Times New Roman" w:hAnsi="Times New Roman" w:cs="Times New Roman"/>
-          <w:kern w:val="0"/>
-          <w:sz w:val="28"/>
-          <w:szCs w:val="28"/>
-          <w:lang w:val="en-GB" w:eastAsia="en-GB"/>
-          <w14:ligatures w14:val="none"/>
-        </w:rPr>
-        <w:t>intake</w:t>
-      </w:r>
-      <w:r>
-        <w:rPr>
-          <w:rFonts w:ascii="Times New Roman" w:eastAsia="Times New Roman" w:hAnsi="Times New Roman" w:cs="Times New Roman"/>
-          <w:kern w:val="0"/>
-          <w:sz w:val="28"/>
-          <w:szCs w:val="28"/>
-          <w:lang w:val="ru-RU" w:eastAsia="en-GB"/>
-          <w14:ligatures w14:val="none"/>
-        </w:rPr>
-        <w:t>-</w:t>
-      </w:r>
-      <w:r>
-        <w:rPr>
-          <w:rFonts w:ascii="Times New Roman" w:eastAsia="Times New Roman" w:hAnsi="Times New Roman" w:cs="Times New Roman"/>
-          <w:kern w:val="0"/>
-          <w:sz w:val="28"/>
-          <w:szCs w:val="28"/>
-          <w:lang w:val="en-GB" w:eastAsia="en-GB"/>
-          <w14:ligatures w14:val="none"/>
-        </w:rPr>
-        <w:t>logging</w:t>
-      </w:r>
-      <w:r>
-        <w:rPr>
-          <w:rFonts w:ascii="Times New Roman" w:eastAsia="Times New Roman" w:hAnsi="Times New Roman" w:cs="Times New Roman"/>
-          <w:kern w:val="0"/>
-          <w:sz w:val="28"/>
-          <w:szCs w:val="28"/>
-          <w:lang w:val="ru-RU" w:eastAsia="en-GB"/>
-          <w14:ligatures w14:val="none"/>
-        </w:rPr>
-        <w:t>.</w:t>
-      </w:r>
-      <w:proofErr w:type="spellStart"/>
-      <w:r>
-        <w:rPr>
-          <w:rFonts w:ascii="Times New Roman" w:eastAsia="Times New Roman" w:hAnsi="Times New Roman" w:cs="Times New Roman"/>
-          <w:kern w:val="0"/>
-          <w:sz w:val="28"/>
-          <w:szCs w:val="28"/>
-          <w:lang w:val="en-GB" w:eastAsia="en-GB"/>
-          <w14:ligatures w14:val="none"/>
-        </w:rPr>
-        <w:t>wikimedia</w:t>
-      </w:r>
-      <w:proofErr w:type="spellEnd"/>
-      <w:r>
-        <w:rPr>
-          <w:rFonts w:ascii="Times New Roman" w:eastAsia="Times New Roman" w:hAnsi="Times New Roman" w:cs="Times New Roman"/>
-          <w:kern w:val="0"/>
-          <w:sz w:val="28"/>
-          <w:szCs w:val="28"/>
-          <w:lang w:val="ru-RU" w:eastAsia="en-GB"/>
-          <w14:ligatures w14:val="none"/>
-        </w:rPr>
-        <w:t>.</w:t>
-      </w:r>
-      <w:r>
-        <w:rPr>
-          <w:rFonts w:ascii="Times New Roman" w:eastAsia="Times New Roman" w:hAnsi="Times New Roman" w:cs="Times New Roman"/>
-          <w:kern w:val="0"/>
-          <w:sz w:val="28"/>
-          <w:szCs w:val="28"/>
-          <w:lang w:val="en-GB" w:eastAsia="en-GB"/>
-          <w14:ligatures w14:val="none"/>
-        </w:rPr>
-        <w:t>org</w:t>
-      </w:r>
-      <w:r>
-        <w:rPr>
-          <w:rFonts w:ascii="Times New Roman" w:eastAsia="Times New Roman" w:hAnsi="Times New Roman" w:cs="Times New Roman"/>
-          <w:kern w:val="0"/>
-          <w:sz w:val="28"/>
-          <w:szCs w:val="28"/>
-          <w:lang w:val="ru-RU" w:eastAsia="en-GB"/>
-          <w14:ligatures w14:val="none"/>
-        </w:rPr>
-        <w:t xml:space="preserve"> для отправки отчетов об ошибках сети или безопасности (согласно заголовку </w:t>
-      </w:r>
-      <w:r>
-        <w:rPr>
-          <w:rFonts w:ascii="Times New Roman" w:eastAsia="Times New Roman" w:hAnsi="Times New Roman" w:cs="Times New Roman"/>
-          <w:kern w:val="0"/>
-          <w:sz w:val="28"/>
-          <w:szCs w:val="28"/>
-          <w:lang w:val="en-GB" w:eastAsia="en-GB"/>
-          <w14:ligatures w14:val="none"/>
-        </w:rPr>
-        <w:t>report</w:t>
-      </w:r>
-      <w:r>
-        <w:rPr>
-          <w:rFonts w:ascii="Times New Roman" w:eastAsia="Times New Roman" w:hAnsi="Times New Roman" w:cs="Times New Roman"/>
-          <w:kern w:val="0"/>
-          <w:sz w:val="28"/>
-          <w:szCs w:val="28"/>
-          <w:lang w:val="ru-RU" w:eastAsia="en-GB"/>
-          <w14:ligatures w14:val="none"/>
-        </w:rPr>
-        <w:t>-</w:t>
-      </w:r>
-      <w:r>
-        <w:rPr>
-          <w:rFonts w:ascii="Times New Roman" w:eastAsia="Times New Roman" w:hAnsi="Times New Roman" w:cs="Times New Roman"/>
-          <w:kern w:val="0"/>
-          <w:sz w:val="28"/>
-          <w:szCs w:val="28"/>
-          <w:lang w:val="en-GB" w:eastAsia="en-GB"/>
-          <w14:ligatures w14:val="none"/>
-        </w:rPr>
-        <w:t>to</w:t>
-      </w:r>
-      <w:r>
-        <w:rPr>
-          <w:rFonts w:ascii="Times New Roman" w:eastAsia="Times New Roman" w:hAnsi="Times New Roman" w:cs="Times New Roman"/>
-          <w:kern w:val="0"/>
-          <w:sz w:val="28"/>
-          <w:szCs w:val="28"/>
-          <w:lang w:val="ru-RU" w:eastAsia="en-GB"/>
-          <w14:ligatures w14:val="none"/>
-        </w:rPr>
-        <w:t>).</w:t>
-      </w:r>
-    </w:p>
-    <w:p>
-      <w:pPr>
-        <w:numPr>
-          <w:ilvl w:val="0"/>
-          <w:numId w:val="4"/>
-        </w:numPr>
-        <w:rPr>
-          <w:rFonts w:ascii="Times New Roman" w:hAnsi="Times New Roman" w:cs="Times New Roman"/>
-          <w:kern w:val="0"/>
-          <w:sz w:val="28"/>
-          <w:szCs w:val="28"/>
-          <w:lang w:val="ru-RU"/>
-          <w14:ligatures w14:val="none"/>
-        </w:rPr>
-      </w:pPr>
-      <w:r>
-        <w:rPr>
-          <w:rFonts w:ascii="Times New Roman" w:hAnsi="Times New Roman" w:cs="Times New Roman"/>
-          <w:kern w:val="0"/>
-          <w:sz w:val="28"/>
-          <w:szCs w:val="28"/>
-          <w:lang w:val="ru-RU"/>
-          <w14:ligatures w14:val="none"/>
-        </w:rPr>
-        <w:t>Сделайте скриншот с информацией о запросе и сохраните его.</w:t>
-      </w:r>
-    </w:p>
-    <w:p>
-      <w:pPr>
-        <w:ind w:left="360"/>
         <w:rPr>
           <w:rFonts w:ascii="Times New Roman" w:hAnsi="Times New Roman" w:cs="Times New Roman"/>
           <w:kern w:val="0"/>
@@ -4840,10 +2630,10 @@
         </w:rPr>
         <w:lastRenderedPageBreak/>
         <w:drawing>
-          <wp:inline distT="0" distB="0" distL="0" distR="0" wp14:anchorId="706124D2" wp14:editId="29A6B013">
-            <wp:extent cx="5731510" cy="4132580"/>
-            <wp:effectExtent l="0" t="0" r="2540" b="1270"/>
-            <wp:docPr id="4" name="Picture 4"/>
+          <wp:inline distT="0" distB="0" distL="0" distR="0" wp14:anchorId="1766754F" wp14:editId="64FDF8BB">
+            <wp:extent cx="5731510" cy="1587500"/>
+            <wp:effectExtent l="0" t="0" r="2540" b="0"/>
+            <wp:docPr id="3" name="Picture 3"/>
             <wp:cNvGraphicFramePr>
               <a:graphicFrameLocks xmlns:a="http://schemas.openxmlformats.org/drawingml/2006/main" noChangeAspect="1"/>
             </wp:cNvGraphicFramePr>
@@ -4863,6 +2653,2216 @@
                   <pic:spPr>
                     <a:xfrm>
                       <a:off x="0" y="0"/>
+                      <a:ext cx="5731510" cy="1587500"/>
+                    </a:xfrm>
+                    <a:prstGeom prst="rect">
+                      <a:avLst/>
+                    </a:prstGeom>
+                  </pic:spPr>
+                </pic:pic>
+              </a:graphicData>
+            </a:graphic>
+          </wp:inline>
+        </w:drawing>
+      </w:r>
+    </w:p>
+    <w:p>
+      <w:pPr>
+        <w:numPr>
+          <w:ilvl w:val="0"/>
+          <w:numId w:val="6"/>
+        </w:numPr>
+        <w:rPr>
+          <w:rFonts w:ascii="Times New Roman" w:hAnsi="Times New Roman" w:cs="Times New Roman"/>
+          <w:kern w:val="0"/>
+          <w:sz w:val="28"/>
+          <w:szCs w:val="28"/>
+          <w:lang w:val="en-GB"/>
+          <w14:ligatures w14:val="none"/>
+        </w:rPr>
+      </w:pPr>
+      <w:proofErr w:type="gramStart"/>
+      <w:r>
+        <w:rPr>
+          <w:rFonts w:ascii="Times New Roman" w:hAnsi="Times New Roman" w:cs="Times New Roman"/>
+          <w:b/>
+          <w:bCs/>
+          <w:kern w:val="0"/>
+          <w:sz w:val="28"/>
+          <w:szCs w:val="28"/>
+          <w:lang w:val="ru-RU"/>
+          <w14:ligatures w14:val="none"/>
+        </w:rPr>
+        <w:t>:</w:t>
+      </w:r>
+      <w:r>
+        <w:rPr>
+          <w:rFonts w:ascii="Times New Roman" w:hAnsi="Times New Roman" w:cs="Times New Roman"/>
+          <w:b/>
+          <w:bCs/>
+          <w:kern w:val="0"/>
+          <w:sz w:val="28"/>
+          <w:szCs w:val="28"/>
+          <w:lang w:val="en-GB"/>
+          <w14:ligatures w14:val="none"/>
+        </w:rPr>
+        <w:t>authority</w:t>
+      </w:r>
+      <w:proofErr w:type="gramEnd"/>
+      <w:r>
+        <w:rPr>
+          <w:rFonts w:ascii="Times New Roman" w:hAnsi="Times New Roman" w:cs="Times New Roman"/>
+          <w:b/>
+          <w:bCs/>
+          <w:kern w:val="0"/>
+          <w:sz w:val="28"/>
+          <w:szCs w:val="28"/>
+          <w:lang w:val="ru-RU"/>
+          <w14:ligatures w14:val="none"/>
+        </w:rPr>
+        <w:t xml:space="preserve">: </w:t>
+      </w:r>
+      <w:proofErr w:type="spellStart"/>
+      <w:r>
+        <w:rPr>
+          <w:rFonts w:ascii="Times New Roman" w:hAnsi="Times New Roman" w:cs="Times New Roman"/>
+          <w:b/>
+          <w:bCs/>
+          <w:kern w:val="0"/>
+          <w:sz w:val="28"/>
+          <w:szCs w:val="28"/>
+          <w:lang w:val="en-GB"/>
+          <w14:ligatures w14:val="none"/>
+        </w:rPr>
+        <w:t>en</w:t>
+      </w:r>
+      <w:proofErr w:type="spellEnd"/>
+      <w:r>
+        <w:rPr>
+          <w:rFonts w:ascii="Times New Roman" w:hAnsi="Times New Roman" w:cs="Times New Roman"/>
+          <w:b/>
+          <w:bCs/>
+          <w:kern w:val="0"/>
+          <w:sz w:val="28"/>
+          <w:szCs w:val="28"/>
+          <w:lang w:val="ru-RU"/>
+          <w14:ligatures w14:val="none"/>
+        </w:rPr>
+        <w:t>.</w:t>
+      </w:r>
+      <w:proofErr w:type="spellStart"/>
+      <w:r>
+        <w:rPr>
+          <w:rFonts w:ascii="Times New Roman" w:hAnsi="Times New Roman" w:cs="Times New Roman"/>
+          <w:b/>
+          <w:bCs/>
+          <w:kern w:val="0"/>
+          <w:sz w:val="28"/>
+          <w:szCs w:val="28"/>
+          <w:lang w:val="en-GB"/>
+          <w14:ligatures w14:val="none"/>
+        </w:rPr>
+        <w:t>wikipedia</w:t>
+      </w:r>
+      <w:proofErr w:type="spellEnd"/>
+      <w:r>
+        <w:rPr>
+          <w:rFonts w:ascii="Times New Roman" w:hAnsi="Times New Roman" w:cs="Times New Roman"/>
+          <w:b/>
+          <w:bCs/>
+          <w:kern w:val="0"/>
+          <w:sz w:val="28"/>
+          <w:szCs w:val="28"/>
+          <w:lang w:val="ru-RU"/>
+          <w14:ligatures w14:val="none"/>
+        </w:rPr>
+        <w:t>.</w:t>
+      </w:r>
+      <w:r>
+        <w:rPr>
+          <w:rFonts w:ascii="Times New Roman" w:hAnsi="Times New Roman" w:cs="Times New Roman"/>
+          <w:b/>
+          <w:bCs/>
+          <w:kern w:val="0"/>
+          <w:sz w:val="28"/>
+          <w:szCs w:val="28"/>
+          <w:lang w:val="en-GB"/>
+          <w14:ligatures w14:val="none"/>
+        </w:rPr>
+        <w:t>org</w:t>
+      </w:r>
+      <w:r>
+        <w:rPr>
+          <w:rFonts w:ascii="Times New Roman" w:hAnsi="Times New Roman" w:cs="Times New Roman"/>
+          <w:kern w:val="0"/>
+          <w:sz w:val="28"/>
+          <w:szCs w:val="28"/>
+          <w:lang w:val="ru-RU"/>
+          <w14:ligatures w14:val="none"/>
+        </w:rPr>
+        <w:t xml:space="preserve">: аналог заголовка </w:t>
+      </w:r>
+      <w:r>
+        <w:rPr>
+          <w:rFonts w:ascii="Times New Roman" w:hAnsi="Times New Roman" w:cs="Times New Roman"/>
+          <w:kern w:val="0"/>
+          <w:sz w:val="28"/>
+          <w:szCs w:val="28"/>
+          <w:lang w:val="en-GB"/>
+          <w14:ligatures w14:val="none"/>
+        </w:rPr>
+        <w:t>Host</w:t>
+      </w:r>
+      <w:r>
+        <w:rPr>
+          <w:rFonts w:ascii="Times New Roman" w:hAnsi="Times New Roman" w:cs="Times New Roman"/>
+          <w:kern w:val="0"/>
+          <w:sz w:val="28"/>
+          <w:szCs w:val="28"/>
+          <w:lang w:val="ru-RU"/>
+          <w14:ligatures w14:val="none"/>
+        </w:rPr>
+        <w:t xml:space="preserve">. </w:t>
+      </w:r>
+      <w:proofErr w:type="spellStart"/>
+      <w:r>
+        <w:rPr>
+          <w:rFonts w:ascii="Times New Roman" w:hAnsi="Times New Roman" w:cs="Times New Roman"/>
+          <w:kern w:val="0"/>
+          <w:sz w:val="28"/>
+          <w:szCs w:val="28"/>
+          <w:lang w:val="en-GB"/>
+          <w14:ligatures w14:val="none"/>
+        </w:rPr>
+        <w:t>Указывает</w:t>
+      </w:r>
+      <w:proofErr w:type="spellEnd"/>
+      <w:r>
+        <w:rPr>
+          <w:rFonts w:ascii="Times New Roman" w:hAnsi="Times New Roman" w:cs="Times New Roman"/>
+          <w:kern w:val="0"/>
+          <w:sz w:val="28"/>
+          <w:szCs w:val="28"/>
+          <w:lang w:val="en-GB"/>
+          <w14:ligatures w14:val="none"/>
+        </w:rPr>
+        <w:t xml:space="preserve"> </w:t>
+      </w:r>
+      <w:proofErr w:type="spellStart"/>
+      <w:r>
+        <w:rPr>
+          <w:rFonts w:ascii="Times New Roman" w:hAnsi="Times New Roman" w:cs="Times New Roman"/>
+          <w:kern w:val="0"/>
+          <w:sz w:val="28"/>
+          <w:szCs w:val="28"/>
+          <w:lang w:val="en-GB"/>
+          <w14:ligatures w14:val="none"/>
+        </w:rPr>
+        <w:t>доменное</w:t>
+      </w:r>
+      <w:proofErr w:type="spellEnd"/>
+      <w:r>
+        <w:rPr>
+          <w:rFonts w:ascii="Times New Roman" w:hAnsi="Times New Roman" w:cs="Times New Roman"/>
+          <w:kern w:val="0"/>
+          <w:sz w:val="28"/>
+          <w:szCs w:val="28"/>
+          <w:lang w:val="en-GB"/>
+          <w14:ligatures w14:val="none"/>
+        </w:rPr>
+        <w:t xml:space="preserve"> </w:t>
+      </w:r>
+      <w:proofErr w:type="spellStart"/>
+      <w:r>
+        <w:rPr>
+          <w:rFonts w:ascii="Times New Roman" w:hAnsi="Times New Roman" w:cs="Times New Roman"/>
+          <w:kern w:val="0"/>
+          <w:sz w:val="28"/>
+          <w:szCs w:val="28"/>
+          <w:lang w:val="en-GB"/>
+          <w14:ligatures w14:val="none"/>
+        </w:rPr>
+        <w:t>имя</w:t>
+      </w:r>
+      <w:proofErr w:type="spellEnd"/>
+      <w:r>
+        <w:rPr>
+          <w:rFonts w:ascii="Times New Roman" w:hAnsi="Times New Roman" w:cs="Times New Roman"/>
+          <w:kern w:val="0"/>
+          <w:sz w:val="28"/>
+          <w:szCs w:val="28"/>
+          <w:lang w:val="en-GB"/>
+          <w14:ligatures w14:val="none"/>
+        </w:rPr>
+        <w:t xml:space="preserve"> </w:t>
+      </w:r>
+      <w:proofErr w:type="spellStart"/>
+      <w:r>
+        <w:rPr>
+          <w:rFonts w:ascii="Times New Roman" w:hAnsi="Times New Roman" w:cs="Times New Roman"/>
+          <w:kern w:val="0"/>
+          <w:sz w:val="28"/>
+          <w:szCs w:val="28"/>
+          <w:lang w:val="en-GB"/>
+          <w14:ligatures w14:val="none"/>
+        </w:rPr>
+        <w:t>сервера</w:t>
+      </w:r>
+      <w:proofErr w:type="spellEnd"/>
+      <w:r>
+        <w:rPr>
+          <w:rFonts w:ascii="Times New Roman" w:hAnsi="Times New Roman" w:cs="Times New Roman"/>
+          <w:kern w:val="0"/>
+          <w:sz w:val="28"/>
+          <w:szCs w:val="28"/>
+          <w:lang w:val="en-GB"/>
+          <w14:ligatures w14:val="none"/>
+        </w:rPr>
+        <w:t>.</w:t>
+      </w:r>
+    </w:p>
+    <w:p>
+      <w:pPr>
+        <w:numPr>
+          <w:ilvl w:val="0"/>
+          <w:numId w:val="6"/>
+        </w:numPr>
+        <w:rPr>
+          <w:rFonts w:ascii="Times New Roman" w:hAnsi="Times New Roman" w:cs="Times New Roman"/>
+          <w:kern w:val="0"/>
+          <w:sz w:val="28"/>
+          <w:szCs w:val="28"/>
+          <w:lang w:val="ru-RU"/>
+          <w14:ligatures w14:val="none"/>
+        </w:rPr>
+      </w:pPr>
+      <w:proofErr w:type="gramStart"/>
+      <w:r>
+        <w:rPr>
+          <w:rFonts w:ascii="Times New Roman" w:hAnsi="Times New Roman" w:cs="Times New Roman"/>
+          <w:b/>
+          <w:bCs/>
+          <w:kern w:val="0"/>
+          <w:sz w:val="28"/>
+          <w:szCs w:val="28"/>
+          <w:lang w:val="ru-RU"/>
+          <w14:ligatures w14:val="none"/>
+        </w:rPr>
+        <w:t>:</w:t>
+      </w:r>
+      <w:r>
+        <w:rPr>
+          <w:rFonts w:ascii="Times New Roman" w:hAnsi="Times New Roman" w:cs="Times New Roman"/>
+          <w:b/>
+          <w:bCs/>
+          <w:kern w:val="0"/>
+          <w:sz w:val="28"/>
+          <w:szCs w:val="28"/>
+          <w:lang w:val="en-GB"/>
+          <w14:ligatures w14:val="none"/>
+        </w:rPr>
+        <w:t>method</w:t>
+      </w:r>
+      <w:proofErr w:type="gramEnd"/>
+      <w:r>
+        <w:rPr>
+          <w:rFonts w:ascii="Times New Roman" w:hAnsi="Times New Roman" w:cs="Times New Roman"/>
+          <w:b/>
+          <w:bCs/>
+          <w:kern w:val="0"/>
+          <w:sz w:val="28"/>
+          <w:szCs w:val="28"/>
+          <w:lang w:val="ru-RU"/>
+          <w14:ligatures w14:val="none"/>
+        </w:rPr>
+        <w:t xml:space="preserve">: </w:t>
+      </w:r>
+      <w:r>
+        <w:rPr>
+          <w:rFonts w:ascii="Times New Roman" w:hAnsi="Times New Roman" w:cs="Times New Roman"/>
+          <w:b/>
+          <w:bCs/>
+          <w:kern w:val="0"/>
+          <w:sz w:val="28"/>
+          <w:szCs w:val="28"/>
+          <w:lang w:val="en-GB"/>
+          <w14:ligatures w14:val="none"/>
+        </w:rPr>
+        <w:t>GET</w:t>
+      </w:r>
+      <w:r>
+        <w:rPr>
+          <w:rFonts w:ascii="Times New Roman" w:hAnsi="Times New Roman" w:cs="Times New Roman"/>
+          <w:kern w:val="0"/>
+          <w:sz w:val="28"/>
+          <w:szCs w:val="28"/>
+          <w:lang w:val="ru-RU"/>
+          <w14:ligatures w14:val="none"/>
+        </w:rPr>
+        <w:t>: метод запроса. Браузер хочет просто получить (скачать) страницу.</w:t>
+      </w:r>
+    </w:p>
+    <w:p>
+      <w:pPr>
+        <w:numPr>
+          <w:ilvl w:val="0"/>
+          <w:numId w:val="6"/>
+        </w:numPr>
+        <w:rPr>
+          <w:rFonts w:ascii="Times New Roman" w:hAnsi="Times New Roman" w:cs="Times New Roman"/>
+          <w:kern w:val="0"/>
+          <w:sz w:val="28"/>
+          <w:szCs w:val="28"/>
+          <w:lang w:val="ru-RU"/>
+          <w14:ligatures w14:val="none"/>
+        </w:rPr>
+      </w:pPr>
+      <w:proofErr w:type="gramStart"/>
+      <w:r>
+        <w:rPr>
+          <w:rFonts w:ascii="Times New Roman" w:hAnsi="Times New Roman" w:cs="Times New Roman"/>
+          <w:b/>
+          <w:bCs/>
+          <w:kern w:val="0"/>
+          <w:sz w:val="28"/>
+          <w:szCs w:val="28"/>
+          <w:lang w:val="ru-RU"/>
+          <w14:ligatures w14:val="none"/>
+        </w:rPr>
+        <w:t>:</w:t>
+      </w:r>
+      <w:r>
+        <w:rPr>
+          <w:rFonts w:ascii="Times New Roman" w:hAnsi="Times New Roman" w:cs="Times New Roman"/>
+          <w:b/>
+          <w:bCs/>
+          <w:kern w:val="0"/>
+          <w:sz w:val="28"/>
+          <w:szCs w:val="28"/>
+          <w:lang w:val="en-GB"/>
+          <w14:ligatures w14:val="none"/>
+        </w:rPr>
+        <w:t>path</w:t>
+      </w:r>
+      <w:proofErr w:type="gramEnd"/>
+      <w:r>
+        <w:rPr>
+          <w:rFonts w:ascii="Times New Roman" w:hAnsi="Times New Roman" w:cs="Times New Roman"/>
+          <w:b/>
+          <w:bCs/>
+          <w:kern w:val="0"/>
+          <w:sz w:val="28"/>
+          <w:szCs w:val="28"/>
+          <w:lang w:val="ru-RU"/>
+          <w14:ligatures w14:val="none"/>
+        </w:rPr>
+        <w:t>: /</w:t>
+      </w:r>
+      <w:r>
+        <w:rPr>
+          <w:rFonts w:ascii="Times New Roman" w:hAnsi="Times New Roman" w:cs="Times New Roman"/>
+          <w:b/>
+          <w:bCs/>
+          <w:kern w:val="0"/>
+          <w:sz w:val="28"/>
+          <w:szCs w:val="28"/>
+          <w:lang w:val="en-GB"/>
+          <w14:ligatures w14:val="none"/>
+        </w:rPr>
+        <w:t>wiki</w:t>
+      </w:r>
+      <w:r>
+        <w:rPr>
+          <w:rFonts w:ascii="Times New Roman" w:hAnsi="Times New Roman" w:cs="Times New Roman"/>
+          <w:b/>
+          <w:bCs/>
+          <w:kern w:val="0"/>
+          <w:sz w:val="28"/>
+          <w:szCs w:val="28"/>
+          <w:lang w:val="ru-RU"/>
+          <w14:ligatures w14:val="none"/>
+        </w:rPr>
+        <w:t>/</w:t>
+      </w:r>
+      <w:r>
+        <w:rPr>
+          <w:rFonts w:ascii="Times New Roman" w:hAnsi="Times New Roman" w:cs="Times New Roman"/>
+          <w:b/>
+          <w:bCs/>
+          <w:kern w:val="0"/>
+          <w:sz w:val="28"/>
+          <w:szCs w:val="28"/>
+          <w:lang w:val="en-GB"/>
+          <w14:ligatures w14:val="none"/>
+        </w:rPr>
+        <w:t>HTTP</w:t>
+      </w:r>
+      <w:r>
+        <w:rPr>
+          <w:rFonts w:ascii="Times New Roman" w:hAnsi="Times New Roman" w:cs="Times New Roman"/>
+          <w:kern w:val="0"/>
+          <w:sz w:val="28"/>
+          <w:szCs w:val="28"/>
+          <w:lang w:val="ru-RU"/>
+          <w14:ligatures w14:val="none"/>
+        </w:rPr>
+        <w:t>: точный адрес (путь) запрашиваемой страницы на сайте.</w:t>
+      </w:r>
+    </w:p>
+    <w:p>
+      <w:pPr>
+        <w:numPr>
+          <w:ilvl w:val="0"/>
+          <w:numId w:val="6"/>
+        </w:numPr>
+        <w:rPr>
+          <w:rFonts w:ascii="Times New Roman" w:hAnsi="Times New Roman" w:cs="Times New Roman"/>
+          <w:kern w:val="0"/>
+          <w:sz w:val="28"/>
+          <w:szCs w:val="28"/>
+          <w:lang w:val="ru-RU"/>
+          <w14:ligatures w14:val="none"/>
+        </w:rPr>
+      </w:pPr>
+      <w:proofErr w:type="gramStart"/>
+      <w:r>
+        <w:rPr>
+          <w:rFonts w:ascii="Times New Roman" w:hAnsi="Times New Roman" w:cs="Times New Roman"/>
+          <w:b/>
+          <w:bCs/>
+          <w:kern w:val="0"/>
+          <w:sz w:val="28"/>
+          <w:szCs w:val="28"/>
+          <w:lang w:val="ru-RU"/>
+          <w14:ligatures w14:val="none"/>
+        </w:rPr>
+        <w:t>:</w:t>
+      </w:r>
+      <w:r>
+        <w:rPr>
+          <w:rFonts w:ascii="Times New Roman" w:hAnsi="Times New Roman" w:cs="Times New Roman"/>
+          <w:b/>
+          <w:bCs/>
+          <w:kern w:val="0"/>
+          <w:sz w:val="28"/>
+          <w:szCs w:val="28"/>
+          <w:lang w:val="en-GB"/>
+          <w14:ligatures w14:val="none"/>
+        </w:rPr>
+        <w:t>scheme</w:t>
+      </w:r>
+      <w:proofErr w:type="gramEnd"/>
+      <w:r>
+        <w:rPr>
+          <w:rFonts w:ascii="Times New Roman" w:hAnsi="Times New Roman" w:cs="Times New Roman"/>
+          <w:b/>
+          <w:bCs/>
+          <w:kern w:val="0"/>
+          <w:sz w:val="28"/>
+          <w:szCs w:val="28"/>
+          <w:lang w:val="ru-RU"/>
+          <w14:ligatures w14:val="none"/>
+        </w:rPr>
+        <w:t xml:space="preserve">: </w:t>
+      </w:r>
+      <w:r>
+        <w:rPr>
+          <w:rFonts w:ascii="Times New Roman" w:hAnsi="Times New Roman" w:cs="Times New Roman"/>
+          <w:b/>
+          <w:bCs/>
+          <w:kern w:val="0"/>
+          <w:sz w:val="28"/>
+          <w:szCs w:val="28"/>
+          <w:lang w:val="en-GB"/>
+          <w14:ligatures w14:val="none"/>
+        </w:rPr>
+        <w:t>https</w:t>
+      </w:r>
+      <w:r>
+        <w:rPr>
+          <w:rFonts w:ascii="Times New Roman" w:hAnsi="Times New Roman" w:cs="Times New Roman"/>
+          <w:kern w:val="0"/>
+          <w:sz w:val="28"/>
+          <w:szCs w:val="28"/>
+          <w:lang w:val="ru-RU"/>
+          <w14:ligatures w14:val="none"/>
+        </w:rPr>
+        <w:t xml:space="preserve">: протокол соединения. В данном случае безопасный </w:t>
+      </w:r>
+      <w:r>
+        <w:rPr>
+          <w:rFonts w:ascii="Times New Roman" w:hAnsi="Times New Roman" w:cs="Times New Roman"/>
+          <w:kern w:val="0"/>
+          <w:sz w:val="28"/>
+          <w:szCs w:val="28"/>
+          <w:lang w:val="en-GB"/>
+          <w14:ligatures w14:val="none"/>
+        </w:rPr>
+        <w:t>HTTPS</w:t>
+      </w:r>
+      <w:r>
+        <w:rPr>
+          <w:rFonts w:ascii="Times New Roman" w:hAnsi="Times New Roman" w:cs="Times New Roman"/>
+          <w:kern w:val="0"/>
+          <w:sz w:val="28"/>
+          <w:szCs w:val="28"/>
+          <w:lang w:val="ru-RU"/>
+          <w14:ligatures w14:val="none"/>
+        </w:rPr>
+        <w:t>.</w:t>
+      </w:r>
+    </w:p>
+    <w:p>
+      <w:pPr>
+        <w:numPr>
+          <w:ilvl w:val="0"/>
+          <w:numId w:val="6"/>
+        </w:numPr>
+        <w:rPr>
+          <w:rFonts w:ascii="Times New Roman" w:hAnsi="Times New Roman" w:cs="Times New Roman"/>
+          <w:kern w:val="0"/>
+          <w:sz w:val="28"/>
+          <w:szCs w:val="28"/>
+          <w:lang w:val="ru-RU"/>
+          <w14:ligatures w14:val="none"/>
+        </w:rPr>
+      </w:pPr>
+      <w:r>
+        <w:rPr>
+          <w:rFonts w:ascii="Times New Roman" w:hAnsi="Times New Roman" w:cs="Times New Roman"/>
+          <w:b/>
+          <w:bCs/>
+          <w:kern w:val="0"/>
+          <w:sz w:val="28"/>
+          <w:szCs w:val="28"/>
+          <w:lang w:val="en-GB"/>
+          <w14:ligatures w14:val="none"/>
+        </w:rPr>
+        <w:t>accept</w:t>
+      </w:r>
+      <w:r>
+        <w:rPr>
+          <w:rFonts w:ascii="Times New Roman" w:hAnsi="Times New Roman" w:cs="Times New Roman"/>
+          <w:b/>
+          <w:bCs/>
+          <w:kern w:val="0"/>
+          <w:sz w:val="28"/>
+          <w:szCs w:val="28"/>
+          <w:lang w:val="ru-RU"/>
+          <w14:ligatures w14:val="none"/>
+        </w:rPr>
+        <w:t>: ...</w:t>
+      </w:r>
+      <w:r>
+        <w:rPr>
+          <w:rFonts w:ascii="Times New Roman" w:hAnsi="Times New Roman" w:cs="Times New Roman"/>
+          <w:kern w:val="0"/>
+          <w:sz w:val="28"/>
+          <w:szCs w:val="28"/>
+          <w:lang w:val="ru-RU"/>
+          <w14:ligatures w14:val="none"/>
+        </w:rPr>
+        <w:t xml:space="preserve">: форматы, которые понимает браузер. Он приоритетно ждет </w:t>
+      </w:r>
+      <w:r>
+        <w:rPr>
+          <w:rFonts w:ascii="Times New Roman" w:hAnsi="Times New Roman" w:cs="Times New Roman"/>
+          <w:kern w:val="0"/>
+          <w:sz w:val="28"/>
+          <w:szCs w:val="28"/>
+          <w:lang w:val="en-GB"/>
+          <w14:ligatures w14:val="none"/>
+        </w:rPr>
+        <w:t>HTML</w:t>
+      </w:r>
+      <w:r>
+        <w:rPr>
+          <w:rFonts w:ascii="Times New Roman" w:hAnsi="Times New Roman" w:cs="Times New Roman"/>
+          <w:kern w:val="0"/>
+          <w:sz w:val="28"/>
+          <w:szCs w:val="28"/>
+          <w:lang w:val="ru-RU"/>
+          <w14:ligatures w14:val="none"/>
+        </w:rPr>
+        <w:t xml:space="preserve"> (</w:t>
+      </w:r>
+      <w:r>
+        <w:rPr>
+          <w:rFonts w:ascii="Times New Roman" w:hAnsi="Times New Roman" w:cs="Times New Roman"/>
+          <w:kern w:val="0"/>
+          <w:sz w:val="28"/>
+          <w:szCs w:val="28"/>
+          <w:lang w:val="en-GB"/>
+          <w14:ligatures w14:val="none"/>
+        </w:rPr>
+        <w:t>text</w:t>
+      </w:r>
+      <w:r>
+        <w:rPr>
+          <w:rFonts w:ascii="Times New Roman" w:hAnsi="Times New Roman" w:cs="Times New Roman"/>
+          <w:kern w:val="0"/>
+          <w:sz w:val="28"/>
+          <w:szCs w:val="28"/>
+          <w:lang w:val="ru-RU"/>
+          <w14:ligatures w14:val="none"/>
+        </w:rPr>
+        <w:t>/</w:t>
+      </w:r>
+      <w:r>
+        <w:rPr>
+          <w:rFonts w:ascii="Times New Roman" w:hAnsi="Times New Roman" w:cs="Times New Roman"/>
+          <w:kern w:val="0"/>
+          <w:sz w:val="28"/>
+          <w:szCs w:val="28"/>
+          <w:lang w:val="en-GB"/>
+          <w14:ligatures w14:val="none"/>
+        </w:rPr>
+        <w:t>html</w:t>
+      </w:r>
+      <w:r>
+        <w:rPr>
+          <w:rFonts w:ascii="Times New Roman" w:hAnsi="Times New Roman" w:cs="Times New Roman"/>
+          <w:kern w:val="0"/>
+          <w:sz w:val="28"/>
+          <w:szCs w:val="28"/>
+          <w:lang w:val="ru-RU"/>
+          <w14:ligatures w14:val="none"/>
+        </w:rPr>
+        <w:t>), но готов принять современные картинки (</w:t>
+      </w:r>
+      <w:proofErr w:type="spellStart"/>
+      <w:r>
+        <w:rPr>
+          <w:rFonts w:ascii="Times New Roman" w:hAnsi="Times New Roman" w:cs="Times New Roman"/>
+          <w:kern w:val="0"/>
+          <w:sz w:val="28"/>
+          <w:szCs w:val="28"/>
+          <w:lang w:val="en-GB"/>
+          <w14:ligatures w14:val="none"/>
+        </w:rPr>
+        <w:t>webp</w:t>
+      </w:r>
+      <w:proofErr w:type="spellEnd"/>
+      <w:r>
+        <w:rPr>
+          <w:rFonts w:ascii="Times New Roman" w:hAnsi="Times New Roman" w:cs="Times New Roman"/>
+          <w:kern w:val="0"/>
+          <w:sz w:val="28"/>
+          <w:szCs w:val="28"/>
+          <w:lang w:val="ru-RU"/>
+          <w14:ligatures w14:val="none"/>
+        </w:rPr>
+        <w:t xml:space="preserve">, </w:t>
+      </w:r>
+      <w:proofErr w:type="spellStart"/>
+      <w:r>
+        <w:rPr>
+          <w:rFonts w:ascii="Times New Roman" w:hAnsi="Times New Roman" w:cs="Times New Roman"/>
+          <w:kern w:val="0"/>
+          <w:sz w:val="28"/>
+          <w:szCs w:val="28"/>
+          <w:lang w:val="en-GB"/>
+          <w14:ligatures w14:val="none"/>
+        </w:rPr>
+        <w:t>avif</w:t>
+      </w:r>
+      <w:proofErr w:type="spellEnd"/>
+      <w:r>
+        <w:rPr>
+          <w:rFonts w:ascii="Times New Roman" w:hAnsi="Times New Roman" w:cs="Times New Roman"/>
+          <w:kern w:val="0"/>
+          <w:sz w:val="28"/>
+          <w:szCs w:val="28"/>
+          <w:lang w:val="ru-RU"/>
+          <w14:ligatures w14:val="none"/>
+        </w:rPr>
+        <w:t>).</w:t>
+      </w:r>
+    </w:p>
+    <w:p>
+      <w:pPr>
+        <w:numPr>
+          <w:ilvl w:val="0"/>
+          <w:numId w:val="6"/>
+        </w:numPr>
+        <w:rPr>
+          <w:rFonts w:ascii="Times New Roman" w:hAnsi="Times New Roman" w:cs="Times New Roman"/>
+          <w:kern w:val="0"/>
+          <w:sz w:val="28"/>
+          <w:szCs w:val="28"/>
+          <w:lang w:val="en-GB"/>
+          <w14:ligatures w14:val="none"/>
+        </w:rPr>
+      </w:pPr>
+      <w:r>
+        <w:rPr>
+          <w:rFonts w:ascii="Times New Roman" w:hAnsi="Times New Roman" w:cs="Times New Roman"/>
+          <w:b/>
+          <w:bCs/>
+          <w:kern w:val="0"/>
+          <w:sz w:val="28"/>
+          <w:szCs w:val="28"/>
+          <w:lang w:val="en-GB"/>
+          <w14:ligatures w14:val="none"/>
+        </w:rPr>
+        <w:t>accept</w:t>
+      </w:r>
+      <w:r>
+        <w:rPr>
+          <w:rFonts w:ascii="Times New Roman" w:hAnsi="Times New Roman" w:cs="Times New Roman"/>
+          <w:b/>
+          <w:bCs/>
+          <w:kern w:val="0"/>
+          <w:sz w:val="28"/>
+          <w:szCs w:val="28"/>
+          <w:lang w:val="ru-RU"/>
+          <w14:ligatures w14:val="none"/>
+        </w:rPr>
+        <w:t>-</w:t>
+      </w:r>
+      <w:r>
+        <w:rPr>
+          <w:rFonts w:ascii="Times New Roman" w:hAnsi="Times New Roman" w:cs="Times New Roman"/>
+          <w:b/>
+          <w:bCs/>
+          <w:kern w:val="0"/>
+          <w:sz w:val="28"/>
+          <w:szCs w:val="28"/>
+          <w:lang w:val="en-GB"/>
+          <w14:ligatures w14:val="none"/>
+        </w:rPr>
+        <w:t>encoding</w:t>
+      </w:r>
+      <w:r>
+        <w:rPr>
+          <w:rFonts w:ascii="Times New Roman" w:hAnsi="Times New Roman" w:cs="Times New Roman"/>
+          <w:b/>
+          <w:bCs/>
+          <w:kern w:val="0"/>
+          <w:sz w:val="28"/>
+          <w:szCs w:val="28"/>
+          <w:lang w:val="ru-RU"/>
+          <w14:ligatures w14:val="none"/>
+        </w:rPr>
+        <w:t xml:space="preserve">: </w:t>
+      </w:r>
+      <w:proofErr w:type="spellStart"/>
+      <w:r>
+        <w:rPr>
+          <w:rFonts w:ascii="Times New Roman" w:hAnsi="Times New Roman" w:cs="Times New Roman"/>
+          <w:b/>
+          <w:bCs/>
+          <w:kern w:val="0"/>
+          <w:sz w:val="28"/>
+          <w:szCs w:val="28"/>
+          <w:lang w:val="en-GB"/>
+          <w14:ligatures w14:val="none"/>
+        </w:rPr>
+        <w:t>gzip</w:t>
+      </w:r>
+      <w:proofErr w:type="spellEnd"/>
+      <w:r>
+        <w:rPr>
+          <w:rFonts w:ascii="Times New Roman" w:hAnsi="Times New Roman" w:cs="Times New Roman"/>
+          <w:b/>
+          <w:bCs/>
+          <w:kern w:val="0"/>
+          <w:sz w:val="28"/>
+          <w:szCs w:val="28"/>
+          <w:lang w:val="ru-RU"/>
+          <w14:ligatures w14:val="none"/>
+        </w:rPr>
+        <w:t xml:space="preserve">, </w:t>
+      </w:r>
+      <w:r>
+        <w:rPr>
+          <w:rFonts w:ascii="Times New Roman" w:hAnsi="Times New Roman" w:cs="Times New Roman"/>
+          <w:b/>
+          <w:bCs/>
+          <w:kern w:val="0"/>
+          <w:sz w:val="28"/>
+          <w:szCs w:val="28"/>
+          <w:lang w:val="en-GB"/>
+          <w14:ligatures w14:val="none"/>
+        </w:rPr>
+        <w:t>deflate</w:t>
+      </w:r>
+      <w:r>
+        <w:rPr>
+          <w:rFonts w:ascii="Times New Roman" w:hAnsi="Times New Roman" w:cs="Times New Roman"/>
+          <w:b/>
+          <w:bCs/>
+          <w:kern w:val="0"/>
+          <w:sz w:val="28"/>
+          <w:szCs w:val="28"/>
+          <w:lang w:val="ru-RU"/>
+          <w14:ligatures w14:val="none"/>
+        </w:rPr>
+        <w:t xml:space="preserve">, </w:t>
+      </w:r>
+      <w:proofErr w:type="spellStart"/>
+      <w:r>
+        <w:rPr>
+          <w:rFonts w:ascii="Times New Roman" w:hAnsi="Times New Roman" w:cs="Times New Roman"/>
+          <w:b/>
+          <w:bCs/>
+          <w:kern w:val="0"/>
+          <w:sz w:val="28"/>
+          <w:szCs w:val="28"/>
+          <w:lang w:val="en-GB"/>
+          <w14:ligatures w14:val="none"/>
+        </w:rPr>
+        <w:t>br</w:t>
+      </w:r>
+      <w:proofErr w:type="spellEnd"/>
+      <w:r>
+        <w:rPr>
+          <w:rFonts w:ascii="Times New Roman" w:hAnsi="Times New Roman" w:cs="Times New Roman"/>
+          <w:b/>
+          <w:bCs/>
+          <w:kern w:val="0"/>
+          <w:sz w:val="28"/>
+          <w:szCs w:val="28"/>
+          <w:lang w:val="ru-RU"/>
+          <w14:ligatures w14:val="none"/>
+        </w:rPr>
+        <w:t xml:space="preserve">, </w:t>
+      </w:r>
+      <w:proofErr w:type="spellStart"/>
+      <w:r>
+        <w:rPr>
+          <w:rFonts w:ascii="Times New Roman" w:hAnsi="Times New Roman" w:cs="Times New Roman"/>
+          <w:b/>
+          <w:bCs/>
+          <w:kern w:val="0"/>
+          <w:sz w:val="28"/>
+          <w:szCs w:val="28"/>
+          <w:lang w:val="en-GB"/>
+          <w14:ligatures w14:val="none"/>
+        </w:rPr>
+        <w:t>zstd</w:t>
+      </w:r>
+      <w:proofErr w:type="spellEnd"/>
+      <w:r>
+        <w:rPr>
+          <w:rFonts w:ascii="Times New Roman" w:hAnsi="Times New Roman" w:cs="Times New Roman"/>
+          <w:kern w:val="0"/>
+          <w:sz w:val="28"/>
+          <w:szCs w:val="28"/>
+          <w:lang w:val="ru-RU"/>
+          <w14:ligatures w14:val="none"/>
+        </w:rPr>
+        <w:t xml:space="preserve">: алгоритмы сжатия данных, которые поддерживает браузер. </w:t>
+      </w:r>
+      <w:proofErr w:type="spellStart"/>
+      <w:r>
+        <w:rPr>
+          <w:rFonts w:ascii="Times New Roman" w:hAnsi="Times New Roman" w:cs="Times New Roman"/>
+          <w:kern w:val="0"/>
+          <w:sz w:val="28"/>
+          <w:szCs w:val="28"/>
+          <w:lang w:val="en-GB"/>
+          <w14:ligatures w14:val="none"/>
+        </w:rPr>
+        <w:t>Сервер</w:t>
+      </w:r>
+      <w:proofErr w:type="spellEnd"/>
+      <w:r>
+        <w:rPr>
+          <w:rFonts w:ascii="Times New Roman" w:hAnsi="Times New Roman" w:cs="Times New Roman"/>
+          <w:kern w:val="0"/>
+          <w:sz w:val="28"/>
+          <w:szCs w:val="28"/>
+          <w:lang w:val="en-GB"/>
+          <w14:ligatures w14:val="none"/>
+        </w:rPr>
+        <w:t xml:space="preserve"> </w:t>
+      </w:r>
+      <w:proofErr w:type="spellStart"/>
+      <w:r>
+        <w:rPr>
+          <w:rFonts w:ascii="Times New Roman" w:hAnsi="Times New Roman" w:cs="Times New Roman"/>
+          <w:kern w:val="0"/>
+          <w:sz w:val="28"/>
+          <w:szCs w:val="28"/>
+          <w:lang w:val="en-GB"/>
+          <w14:ligatures w14:val="none"/>
+        </w:rPr>
+        <w:t>может</w:t>
+      </w:r>
+      <w:proofErr w:type="spellEnd"/>
+      <w:r>
+        <w:rPr>
+          <w:rFonts w:ascii="Times New Roman" w:hAnsi="Times New Roman" w:cs="Times New Roman"/>
+          <w:kern w:val="0"/>
+          <w:sz w:val="28"/>
+          <w:szCs w:val="28"/>
+          <w:lang w:val="en-GB"/>
+          <w14:ligatures w14:val="none"/>
+        </w:rPr>
+        <w:t xml:space="preserve"> </w:t>
+      </w:r>
+      <w:proofErr w:type="spellStart"/>
+      <w:r>
+        <w:rPr>
+          <w:rFonts w:ascii="Times New Roman" w:hAnsi="Times New Roman" w:cs="Times New Roman"/>
+          <w:kern w:val="0"/>
+          <w:sz w:val="28"/>
+          <w:szCs w:val="28"/>
+          <w:lang w:val="en-GB"/>
+          <w14:ligatures w14:val="none"/>
+        </w:rPr>
+        <w:t>сжать</w:t>
+      </w:r>
+      <w:proofErr w:type="spellEnd"/>
+      <w:r>
+        <w:rPr>
+          <w:rFonts w:ascii="Times New Roman" w:hAnsi="Times New Roman" w:cs="Times New Roman"/>
+          <w:kern w:val="0"/>
+          <w:sz w:val="28"/>
+          <w:szCs w:val="28"/>
+          <w:lang w:val="en-GB"/>
+          <w14:ligatures w14:val="none"/>
+        </w:rPr>
+        <w:t xml:space="preserve"> </w:t>
+      </w:r>
+      <w:proofErr w:type="spellStart"/>
+      <w:r>
+        <w:rPr>
+          <w:rFonts w:ascii="Times New Roman" w:hAnsi="Times New Roman" w:cs="Times New Roman"/>
+          <w:kern w:val="0"/>
+          <w:sz w:val="28"/>
+          <w:szCs w:val="28"/>
+          <w:lang w:val="en-GB"/>
+          <w14:ligatures w14:val="none"/>
+        </w:rPr>
+        <w:t>ответ</w:t>
+      </w:r>
+      <w:proofErr w:type="spellEnd"/>
+      <w:r>
+        <w:rPr>
+          <w:rFonts w:ascii="Times New Roman" w:hAnsi="Times New Roman" w:cs="Times New Roman"/>
+          <w:kern w:val="0"/>
+          <w:sz w:val="28"/>
+          <w:szCs w:val="28"/>
+          <w:lang w:val="en-GB"/>
+          <w14:ligatures w14:val="none"/>
+        </w:rPr>
+        <w:t xml:space="preserve"> </w:t>
+      </w:r>
+      <w:proofErr w:type="spellStart"/>
+      <w:r>
+        <w:rPr>
+          <w:rFonts w:ascii="Times New Roman" w:hAnsi="Times New Roman" w:cs="Times New Roman"/>
+          <w:kern w:val="0"/>
+          <w:sz w:val="28"/>
+          <w:szCs w:val="28"/>
+          <w:lang w:val="en-GB"/>
+          <w14:ligatures w14:val="none"/>
+        </w:rPr>
+        <w:t>любым</w:t>
+      </w:r>
+      <w:proofErr w:type="spellEnd"/>
+      <w:r>
+        <w:rPr>
+          <w:rFonts w:ascii="Times New Roman" w:hAnsi="Times New Roman" w:cs="Times New Roman"/>
+          <w:kern w:val="0"/>
+          <w:sz w:val="28"/>
+          <w:szCs w:val="28"/>
+          <w:lang w:val="en-GB"/>
+          <w14:ligatures w14:val="none"/>
+        </w:rPr>
+        <w:t xml:space="preserve"> </w:t>
+      </w:r>
+      <w:proofErr w:type="spellStart"/>
+      <w:r>
+        <w:rPr>
+          <w:rFonts w:ascii="Times New Roman" w:hAnsi="Times New Roman" w:cs="Times New Roman"/>
+          <w:kern w:val="0"/>
+          <w:sz w:val="28"/>
+          <w:szCs w:val="28"/>
+          <w:lang w:val="en-GB"/>
+          <w14:ligatures w14:val="none"/>
+        </w:rPr>
+        <w:t>из</w:t>
+      </w:r>
+      <w:proofErr w:type="spellEnd"/>
+      <w:r>
+        <w:rPr>
+          <w:rFonts w:ascii="Times New Roman" w:hAnsi="Times New Roman" w:cs="Times New Roman"/>
+          <w:kern w:val="0"/>
+          <w:sz w:val="28"/>
+          <w:szCs w:val="28"/>
+          <w:lang w:val="en-GB"/>
+          <w14:ligatures w14:val="none"/>
+        </w:rPr>
+        <w:t xml:space="preserve"> </w:t>
+      </w:r>
+      <w:proofErr w:type="spellStart"/>
+      <w:r>
+        <w:rPr>
+          <w:rFonts w:ascii="Times New Roman" w:hAnsi="Times New Roman" w:cs="Times New Roman"/>
+          <w:kern w:val="0"/>
+          <w:sz w:val="28"/>
+          <w:szCs w:val="28"/>
+          <w:lang w:val="en-GB"/>
+          <w14:ligatures w14:val="none"/>
+        </w:rPr>
+        <w:t>них</w:t>
+      </w:r>
+      <w:proofErr w:type="spellEnd"/>
+      <w:r>
+        <w:rPr>
+          <w:rFonts w:ascii="Times New Roman" w:hAnsi="Times New Roman" w:cs="Times New Roman"/>
+          <w:kern w:val="0"/>
+          <w:sz w:val="28"/>
+          <w:szCs w:val="28"/>
+          <w:lang w:val="en-GB"/>
+          <w14:ligatures w14:val="none"/>
+        </w:rPr>
+        <w:t>.</w:t>
+      </w:r>
+    </w:p>
+    <w:p>
+      <w:pPr>
+        <w:numPr>
+          <w:ilvl w:val="0"/>
+          <w:numId w:val="6"/>
+        </w:numPr>
+        <w:rPr>
+          <w:rFonts w:ascii="Times New Roman" w:hAnsi="Times New Roman" w:cs="Times New Roman"/>
+          <w:kern w:val="0"/>
+          <w:sz w:val="28"/>
+          <w:szCs w:val="28"/>
+          <w:lang w:val="ru-RU"/>
+          <w14:ligatures w14:val="none"/>
+        </w:rPr>
+      </w:pPr>
+      <w:r>
+        <w:rPr>
+          <w:rFonts w:ascii="Times New Roman" w:hAnsi="Times New Roman" w:cs="Times New Roman"/>
+          <w:b/>
+          <w:bCs/>
+          <w:kern w:val="0"/>
+          <w:sz w:val="28"/>
+          <w:szCs w:val="28"/>
+          <w:lang w:val="en-GB"/>
+          <w14:ligatures w14:val="none"/>
+        </w:rPr>
+        <w:t>accept</w:t>
+      </w:r>
+      <w:r>
+        <w:rPr>
+          <w:rFonts w:ascii="Times New Roman" w:hAnsi="Times New Roman" w:cs="Times New Roman"/>
+          <w:b/>
+          <w:bCs/>
+          <w:kern w:val="0"/>
+          <w:sz w:val="28"/>
+          <w:szCs w:val="28"/>
+          <w:lang w:val="ru-RU"/>
+          <w14:ligatures w14:val="none"/>
+        </w:rPr>
+        <w:t>-</w:t>
+      </w:r>
+      <w:r>
+        <w:rPr>
+          <w:rFonts w:ascii="Times New Roman" w:hAnsi="Times New Roman" w:cs="Times New Roman"/>
+          <w:b/>
+          <w:bCs/>
+          <w:kern w:val="0"/>
+          <w:sz w:val="28"/>
+          <w:szCs w:val="28"/>
+          <w:lang w:val="en-GB"/>
+          <w14:ligatures w14:val="none"/>
+        </w:rPr>
+        <w:t>language</w:t>
+      </w:r>
+      <w:r>
+        <w:rPr>
+          <w:rFonts w:ascii="Times New Roman" w:hAnsi="Times New Roman" w:cs="Times New Roman"/>
+          <w:b/>
+          <w:bCs/>
+          <w:kern w:val="0"/>
+          <w:sz w:val="28"/>
+          <w:szCs w:val="28"/>
+          <w:lang w:val="ru-RU"/>
+          <w14:ligatures w14:val="none"/>
+        </w:rPr>
+        <w:t xml:space="preserve">: </w:t>
+      </w:r>
+      <w:proofErr w:type="spellStart"/>
+      <w:r>
+        <w:rPr>
+          <w:rFonts w:ascii="Times New Roman" w:hAnsi="Times New Roman" w:cs="Times New Roman"/>
+          <w:b/>
+          <w:bCs/>
+          <w:kern w:val="0"/>
+          <w:sz w:val="28"/>
+          <w:szCs w:val="28"/>
+          <w:lang w:val="en-GB"/>
+          <w14:ligatures w14:val="none"/>
+        </w:rPr>
+        <w:t>ru</w:t>
+      </w:r>
+      <w:proofErr w:type="spellEnd"/>
+      <w:r>
+        <w:rPr>
+          <w:rFonts w:ascii="Times New Roman" w:hAnsi="Times New Roman" w:cs="Times New Roman"/>
+          <w:b/>
+          <w:bCs/>
+          <w:kern w:val="0"/>
+          <w:sz w:val="28"/>
+          <w:szCs w:val="28"/>
+          <w:lang w:val="ru-RU"/>
+          <w14:ligatures w14:val="none"/>
+        </w:rPr>
+        <w:t>-</w:t>
+      </w:r>
+      <w:proofErr w:type="gramStart"/>
+      <w:r>
+        <w:rPr>
+          <w:rFonts w:ascii="Times New Roman" w:hAnsi="Times New Roman" w:cs="Times New Roman"/>
+          <w:b/>
+          <w:bCs/>
+          <w:kern w:val="0"/>
+          <w:sz w:val="28"/>
+          <w:szCs w:val="28"/>
+          <w:lang w:val="en-GB"/>
+          <w14:ligatures w14:val="none"/>
+        </w:rPr>
+        <w:t>RU</w:t>
+      </w:r>
+      <w:r>
+        <w:rPr>
+          <w:rFonts w:ascii="Times New Roman" w:hAnsi="Times New Roman" w:cs="Times New Roman"/>
+          <w:b/>
+          <w:bCs/>
+          <w:kern w:val="0"/>
+          <w:sz w:val="28"/>
+          <w:szCs w:val="28"/>
+          <w:lang w:val="ru-RU"/>
+          <w14:ligatures w14:val="none"/>
+        </w:rPr>
+        <w:t>,</w:t>
+      </w:r>
+      <w:proofErr w:type="spellStart"/>
+      <w:r>
+        <w:rPr>
+          <w:rFonts w:ascii="Times New Roman" w:hAnsi="Times New Roman" w:cs="Times New Roman"/>
+          <w:b/>
+          <w:bCs/>
+          <w:kern w:val="0"/>
+          <w:sz w:val="28"/>
+          <w:szCs w:val="28"/>
+          <w:lang w:val="en-GB"/>
+          <w14:ligatures w14:val="none"/>
+        </w:rPr>
+        <w:t>ru</w:t>
+      </w:r>
+      <w:proofErr w:type="spellEnd"/>
+      <w:proofErr w:type="gramEnd"/>
+      <w:r>
+        <w:rPr>
+          <w:rFonts w:ascii="Times New Roman" w:hAnsi="Times New Roman" w:cs="Times New Roman"/>
+          <w:b/>
+          <w:bCs/>
+          <w:kern w:val="0"/>
+          <w:sz w:val="28"/>
+          <w:szCs w:val="28"/>
+          <w:lang w:val="ru-RU"/>
+          <w14:ligatures w14:val="none"/>
+        </w:rPr>
+        <w:t>;</w:t>
+      </w:r>
+      <w:r>
+        <w:rPr>
+          <w:rFonts w:ascii="Times New Roman" w:hAnsi="Times New Roman" w:cs="Times New Roman"/>
+          <w:b/>
+          <w:bCs/>
+          <w:kern w:val="0"/>
+          <w:sz w:val="28"/>
+          <w:szCs w:val="28"/>
+          <w:lang w:val="en-GB"/>
+          <w14:ligatures w14:val="none"/>
+        </w:rPr>
+        <w:t>q</w:t>
+      </w:r>
+      <w:r>
+        <w:rPr>
+          <w:rFonts w:ascii="Times New Roman" w:hAnsi="Times New Roman" w:cs="Times New Roman"/>
+          <w:b/>
+          <w:bCs/>
+          <w:kern w:val="0"/>
+          <w:sz w:val="28"/>
+          <w:szCs w:val="28"/>
+          <w:lang w:val="ru-RU"/>
+          <w14:ligatures w14:val="none"/>
+        </w:rPr>
+        <w:t>=0.9...</w:t>
+      </w:r>
+      <w:r>
+        <w:rPr>
+          <w:rFonts w:ascii="Times New Roman" w:hAnsi="Times New Roman" w:cs="Times New Roman"/>
+          <w:kern w:val="0"/>
+          <w:sz w:val="28"/>
+          <w:szCs w:val="28"/>
+          <w:lang w:val="ru-RU"/>
+          <w14:ligatures w14:val="none"/>
+        </w:rPr>
+        <w:t>: языковые предпочтения пользователя. Браузер просит отдать контент на русском языке, а если его нет — на английском.</w:t>
+      </w:r>
+    </w:p>
+    <w:p>
+      <w:pPr>
+        <w:numPr>
+          <w:ilvl w:val="0"/>
+          <w:numId w:val="6"/>
+        </w:numPr>
+        <w:rPr>
+          <w:rFonts w:ascii="Times New Roman" w:hAnsi="Times New Roman" w:cs="Times New Roman"/>
+          <w:kern w:val="0"/>
+          <w:sz w:val="28"/>
+          <w:szCs w:val="28"/>
+          <w:lang w:val="ru-RU"/>
+          <w14:ligatures w14:val="none"/>
+        </w:rPr>
+      </w:pPr>
+      <w:r>
+        <w:rPr>
+          <w:rFonts w:ascii="Times New Roman" w:hAnsi="Times New Roman" w:cs="Times New Roman"/>
+          <w:b/>
+          <w:bCs/>
+          <w:kern w:val="0"/>
+          <w:sz w:val="28"/>
+          <w:szCs w:val="28"/>
+          <w:lang w:val="en-GB"/>
+          <w14:ligatures w14:val="none"/>
+        </w:rPr>
+        <w:t>cache</w:t>
+      </w:r>
+      <w:r>
+        <w:rPr>
+          <w:rFonts w:ascii="Times New Roman" w:hAnsi="Times New Roman" w:cs="Times New Roman"/>
+          <w:b/>
+          <w:bCs/>
+          <w:kern w:val="0"/>
+          <w:sz w:val="28"/>
+          <w:szCs w:val="28"/>
+          <w:lang w:val="ru-RU"/>
+          <w14:ligatures w14:val="none"/>
+        </w:rPr>
+        <w:t>-</w:t>
+      </w:r>
+      <w:r>
+        <w:rPr>
+          <w:rFonts w:ascii="Times New Roman" w:hAnsi="Times New Roman" w:cs="Times New Roman"/>
+          <w:b/>
+          <w:bCs/>
+          <w:kern w:val="0"/>
+          <w:sz w:val="28"/>
+          <w:szCs w:val="28"/>
+          <w:lang w:val="en-GB"/>
+          <w14:ligatures w14:val="none"/>
+        </w:rPr>
+        <w:t>control</w:t>
+      </w:r>
+      <w:r>
+        <w:rPr>
+          <w:rFonts w:ascii="Times New Roman" w:hAnsi="Times New Roman" w:cs="Times New Roman"/>
+          <w:b/>
+          <w:bCs/>
+          <w:kern w:val="0"/>
+          <w:sz w:val="28"/>
+          <w:szCs w:val="28"/>
+          <w:lang w:val="ru-RU"/>
+          <w14:ligatures w14:val="none"/>
+        </w:rPr>
+        <w:t xml:space="preserve">: </w:t>
+      </w:r>
+      <w:r>
+        <w:rPr>
+          <w:rFonts w:ascii="Times New Roman" w:hAnsi="Times New Roman" w:cs="Times New Roman"/>
+          <w:b/>
+          <w:bCs/>
+          <w:kern w:val="0"/>
+          <w:sz w:val="28"/>
+          <w:szCs w:val="28"/>
+          <w:lang w:val="en-GB"/>
+          <w14:ligatures w14:val="none"/>
+        </w:rPr>
+        <w:t>max</w:t>
+      </w:r>
+      <w:r>
+        <w:rPr>
+          <w:rFonts w:ascii="Times New Roman" w:hAnsi="Times New Roman" w:cs="Times New Roman"/>
+          <w:b/>
+          <w:bCs/>
+          <w:kern w:val="0"/>
+          <w:sz w:val="28"/>
+          <w:szCs w:val="28"/>
+          <w:lang w:val="ru-RU"/>
+          <w14:ligatures w14:val="none"/>
+        </w:rPr>
+        <w:t>-</w:t>
+      </w:r>
+      <w:r>
+        <w:rPr>
+          <w:rFonts w:ascii="Times New Roman" w:hAnsi="Times New Roman" w:cs="Times New Roman"/>
+          <w:b/>
+          <w:bCs/>
+          <w:kern w:val="0"/>
+          <w:sz w:val="28"/>
+          <w:szCs w:val="28"/>
+          <w:lang w:val="en-GB"/>
+          <w14:ligatures w14:val="none"/>
+        </w:rPr>
+        <w:t>age</w:t>
+      </w:r>
+      <w:r>
+        <w:rPr>
+          <w:rFonts w:ascii="Times New Roman" w:hAnsi="Times New Roman" w:cs="Times New Roman"/>
+          <w:b/>
+          <w:bCs/>
+          <w:kern w:val="0"/>
+          <w:sz w:val="28"/>
+          <w:szCs w:val="28"/>
+          <w:lang w:val="ru-RU"/>
+          <w14:ligatures w14:val="none"/>
+        </w:rPr>
+        <w:t>=0</w:t>
+      </w:r>
+      <w:r>
+        <w:rPr>
+          <w:rFonts w:ascii="Times New Roman" w:hAnsi="Times New Roman" w:cs="Times New Roman"/>
+          <w:kern w:val="0"/>
+          <w:sz w:val="28"/>
+          <w:szCs w:val="28"/>
+          <w:lang w:val="ru-RU"/>
+          <w14:ligatures w14:val="none"/>
+        </w:rPr>
+        <w:t>: принудительное обновление. Браузер требует у сервера свежую версию страницы, игнорируя свой локальный кэш.</w:t>
+      </w:r>
+    </w:p>
+    <w:p>
+      <w:pPr>
+        <w:rPr>
+          <w:rFonts w:ascii="Times New Roman" w:hAnsi="Times New Roman" w:cs="Times New Roman"/>
+          <w:kern w:val="0"/>
+          <w:sz w:val="28"/>
+          <w:szCs w:val="28"/>
+          <w:lang w:val="ru-RU"/>
+          <w14:ligatures w14:val="none"/>
+        </w:rPr>
+      </w:pPr>
+    </w:p>
+    <w:p>
+      <w:pPr>
+        <w:numPr>
+          <w:ilvl w:val="0"/>
+          <w:numId w:val="3"/>
+        </w:numPr>
+        <w:rPr>
+          <w:rFonts w:ascii="Times New Roman" w:hAnsi="Times New Roman" w:cs="Times New Roman"/>
+          <w:kern w:val="0"/>
+          <w:sz w:val="28"/>
+          <w:szCs w:val="28"/>
+          <w:lang w:val="ru-RU"/>
+          <w14:ligatures w14:val="none"/>
+        </w:rPr>
+      </w:pPr>
+      <w:r>
+        <w:rPr>
+          <w:rFonts w:ascii="Times New Roman" w:hAnsi="Times New Roman" w:cs="Times New Roman"/>
+          <w:kern w:val="0"/>
+          <w:sz w:val="28"/>
+          <w:szCs w:val="28"/>
+          <w:lang w:val="ru-RU"/>
+          <w14:ligatures w14:val="none"/>
+        </w:rPr>
+        <w:t>Есть ли тело запроса или ответа?</w:t>
+      </w:r>
+      <w:r>
+        <w:rPr>
+          <w:rFonts w:ascii="Times New Roman" w:hAnsi="Times New Roman" w:cs="Times New Roman"/>
+          <w:kern w:val="0"/>
+          <w:sz w:val="28"/>
+          <w:szCs w:val="28"/>
+          <w:lang w:val="en-GB"/>
+          <w14:ligatures w14:val="none"/>
+        </w:rPr>
+        <w:t> </w:t>
+      </w:r>
+      <w:r>
+        <w:rPr>
+          <w:rFonts w:ascii="Times New Roman" w:hAnsi="Times New Roman" w:cs="Times New Roman"/>
+          <w:i/>
+          <w:iCs/>
+          <w:kern w:val="0"/>
+          <w:sz w:val="28"/>
+          <w:szCs w:val="28"/>
+          <w:lang w:val="ru-RU"/>
+          <w14:ligatures w14:val="none"/>
+        </w:rPr>
+        <w:t>Если да, то что в нем содержится?</w:t>
+      </w:r>
+    </w:p>
+    <w:p>
+      <w:pPr>
+        <w:ind w:left="720"/>
+        <w:rPr>
+          <w:rFonts w:ascii="Times New Roman" w:hAnsi="Times New Roman" w:cs="Times New Roman"/>
+          <w:kern w:val="0"/>
+          <w:sz w:val="28"/>
+          <w:szCs w:val="28"/>
+          <w:lang w:val="ru-RU"/>
+          <w14:ligatures w14:val="none"/>
+        </w:rPr>
+      </w:pPr>
+      <w:r>
+        <w:rPr>
+          <w:rFonts w:ascii="Times New Roman" w:hAnsi="Times New Roman" w:cs="Times New Roman"/>
+          <w:kern w:val="0"/>
+          <w:sz w:val="28"/>
+          <w:szCs w:val="28"/>
+          <w:lang w:val="ru-RU"/>
+          <w14:ligatures w14:val="none"/>
+        </w:rPr>
+        <w:t xml:space="preserve">В запросе: Тела запроса нет. </w:t>
+      </w:r>
+      <w:proofErr w:type="gramStart"/>
+      <w:r>
+        <w:rPr>
+          <w:rFonts w:ascii="Times New Roman" w:hAnsi="Times New Roman" w:cs="Times New Roman"/>
+          <w:kern w:val="0"/>
+          <w:sz w:val="28"/>
+          <w:szCs w:val="28"/>
+          <w:lang w:val="ru-RU"/>
+          <w14:ligatures w14:val="none"/>
+        </w:rPr>
+        <w:t>Метод :</w:t>
+      </w:r>
+      <w:proofErr w:type="spellStart"/>
+      <w:r>
+        <w:rPr>
+          <w:rFonts w:ascii="Times New Roman" w:hAnsi="Times New Roman" w:cs="Times New Roman"/>
+          <w:kern w:val="0"/>
+          <w:sz w:val="28"/>
+          <w:szCs w:val="28"/>
+          <w:lang w:val="ru-RU"/>
+          <w14:ligatures w14:val="none"/>
+        </w:rPr>
+        <w:t>method</w:t>
+      </w:r>
+      <w:proofErr w:type="spellEnd"/>
+      <w:proofErr w:type="gramEnd"/>
+      <w:r>
+        <w:rPr>
+          <w:rFonts w:ascii="Times New Roman" w:hAnsi="Times New Roman" w:cs="Times New Roman"/>
+          <w:kern w:val="0"/>
+          <w:sz w:val="28"/>
+          <w:szCs w:val="28"/>
+          <w:lang w:val="ru-RU"/>
+          <w14:ligatures w14:val="none"/>
+        </w:rPr>
+        <w:t xml:space="preserve">: GET по спецификации HTTP служит только для запрашивания информации и отправляется </w:t>
+      </w:r>
+      <w:r>
+        <w:rPr>
+          <w:rFonts w:ascii="Times New Roman" w:hAnsi="Times New Roman" w:cs="Times New Roman"/>
+          <w:kern w:val="0"/>
+          <w:sz w:val="28"/>
+          <w:szCs w:val="28"/>
+          <w:lang w:val="ru-RU"/>
+          <w14:ligatures w14:val="none"/>
+        </w:rPr>
+        <w:lastRenderedPageBreak/>
+        <w:t>без содержимого. Все параметры (адрес /</w:t>
+      </w:r>
+      <w:proofErr w:type="spellStart"/>
+      <w:r>
+        <w:rPr>
+          <w:rFonts w:ascii="Times New Roman" w:hAnsi="Times New Roman" w:cs="Times New Roman"/>
+          <w:kern w:val="0"/>
+          <w:sz w:val="28"/>
+          <w:szCs w:val="28"/>
+          <w:lang w:val="ru-RU"/>
+          <w14:ligatures w14:val="none"/>
+        </w:rPr>
+        <w:t>wiki</w:t>
+      </w:r>
+      <w:proofErr w:type="spellEnd"/>
+      <w:r>
+        <w:rPr>
+          <w:rFonts w:ascii="Times New Roman" w:hAnsi="Times New Roman" w:cs="Times New Roman"/>
+          <w:kern w:val="0"/>
+          <w:sz w:val="28"/>
+          <w:szCs w:val="28"/>
+          <w:lang w:val="ru-RU"/>
+          <w14:ligatures w14:val="none"/>
+        </w:rPr>
+        <w:t>/HTTP и куки) умещаются в самих заголовках.</w:t>
+      </w:r>
+    </w:p>
+    <w:p>
+      <w:pPr>
+        <w:ind w:left="720"/>
+        <w:rPr>
+          <w:rFonts w:ascii="Times New Roman" w:hAnsi="Times New Roman" w:cs="Times New Roman"/>
+          <w:kern w:val="0"/>
+          <w:sz w:val="28"/>
+          <w:szCs w:val="28"/>
+          <w:lang w:val="ru-RU"/>
+          <w14:ligatures w14:val="none"/>
+        </w:rPr>
+      </w:pPr>
+      <w:r>
+        <w:rPr>
+          <w:rFonts w:ascii="Times New Roman" w:hAnsi="Times New Roman" w:cs="Times New Roman"/>
+          <w:kern w:val="0"/>
+          <w:sz w:val="28"/>
+          <w:szCs w:val="28"/>
+          <w:lang w:val="ru-RU"/>
+          <w14:ligatures w14:val="none"/>
+        </w:rPr>
+        <w:t xml:space="preserve">В ответе: Тело ответа есть. На это прямо указывает заголовок </w:t>
+      </w:r>
+      <w:proofErr w:type="spellStart"/>
+      <w:r>
+        <w:rPr>
+          <w:rFonts w:ascii="Times New Roman" w:hAnsi="Times New Roman" w:cs="Times New Roman"/>
+          <w:kern w:val="0"/>
+          <w:sz w:val="28"/>
+          <w:szCs w:val="28"/>
+          <w:lang w:val="ru-RU"/>
+          <w14:ligatures w14:val="none"/>
+        </w:rPr>
+        <w:t>content-length</w:t>
+      </w:r>
+      <w:proofErr w:type="spellEnd"/>
+      <w:r>
+        <w:rPr>
+          <w:rFonts w:ascii="Times New Roman" w:hAnsi="Times New Roman" w:cs="Times New Roman"/>
+          <w:kern w:val="0"/>
+          <w:sz w:val="28"/>
+          <w:szCs w:val="28"/>
+          <w:lang w:val="ru-RU"/>
+          <w14:ligatures w14:val="none"/>
+        </w:rPr>
+        <w:t>: 94517 — сервер передает обратно массив данных размером ровно 94 517 байт (~92 КБ).</w:t>
+      </w:r>
+    </w:p>
+    <w:p>
+      <w:pPr>
+        <w:numPr>
+          <w:ilvl w:val="0"/>
+          <w:numId w:val="4"/>
+        </w:numPr>
+        <w:rPr>
+          <w:rFonts w:ascii="Times New Roman" w:hAnsi="Times New Roman" w:cs="Times New Roman"/>
+          <w:kern w:val="0"/>
+          <w:sz w:val="28"/>
+          <w:szCs w:val="28"/>
+          <w:lang w:val="ru-RU"/>
+          <w14:ligatures w14:val="none"/>
+        </w:rPr>
+      </w:pPr>
+      <w:r>
+        <w:rPr>
+          <w:rFonts w:ascii="Times New Roman" w:hAnsi="Times New Roman" w:cs="Times New Roman"/>
+          <w:kern w:val="0"/>
+          <w:sz w:val="28"/>
+          <w:szCs w:val="28"/>
+          <w:lang w:val="ru-RU"/>
+          <w14:ligatures w14:val="none"/>
+        </w:rPr>
+        <w:t>Какие еще запросы были отправлены при загрузке страницы и почему?</w:t>
+      </w:r>
+    </w:p>
+    <w:p>
+      <w:pPr>
+        <w:spacing w:after="0" w:line="240" w:lineRule="auto"/>
+        <w:ind w:left="360"/>
+        <w:rPr>
+          <w:rFonts w:ascii="Times New Roman" w:eastAsia="Times New Roman" w:hAnsi="Times New Roman" w:cs="Times New Roman"/>
+          <w:kern w:val="0"/>
+          <w:sz w:val="28"/>
+          <w:szCs w:val="28"/>
+          <w:lang w:val="ru-RU" w:eastAsia="en-GB"/>
+          <w14:ligatures w14:val="none"/>
+        </w:rPr>
+      </w:pPr>
+      <w:r>
+        <w:rPr>
+          <w:rFonts w:ascii="Times New Roman" w:eastAsia="Times New Roman" w:hAnsi="Times New Roman" w:cs="Times New Roman"/>
+          <w:b/>
+          <w:bCs/>
+          <w:kern w:val="0"/>
+          <w:sz w:val="28"/>
+          <w:szCs w:val="28"/>
+          <w:lang w:val="ru-RU" w:eastAsia="en-GB"/>
+          <w14:ligatures w14:val="none"/>
+        </w:rPr>
+        <w:t>Стили (</w:t>
+      </w:r>
+      <w:r>
+        <w:rPr>
+          <w:rFonts w:ascii="Times New Roman" w:eastAsia="Times New Roman" w:hAnsi="Times New Roman" w:cs="Times New Roman"/>
+          <w:b/>
+          <w:bCs/>
+          <w:kern w:val="0"/>
+          <w:sz w:val="28"/>
+          <w:szCs w:val="28"/>
+          <w:lang w:val="en-GB" w:eastAsia="en-GB"/>
+          <w14:ligatures w14:val="none"/>
+        </w:rPr>
+        <w:t>CSS</w:t>
+      </w:r>
+      <w:r>
+        <w:rPr>
+          <w:rFonts w:ascii="Times New Roman" w:eastAsia="Times New Roman" w:hAnsi="Times New Roman" w:cs="Times New Roman"/>
+          <w:b/>
+          <w:bCs/>
+          <w:kern w:val="0"/>
+          <w:sz w:val="28"/>
+          <w:szCs w:val="28"/>
+          <w:lang w:val="ru-RU" w:eastAsia="en-GB"/>
+          <w14:ligatures w14:val="none"/>
+        </w:rPr>
+        <w:t>):</w:t>
+      </w:r>
+      <w:r>
+        <w:rPr>
+          <w:rFonts w:ascii="Times New Roman" w:eastAsia="Times New Roman" w:hAnsi="Times New Roman" w:cs="Times New Roman"/>
+          <w:kern w:val="0"/>
+          <w:sz w:val="28"/>
+          <w:szCs w:val="28"/>
+          <w:lang w:val="ru-RU" w:eastAsia="en-GB"/>
+          <w14:ligatures w14:val="none"/>
+        </w:rPr>
+        <w:t xml:space="preserve"> чтобы собрать сетку сайта, задать цвета и шрифты интерфейса Википедии.</w:t>
+      </w:r>
+    </w:p>
+    <w:p>
+      <w:pPr>
+        <w:spacing w:after="0" w:line="240" w:lineRule="auto"/>
+        <w:ind w:left="360"/>
+        <w:rPr>
+          <w:rFonts w:ascii="Times New Roman" w:eastAsia="Times New Roman" w:hAnsi="Times New Roman" w:cs="Times New Roman"/>
+          <w:kern w:val="0"/>
+          <w:sz w:val="28"/>
+          <w:szCs w:val="28"/>
+          <w:lang w:val="ru-RU" w:eastAsia="en-GB"/>
+          <w14:ligatures w14:val="none"/>
+        </w:rPr>
+      </w:pPr>
+      <w:r>
+        <w:rPr>
+          <w:rFonts w:ascii="Times New Roman" w:eastAsia="Times New Roman" w:hAnsi="Times New Roman" w:cs="Times New Roman"/>
+          <w:b/>
+          <w:bCs/>
+          <w:kern w:val="0"/>
+          <w:sz w:val="28"/>
+          <w:szCs w:val="28"/>
+          <w:lang w:val="ru-RU" w:eastAsia="en-GB"/>
+          <w14:ligatures w14:val="none"/>
+        </w:rPr>
+        <w:t>Скрипты (</w:t>
+      </w:r>
+      <w:r>
+        <w:rPr>
+          <w:rFonts w:ascii="Times New Roman" w:eastAsia="Times New Roman" w:hAnsi="Times New Roman" w:cs="Times New Roman"/>
+          <w:b/>
+          <w:bCs/>
+          <w:kern w:val="0"/>
+          <w:sz w:val="28"/>
+          <w:szCs w:val="28"/>
+          <w:lang w:val="en-GB" w:eastAsia="en-GB"/>
+          <w14:ligatures w14:val="none"/>
+        </w:rPr>
+        <w:t>JS</w:t>
+      </w:r>
+      <w:r>
+        <w:rPr>
+          <w:rFonts w:ascii="Times New Roman" w:eastAsia="Times New Roman" w:hAnsi="Times New Roman" w:cs="Times New Roman"/>
+          <w:b/>
+          <w:bCs/>
+          <w:kern w:val="0"/>
+          <w:sz w:val="28"/>
+          <w:szCs w:val="28"/>
+          <w:lang w:val="ru-RU" w:eastAsia="en-GB"/>
+          <w14:ligatures w14:val="none"/>
+        </w:rPr>
+        <w:t>):</w:t>
+      </w:r>
+      <w:r>
+        <w:rPr>
+          <w:rFonts w:ascii="Times New Roman" w:eastAsia="Times New Roman" w:hAnsi="Times New Roman" w:cs="Times New Roman"/>
+          <w:kern w:val="0"/>
+          <w:sz w:val="28"/>
+          <w:szCs w:val="28"/>
+          <w:lang w:val="ru-RU" w:eastAsia="en-GB"/>
+          <w14:ligatures w14:val="none"/>
+        </w:rPr>
+        <w:t xml:space="preserve"> для интерактивности (работа поиска, сворачивание меню, всплывающие подсказки).</w:t>
+      </w:r>
+    </w:p>
+    <w:p>
+      <w:pPr>
+        <w:spacing w:after="0" w:line="240" w:lineRule="auto"/>
+        <w:ind w:left="360"/>
+        <w:rPr>
+          <w:rFonts w:ascii="Times New Roman" w:eastAsia="Times New Roman" w:hAnsi="Times New Roman" w:cs="Times New Roman"/>
+          <w:kern w:val="0"/>
+          <w:sz w:val="28"/>
+          <w:szCs w:val="28"/>
+          <w:lang w:val="ru-RU" w:eastAsia="en-GB"/>
+          <w14:ligatures w14:val="none"/>
+        </w:rPr>
+      </w:pPr>
+      <w:r>
+        <w:rPr>
+          <w:rFonts w:ascii="Times New Roman" w:eastAsia="Times New Roman" w:hAnsi="Times New Roman" w:cs="Times New Roman"/>
+          <w:b/>
+          <w:bCs/>
+          <w:kern w:val="0"/>
+          <w:sz w:val="28"/>
+          <w:szCs w:val="28"/>
+          <w:lang w:val="ru-RU" w:eastAsia="en-GB"/>
+          <w14:ligatures w14:val="none"/>
+        </w:rPr>
+        <w:t>Изображения:</w:t>
+      </w:r>
+      <w:r>
+        <w:rPr>
+          <w:rFonts w:ascii="Times New Roman" w:eastAsia="Times New Roman" w:hAnsi="Times New Roman" w:cs="Times New Roman"/>
+          <w:kern w:val="0"/>
+          <w:sz w:val="28"/>
+          <w:szCs w:val="28"/>
+          <w:lang w:val="ru-RU" w:eastAsia="en-GB"/>
+          <w14:ligatures w14:val="none"/>
+        </w:rPr>
+        <w:t xml:space="preserve"> для загрузки логотипа сайта и иллюстраций к статье про </w:t>
+      </w:r>
+      <w:r>
+        <w:rPr>
+          <w:rFonts w:ascii="Times New Roman" w:eastAsia="Times New Roman" w:hAnsi="Times New Roman" w:cs="Times New Roman"/>
+          <w:kern w:val="0"/>
+          <w:sz w:val="28"/>
+          <w:szCs w:val="28"/>
+          <w:lang w:val="en-GB" w:eastAsia="en-GB"/>
+          <w14:ligatures w14:val="none"/>
+        </w:rPr>
+        <w:t>HTTP</w:t>
+      </w:r>
+      <w:r>
+        <w:rPr>
+          <w:rFonts w:ascii="Times New Roman" w:eastAsia="Times New Roman" w:hAnsi="Times New Roman" w:cs="Times New Roman"/>
+          <w:kern w:val="0"/>
+          <w:sz w:val="28"/>
+          <w:szCs w:val="28"/>
+          <w:lang w:val="ru-RU" w:eastAsia="en-GB"/>
+          <w14:ligatures w14:val="none"/>
+        </w:rPr>
+        <w:t xml:space="preserve"> (с сервера </w:t>
+      </w:r>
+      <w:r>
+        <w:rPr>
+          <w:rFonts w:ascii="Times New Roman" w:eastAsia="Times New Roman" w:hAnsi="Times New Roman" w:cs="Times New Roman"/>
+          <w:kern w:val="0"/>
+          <w:sz w:val="28"/>
+          <w:szCs w:val="28"/>
+          <w:lang w:val="en-GB" w:eastAsia="en-GB"/>
+          <w14:ligatures w14:val="none"/>
+        </w:rPr>
+        <w:t>upload</w:t>
+      </w:r>
+      <w:r>
+        <w:rPr>
+          <w:rFonts w:ascii="Times New Roman" w:eastAsia="Times New Roman" w:hAnsi="Times New Roman" w:cs="Times New Roman"/>
+          <w:kern w:val="0"/>
+          <w:sz w:val="28"/>
+          <w:szCs w:val="28"/>
+          <w:lang w:val="ru-RU" w:eastAsia="en-GB"/>
+          <w14:ligatures w14:val="none"/>
+        </w:rPr>
+        <w:t>.</w:t>
+      </w:r>
+      <w:proofErr w:type="spellStart"/>
+      <w:r>
+        <w:rPr>
+          <w:rFonts w:ascii="Times New Roman" w:eastAsia="Times New Roman" w:hAnsi="Times New Roman" w:cs="Times New Roman"/>
+          <w:kern w:val="0"/>
+          <w:sz w:val="28"/>
+          <w:szCs w:val="28"/>
+          <w:lang w:val="en-GB" w:eastAsia="en-GB"/>
+          <w14:ligatures w14:val="none"/>
+        </w:rPr>
+        <w:t>wikimedia</w:t>
+      </w:r>
+      <w:proofErr w:type="spellEnd"/>
+      <w:r>
+        <w:rPr>
+          <w:rFonts w:ascii="Times New Roman" w:eastAsia="Times New Roman" w:hAnsi="Times New Roman" w:cs="Times New Roman"/>
+          <w:kern w:val="0"/>
+          <w:sz w:val="28"/>
+          <w:szCs w:val="28"/>
+          <w:lang w:val="ru-RU" w:eastAsia="en-GB"/>
+          <w14:ligatures w14:val="none"/>
+        </w:rPr>
+        <w:t>.</w:t>
+      </w:r>
+      <w:r>
+        <w:rPr>
+          <w:rFonts w:ascii="Times New Roman" w:eastAsia="Times New Roman" w:hAnsi="Times New Roman" w:cs="Times New Roman"/>
+          <w:kern w:val="0"/>
+          <w:sz w:val="28"/>
+          <w:szCs w:val="28"/>
+          <w:lang w:val="en-GB" w:eastAsia="en-GB"/>
+          <w14:ligatures w14:val="none"/>
+        </w:rPr>
+        <w:t>org</w:t>
+      </w:r>
+      <w:r>
+        <w:rPr>
+          <w:rFonts w:ascii="Times New Roman" w:eastAsia="Times New Roman" w:hAnsi="Times New Roman" w:cs="Times New Roman"/>
+          <w:kern w:val="0"/>
+          <w:sz w:val="28"/>
+          <w:szCs w:val="28"/>
+          <w:lang w:val="ru-RU" w:eastAsia="en-GB"/>
+          <w14:ligatures w14:val="none"/>
+        </w:rPr>
+        <w:t>).</w:t>
+      </w:r>
+    </w:p>
+    <w:p>
+      <w:pPr>
+        <w:spacing w:after="0" w:line="240" w:lineRule="auto"/>
+        <w:ind w:left="360"/>
+        <w:rPr>
+          <w:rFonts w:ascii="Times New Roman" w:eastAsia="Times New Roman" w:hAnsi="Times New Roman" w:cs="Times New Roman"/>
+          <w:kern w:val="0"/>
+          <w:sz w:val="28"/>
+          <w:szCs w:val="28"/>
+          <w:lang w:val="ru-RU" w:eastAsia="en-GB"/>
+          <w14:ligatures w14:val="none"/>
+        </w:rPr>
+      </w:pPr>
+      <w:r>
+        <w:rPr>
+          <w:rFonts w:ascii="Times New Roman" w:eastAsia="Times New Roman" w:hAnsi="Times New Roman" w:cs="Times New Roman"/>
+          <w:b/>
+          <w:bCs/>
+          <w:kern w:val="0"/>
+          <w:sz w:val="28"/>
+          <w:szCs w:val="28"/>
+          <w:lang w:val="ru-RU" w:eastAsia="en-GB"/>
+          <w14:ligatures w14:val="none"/>
+        </w:rPr>
+        <w:t>Шрифты:</w:t>
+      </w:r>
+      <w:r>
+        <w:rPr>
+          <w:rFonts w:ascii="Times New Roman" w:eastAsia="Times New Roman" w:hAnsi="Times New Roman" w:cs="Times New Roman"/>
+          <w:kern w:val="0"/>
+          <w:sz w:val="28"/>
+          <w:szCs w:val="28"/>
+          <w:lang w:val="ru-RU" w:eastAsia="en-GB"/>
+          <w14:ligatures w14:val="none"/>
+        </w:rPr>
+        <w:t xml:space="preserve"> для корректного отображения спецсимволов и формул (например, с ://</w:t>
+      </w:r>
+      <w:proofErr w:type="spellStart"/>
+      <w:r>
+        <w:rPr>
+          <w:rFonts w:ascii="Times New Roman" w:eastAsia="Times New Roman" w:hAnsi="Times New Roman" w:cs="Times New Roman"/>
+          <w:kern w:val="0"/>
+          <w:sz w:val="28"/>
+          <w:szCs w:val="28"/>
+          <w:lang w:val="en-GB" w:eastAsia="en-GB"/>
+          <w14:ligatures w14:val="none"/>
+        </w:rPr>
+        <w:t>cdnfonts</w:t>
+      </w:r>
+      <w:proofErr w:type="spellEnd"/>
+      <w:r>
+        <w:rPr>
+          <w:rFonts w:ascii="Times New Roman" w:eastAsia="Times New Roman" w:hAnsi="Times New Roman" w:cs="Times New Roman"/>
+          <w:kern w:val="0"/>
+          <w:sz w:val="28"/>
+          <w:szCs w:val="28"/>
+          <w:lang w:val="ru-RU" w:eastAsia="en-GB"/>
+          <w14:ligatures w14:val="none"/>
+        </w:rPr>
+        <w:t>.</w:t>
+      </w:r>
+      <w:r>
+        <w:rPr>
+          <w:rFonts w:ascii="Times New Roman" w:eastAsia="Times New Roman" w:hAnsi="Times New Roman" w:cs="Times New Roman"/>
+          <w:kern w:val="0"/>
+          <w:sz w:val="28"/>
+          <w:szCs w:val="28"/>
+          <w:lang w:val="en-GB" w:eastAsia="en-GB"/>
+          <w14:ligatures w14:val="none"/>
+        </w:rPr>
+        <w:t>com</w:t>
+      </w:r>
+      <w:r>
+        <w:rPr>
+          <w:rFonts w:ascii="Times New Roman" w:eastAsia="Times New Roman" w:hAnsi="Times New Roman" w:cs="Times New Roman"/>
+          <w:kern w:val="0"/>
+          <w:sz w:val="28"/>
+          <w:szCs w:val="28"/>
+          <w:lang w:val="ru-RU" w:eastAsia="en-GB"/>
+          <w14:ligatures w14:val="none"/>
+        </w:rPr>
+        <w:t>).</w:t>
+      </w:r>
+    </w:p>
+    <w:p>
+      <w:pPr>
+        <w:ind w:left="360"/>
+        <w:rPr>
+          <w:rFonts w:ascii="Times New Roman" w:hAnsi="Times New Roman" w:cs="Times New Roman"/>
+          <w:kern w:val="0"/>
+          <w:sz w:val="28"/>
+          <w:szCs w:val="28"/>
+          <w:lang w:val="ru-RU"/>
+          <w14:ligatures w14:val="none"/>
+        </w:rPr>
+      </w:pPr>
+      <w:r>
+        <w:rPr>
+          <w:rFonts w:ascii="Times New Roman" w:eastAsia="Times New Roman" w:hAnsi="Times New Roman" w:cs="Times New Roman"/>
+          <w:b/>
+          <w:bCs/>
+          <w:kern w:val="0"/>
+          <w:sz w:val="28"/>
+          <w:szCs w:val="28"/>
+          <w:lang w:val="ru-RU" w:eastAsia="en-GB"/>
+          <w14:ligatures w14:val="none"/>
+        </w:rPr>
+        <w:t>Служебные отчеты:</w:t>
+      </w:r>
+      <w:r>
+        <w:rPr>
+          <w:rFonts w:ascii="Times New Roman" w:eastAsia="Times New Roman" w:hAnsi="Times New Roman" w:cs="Times New Roman"/>
+          <w:kern w:val="0"/>
+          <w:sz w:val="28"/>
+          <w:szCs w:val="28"/>
+          <w:lang w:val="ru-RU" w:eastAsia="en-GB"/>
+          <w14:ligatures w14:val="none"/>
+        </w:rPr>
+        <w:t xml:space="preserve"> фоновые запросы на </w:t>
+      </w:r>
+      <w:r>
+        <w:rPr>
+          <w:rFonts w:ascii="Times New Roman" w:eastAsia="Times New Roman" w:hAnsi="Times New Roman" w:cs="Times New Roman"/>
+          <w:kern w:val="0"/>
+          <w:sz w:val="28"/>
+          <w:szCs w:val="28"/>
+          <w:lang w:val="en-GB" w:eastAsia="en-GB"/>
+          <w14:ligatures w14:val="none"/>
+        </w:rPr>
+        <w:t>intake</w:t>
+      </w:r>
+      <w:r>
+        <w:rPr>
+          <w:rFonts w:ascii="Times New Roman" w:eastAsia="Times New Roman" w:hAnsi="Times New Roman" w:cs="Times New Roman"/>
+          <w:kern w:val="0"/>
+          <w:sz w:val="28"/>
+          <w:szCs w:val="28"/>
+          <w:lang w:val="ru-RU" w:eastAsia="en-GB"/>
+          <w14:ligatures w14:val="none"/>
+        </w:rPr>
+        <w:t>-</w:t>
+      </w:r>
+      <w:r>
+        <w:rPr>
+          <w:rFonts w:ascii="Times New Roman" w:eastAsia="Times New Roman" w:hAnsi="Times New Roman" w:cs="Times New Roman"/>
+          <w:kern w:val="0"/>
+          <w:sz w:val="28"/>
+          <w:szCs w:val="28"/>
+          <w:lang w:val="en-GB" w:eastAsia="en-GB"/>
+          <w14:ligatures w14:val="none"/>
+        </w:rPr>
+        <w:t>logging</w:t>
+      </w:r>
+      <w:r>
+        <w:rPr>
+          <w:rFonts w:ascii="Times New Roman" w:eastAsia="Times New Roman" w:hAnsi="Times New Roman" w:cs="Times New Roman"/>
+          <w:kern w:val="0"/>
+          <w:sz w:val="28"/>
+          <w:szCs w:val="28"/>
+          <w:lang w:val="ru-RU" w:eastAsia="en-GB"/>
+          <w14:ligatures w14:val="none"/>
+        </w:rPr>
+        <w:t>.</w:t>
+      </w:r>
+      <w:proofErr w:type="spellStart"/>
+      <w:r>
+        <w:rPr>
+          <w:rFonts w:ascii="Times New Roman" w:eastAsia="Times New Roman" w:hAnsi="Times New Roman" w:cs="Times New Roman"/>
+          <w:kern w:val="0"/>
+          <w:sz w:val="28"/>
+          <w:szCs w:val="28"/>
+          <w:lang w:val="en-GB" w:eastAsia="en-GB"/>
+          <w14:ligatures w14:val="none"/>
+        </w:rPr>
+        <w:t>wikimedia</w:t>
+      </w:r>
+      <w:proofErr w:type="spellEnd"/>
+      <w:r>
+        <w:rPr>
+          <w:rFonts w:ascii="Times New Roman" w:eastAsia="Times New Roman" w:hAnsi="Times New Roman" w:cs="Times New Roman"/>
+          <w:kern w:val="0"/>
+          <w:sz w:val="28"/>
+          <w:szCs w:val="28"/>
+          <w:lang w:val="ru-RU" w:eastAsia="en-GB"/>
+          <w14:ligatures w14:val="none"/>
+        </w:rPr>
+        <w:t>.</w:t>
+      </w:r>
+      <w:r>
+        <w:rPr>
+          <w:rFonts w:ascii="Times New Roman" w:eastAsia="Times New Roman" w:hAnsi="Times New Roman" w:cs="Times New Roman"/>
+          <w:kern w:val="0"/>
+          <w:sz w:val="28"/>
+          <w:szCs w:val="28"/>
+          <w:lang w:val="en-GB" w:eastAsia="en-GB"/>
+          <w14:ligatures w14:val="none"/>
+        </w:rPr>
+        <w:t>org</w:t>
+      </w:r>
+      <w:r>
+        <w:rPr>
+          <w:rFonts w:ascii="Times New Roman" w:eastAsia="Times New Roman" w:hAnsi="Times New Roman" w:cs="Times New Roman"/>
+          <w:kern w:val="0"/>
+          <w:sz w:val="28"/>
+          <w:szCs w:val="28"/>
+          <w:lang w:val="ru-RU" w:eastAsia="en-GB"/>
+          <w14:ligatures w14:val="none"/>
+        </w:rPr>
+        <w:t xml:space="preserve"> для отправки отчетов об ошибках сети или безопасности (согласно заголовку </w:t>
+      </w:r>
+      <w:r>
+        <w:rPr>
+          <w:rFonts w:ascii="Times New Roman" w:eastAsia="Times New Roman" w:hAnsi="Times New Roman" w:cs="Times New Roman"/>
+          <w:kern w:val="0"/>
+          <w:sz w:val="28"/>
+          <w:szCs w:val="28"/>
+          <w:lang w:val="en-GB" w:eastAsia="en-GB"/>
+          <w14:ligatures w14:val="none"/>
+        </w:rPr>
+        <w:t>report</w:t>
+      </w:r>
+      <w:r>
+        <w:rPr>
+          <w:rFonts w:ascii="Times New Roman" w:eastAsia="Times New Roman" w:hAnsi="Times New Roman" w:cs="Times New Roman"/>
+          <w:kern w:val="0"/>
+          <w:sz w:val="28"/>
+          <w:szCs w:val="28"/>
+          <w:lang w:val="ru-RU" w:eastAsia="en-GB"/>
+          <w14:ligatures w14:val="none"/>
+        </w:rPr>
+        <w:t>-</w:t>
+      </w:r>
+      <w:r>
+        <w:rPr>
+          <w:rFonts w:ascii="Times New Roman" w:eastAsia="Times New Roman" w:hAnsi="Times New Roman" w:cs="Times New Roman"/>
+          <w:kern w:val="0"/>
+          <w:sz w:val="28"/>
+          <w:szCs w:val="28"/>
+          <w:lang w:val="en-GB" w:eastAsia="en-GB"/>
+          <w14:ligatures w14:val="none"/>
+        </w:rPr>
+        <w:t>to</w:t>
+      </w:r>
+      <w:r>
+        <w:rPr>
+          <w:rFonts w:ascii="Times New Roman" w:eastAsia="Times New Roman" w:hAnsi="Times New Roman" w:cs="Times New Roman"/>
+          <w:kern w:val="0"/>
+          <w:sz w:val="28"/>
+          <w:szCs w:val="28"/>
+          <w:lang w:val="ru-RU" w:eastAsia="en-GB"/>
+          <w14:ligatures w14:val="none"/>
+        </w:rPr>
+        <w:t>).</w:t>
+      </w:r>
+    </w:p>
+    <w:p>
+      <w:pPr>
+        <w:numPr>
+          <w:ilvl w:val="0"/>
+          <w:numId w:val="4"/>
+        </w:numPr>
+        <w:rPr>
+          <w:rFonts w:ascii="Times New Roman" w:hAnsi="Times New Roman" w:cs="Times New Roman"/>
+          <w:kern w:val="0"/>
+          <w:sz w:val="28"/>
+          <w:szCs w:val="28"/>
+          <w:lang w:val="ru-RU"/>
+          <w14:ligatures w14:val="none"/>
+        </w:rPr>
+      </w:pPr>
+      <w:r>
+        <w:rPr>
+          <w:rFonts w:ascii="Times New Roman" w:hAnsi="Times New Roman" w:cs="Times New Roman"/>
+          <w:kern w:val="0"/>
+          <w:sz w:val="28"/>
+          <w:szCs w:val="28"/>
+          <w:lang w:val="ru-RU"/>
+          <w14:ligatures w14:val="none"/>
+        </w:rPr>
+        <w:t>Сделайте скриншот с информацией о запросе и сохраните его.</w:t>
+      </w:r>
+    </w:p>
+    <w:p>
+      <w:pPr>
+        <w:ind w:left="360"/>
+        <w:rPr>
+          <w:rFonts w:ascii="Times New Roman" w:hAnsi="Times New Roman" w:cs="Times New Roman"/>
+          <w:kern w:val="0"/>
+          <w:sz w:val="28"/>
+          <w:szCs w:val="28"/>
+          <w:lang w:val="ru-RU"/>
+          <w14:ligatures w14:val="none"/>
+        </w:rPr>
+      </w:pPr>
+      <w:r>
+        <w:rPr>
+          <w:rFonts w:ascii="Times New Roman" w:hAnsi="Times New Roman" w:cs="Times New Roman"/>
+          <w:noProof/>
+          <w:kern w:val="0"/>
+          <w:sz w:val="28"/>
+          <w:szCs w:val="28"/>
+          <w:lang w:val="ru-RU"/>
+          <w14:ligatures w14:val="none"/>
+        </w:rPr>
+        <w:lastRenderedPageBreak/>
+        <w:drawing>
+          <wp:inline distT="0" distB="0" distL="0" distR="0" wp14:anchorId="706124D2" wp14:editId="29A6B013">
+            <wp:extent cx="5731510" cy="4132580"/>
+            <wp:effectExtent l="0" t="0" r="2540" b="1270"/>
+            <wp:docPr id="4" name="Picture 4"/>
+            <wp:cNvGraphicFramePr>
+              <a:graphicFrameLocks xmlns:a="http://schemas.openxmlformats.org/drawingml/2006/main" noChangeAspect="1"/>
+            </wp:cNvGraphicFramePr>
+            <a:graphic xmlns:a="http://schemas.openxmlformats.org/drawingml/2006/main">
+              <a:graphicData uri="http://schemas.openxmlformats.org/drawingml/2006/picture">
+                <pic:pic xmlns:pic="http://schemas.openxmlformats.org/drawingml/2006/picture">
+                  <pic:nvPicPr>
+                    <pic:cNvPr id="1" name=""/>
+                    <pic:cNvPicPr/>
+                  </pic:nvPicPr>
+                  <pic:blipFill>
+                    <a:blip r:embed="rId10"/>
+                    <a:stretch>
+                      <a:fillRect/>
+                    </a:stretch>
+                  </pic:blipFill>
+                  <pic:spPr>
+                    <a:xfrm>
+                      <a:off x="0" y="0"/>
                       <a:ext cx="5731510" cy="4132580"/>
                     </a:xfrm>
                     <a:prstGeom prst="rect">
@@ -4913,7 +4913,7 @@
         </w:rPr>
         <w:t> </w:t>
       </w:r>
-      <w:hyperlink r:id="rId10" w:history="1">
+      <w:hyperlink r:id="rId11" w:history="1">
         <w:r>
           <w:rPr>
             <w:rStyle w:val="a3"/>
@@ -5293,7 +5293,7 @@
                     <pic:cNvPicPr/>
                   </pic:nvPicPr>
                   <pic:blipFill>
-                    <a:blip r:embed="rId11"/>
+                    <a:blip r:embed="rId12"/>
                     <a:stretch>
                       <a:fillRect/>
                     </a:stretch>
@@ -5482,7 +5482,7 @@
         </w:rPr>
         <w:t> </w:t>
       </w:r>
-      <w:hyperlink r:id="rId12" w:history="1">
+      <w:hyperlink r:id="rId13" w:history="1">
         <w:r>
           <w:rPr>
             <w:rStyle w:val="a3"/>
@@ -5693,7 +5693,7 @@
         </w:rPr>
         <w:t>(</w:t>
       </w:r>
-      <w:hyperlink r:id="rId13" w:history="1">
+      <w:hyperlink r:id="rId14" w:history="1">
         <w:r>
           <w:rPr>
             <w:rStyle w:val="a3"/>
@@ -5894,7 +5894,7 @@
                     <pic:cNvPicPr/>
                   </pic:nvPicPr>
                   <pic:blipFill>
-                    <a:blip r:embed="rId14"/>
+                    <a:blip r:embed="rId15"/>
                     <a:stretch>
                       <a:fillRect/>
                     </a:stretch>
@@ -6015,7 +6015,7 @@
           <w14:ligatures w14:val="none"/>
         </w:rPr>
       </w:pPr>
-      <w:hyperlink r:id="rId15" w:history="1">
+      <w:hyperlink r:id="rId16" w:history="1">
         <w:r>
           <w:rPr>
             <w:rStyle w:val="a3"/>
@@ -6834,143 +6834,6 @@
             <wp:extent cx="5731510" cy="4130675"/>
             <wp:effectExtent l="0" t="0" r="2540" b="3175"/>
             <wp:docPr id="7" name="Picture 7"/>
-            <wp:cNvGraphicFramePr>
-              <a:graphicFrameLocks xmlns:a="http://schemas.openxmlformats.org/drawingml/2006/main" noChangeAspect="1"/>
-            </wp:cNvGraphicFramePr>
-            <a:graphic xmlns:a="http://schemas.openxmlformats.org/drawingml/2006/main">
-              <a:graphicData uri="http://schemas.openxmlformats.org/drawingml/2006/picture">
-                <pic:pic xmlns:pic="http://schemas.openxmlformats.org/drawingml/2006/picture">
-                  <pic:nvPicPr>
-                    <pic:cNvPr id="1" name=""/>
-                    <pic:cNvPicPr/>
-                  </pic:nvPicPr>
-                  <pic:blipFill>
-                    <a:blip r:embed="rId16"/>
-                    <a:stretch>
-                      <a:fillRect/>
-                    </a:stretch>
-                  </pic:blipFill>
-                  <pic:spPr>
-                    <a:xfrm>
-                      <a:off x="0" y="0"/>
-                      <a:ext cx="5731510" cy="4130675"/>
-                    </a:xfrm>
-                    <a:prstGeom prst="rect">
-                      <a:avLst/>
-                    </a:prstGeom>
-                  </pic:spPr>
-                </pic:pic>
-              </a:graphicData>
-            </a:graphic>
-          </wp:inline>
-        </w:drawing>
-      </w:r>
-    </w:p>
-    <w:p>
-      <w:pPr>
-        <w:spacing w:line="259" w:lineRule="auto"/>
-        <w:rPr>
-          <w:rFonts w:ascii="Times New Roman" w:hAnsi="Times New Roman" w:cs="Times New Roman"/>
-          <w:kern w:val="0"/>
-          <w:sz w:val="28"/>
-          <w:szCs w:val="28"/>
-          <w:lang w:val="ru-RU"/>
-          <w14:ligatures w14:val="none"/>
-        </w:rPr>
-      </w:pPr>
-      <w:r>
-        <w:rPr>
-          <w:rFonts w:ascii="Times New Roman" w:hAnsi="Times New Roman" w:cs="Times New Roman"/>
-          <w:kern w:val="0"/>
-          <w:sz w:val="28"/>
-          <w:szCs w:val="28"/>
-          <w:lang w:val="ru-RU"/>
-          <w14:ligatures w14:val="none"/>
-        </w:rPr>
-        <w:br w:type="page"/>
-      </w:r>
-    </w:p>
-    <w:p>
-      <w:pPr>
-        <w:ind w:left="360"/>
-        <w:rPr>
-          <w:rFonts w:ascii="Times New Roman" w:hAnsi="Times New Roman" w:cs="Times New Roman"/>
-          <w:kern w:val="0"/>
-          <w:sz w:val="28"/>
-          <w:szCs w:val="28"/>
-          <w:lang w:val="ru-RU"/>
-          <w14:ligatures w14:val="none"/>
-        </w:rPr>
-      </w:pPr>
-      <w:r>
-        <w:rPr>
-          <w:rStyle w:val="10"/>
-          <w:lang w:val="ru-RU"/>
-        </w:rPr>
-        <w:lastRenderedPageBreak/>
-        <w:t>Задание 3</w:t>
-      </w:r>
-      <w:r>
-        <w:rPr>
-          <w:rFonts w:ascii="Times New Roman" w:hAnsi="Times New Roman" w:cs="Times New Roman"/>
-          <w:kern w:val="0"/>
-          <w:sz w:val="28"/>
-          <w:szCs w:val="28"/>
-          <w:lang w:val="ru-RU"/>
-          <w14:ligatures w14:val="none"/>
-        </w:rPr>
-        <w:t xml:space="preserve">. Анализ </w:t>
-      </w:r>
-      <w:r>
-        <w:rPr>
-          <w:rFonts w:ascii="Times New Roman" w:hAnsi="Times New Roman" w:cs="Times New Roman"/>
-          <w:kern w:val="0"/>
-          <w:sz w:val="28"/>
-          <w:szCs w:val="28"/>
-          <w:lang w:val="en-GB"/>
-          <w14:ligatures w14:val="none"/>
-        </w:rPr>
-        <w:t>HTTP</w:t>
-      </w:r>
-      <w:r>
-        <w:rPr>
-          <w:rFonts w:ascii="Times New Roman" w:hAnsi="Times New Roman" w:cs="Times New Roman"/>
-          <w:kern w:val="0"/>
-          <w:sz w:val="28"/>
-          <w:szCs w:val="28"/>
-          <w:lang w:val="ru-RU"/>
-          <w14:ligatures w14:val="none"/>
-        </w:rPr>
-        <w:t>-запросов. Часть 3</w:t>
-      </w:r>
-    </w:p>
-    <w:p>
-      <w:pPr>
-        <w:ind w:left="360"/>
-        <w:rPr>
-          <w:rFonts w:ascii="Times New Roman" w:hAnsi="Times New Roman" w:cs="Times New Roman"/>
-          <w:kern w:val="0"/>
-          <w:sz w:val="28"/>
-          <w:szCs w:val="28"/>
-          <w:lang w:val="en-GB"/>
-          <w14:ligatures w14:val="none"/>
-        </w:rPr>
-      </w:pPr>
-      <w:r>
-        <w:rPr>
-          <w:rFonts w:ascii="Times New Roman" w:hAnsi="Times New Roman" w:cs="Times New Roman"/>
-          <w:noProof/>
-          <w:kern w:val="0"/>
-          <w:sz w:val="28"/>
-          <w:szCs w:val="28"/>
-          <w:lang w:val="en-GB"/>
-          <w14:ligatures w14:val="none"/>
-        </w:rPr>
-        <w:drawing>
-          <wp:inline distT="0" distB="0" distL="0" distR="0" wp14:anchorId="5259ED1B" wp14:editId="6D1960CE">
-            <wp:extent cx="5731510" cy="2524125"/>
-            <wp:effectExtent l="0" t="0" r="2540" b="9525"/>
-            <wp:docPr id="8" name="Picture 8"/>
             <wp:cNvGraphicFramePr>
               <a:graphicFrameLocks xmlns:a="http://schemas.openxmlformats.org/drawingml/2006/main" noChangeAspect="1"/>
             </wp:cNvGraphicFramePr>
@@ -6990,6 +6853,143 @@
                   <pic:spPr>
                     <a:xfrm>
                       <a:off x="0" y="0"/>
+                      <a:ext cx="5731510" cy="4130675"/>
+                    </a:xfrm>
+                    <a:prstGeom prst="rect">
+                      <a:avLst/>
+                    </a:prstGeom>
+                  </pic:spPr>
+                </pic:pic>
+              </a:graphicData>
+            </a:graphic>
+          </wp:inline>
+        </w:drawing>
+      </w:r>
+    </w:p>
+    <w:p>
+      <w:pPr>
+        <w:spacing w:line="259" w:lineRule="auto"/>
+        <w:rPr>
+          <w:rFonts w:ascii="Times New Roman" w:hAnsi="Times New Roman" w:cs="Times New Roman"/>
+          <w:kern w:val="0"/>
+          <w:sz w:val="28"/>
+          <w:szCs w:val="28"/>
+          <w:lang w:val="ru-RU"/>
+          <w14:ligatures w14:val="none"/>
+        </w:rPr>
+      </w:pPr>
+      <w:r>
+        <w:rPr>
+          <w:rFonts w:ascii="Times New Roman" w:hAnsi="Times New Roman" w:cs="Times New Roman"/>
+          <w:kern w:val="0"/>
+          <w:sz w:val="28"/>
+          <w:szCs w:val="28"/>
+          <w:lang w:val="ru-RU"/>
+          <w14:ligatures w14:val="none"/>
+        </w:rPr>
+        <w:br w:type="page"/>
+      </w:r>
+    </w:p>
+    <w:p>
+      <w:pPr>
+        <w:ind w:left="360"/>
+        <w:rPr>
+          <w:rFonts w:ascii="Times New Roman" w:hAnsi="Times New Roman" w:cs="Times New Roman"/>
+          <w:kern w:val="0"/>
+          <w:sz w:val="28"/>
+          <w:szCs w:val="28"/>
+          <w:lang w:val="ru-RU"/>
+          <w14:ligatures w14:val="none"/>
+        </w:rPr>
+      </w:pPr>
+      <w:r>
+        <w:rPr>
+          <w:rStyle w:val="10"/>
+          <w:lang w:val="ru-RU"/>
+        </w:rPr>
+        <w:lastRenderedPageBreak/>
+        <w:t>Задание 3</w:t>
+      </w:r>
+      <w:r>
+        <w:rPr>
+          <w:rFonts w:ascii="Times New Roman" w:hAnsi="Times New Roman" w:cs="Times New Roman"/>
+          <w:kern w:val="0"/>
+          <w:sz w:val="28"/>
+          <w:szCs w:val="28"/>
+          <w:lang w:val="ru-RU"/>
+          <w14:ligatures w14:val="none"/>
+        </w:rPr>
+        <w:t xml:space="preserve">. Анализ </w:t>
+      </w:r>
+      <w:r>
+        <w:rPr>
+          <w:rFonts w:ascii="Times New Roman" w:hAnsi="Times New Roman" w:cs="Times New Roman"/>
+          <w:kern w:val="0"/>
+          <w:sz w:val="28"/>
+          <w:szCs w:val="28"/>
+          <w:lang w:val="en-GB"/>
+          <w14:ligatures w14:val="none"/>
+        </w:rPr>
+        <w:t>HTTP</w:t>
+      </w:r>
+      <w:r>
+        <w:rPr>
+          <w:rFonts w:ascii="Times New Roman" w:hAnsi="Times New Roman" w:cs="Times New Roman"/>
+          <w:kern w:val="0"/>
+          <w:sz w:val="28"/>
+          <w:szCs w:val="28"/>
+          <w:lang w:val="ru-RU"/>
+          <w14:ligatures w14:val="none"/>
+        </w:rPr>
+        <w:t>-запросов. Часть 3</w:t>
+      </w:r>
+    </w:p>
+    <w:p>
+      <w:pPr>
+        <w:ind w:left="360"/>
+        <w:rPr>
+          <w:rFonts w:ascii="Times New Roman" w:hAnsi="Times New Roman" w:cs="Times New Roman"/>
+          <w:kern w:val="0"/>
+          <w:sz w:val="28"/>
+          <w:szCs w:val="28"/>
+          <w:lang w:val="en-GB"/>
+          <w14:ligatures w14:val="none"/>
+        </w:rPr>
+      </w:pPr>
+      <w:r>
+        <w:rPr>
+          <w:rFonts w:ascii="Times New Roman" w:hAnsi="Times New Roman" w:cs="Times New Roman"/>
+          <w:noProof/>
+          <w:kern w:val="0"/>
+          <w:sz w:val="28"/>
+          <w:szCs w:val="28"/>
+          <w:lang w:val="en-GB"/>
+          <w14:ligatures w14:val="none"/>
+        </w:rPr>
+        <w:drawing>
+          <wp:inline distT="0" distB="0" distL="0" distR="0" wp14:anchorId="5259ED1B" wp14:editId="6D1960CE">
+            <wp:extent cx="5731510" cy="2524125"/>
+            <wp:effectExtent l="0" t="0" r="2540" b="9525"/>
+            <wp:docPr id="8" name="Picture 8"/>
+            <wp:cNvGraphicFramePr>
+              <a:graphicFrameLocks xmlns:a="http://schemas.openxmlformats.org/drawingml/2006/main" noChangeAspect="1"/>
+            </wp:cNvGraphicFramePr>
+            <a:graphic xmlns:a="http://schemas.openxmlformats.org/drawingml/2006/main">
+              <a:graphicData uri="http://schemas.openxmlformats.org/drawingml/2006/picture">
+                <pic:pic xmlns:pic="http://schemas.openxmlformats.org/drawingml/2006/picture">
+                  <pic:nvPicPr>
+                    <pic:cNvPr id="1" name=""/>
+                    <pic:cNvPicPr/>
+                  </pic:nvPicPr>
+                  <pic:blipFill>
+                    <a:blip r:embed="rId18"/>
+                    <a:stretch>
+                      <a:fillRect/>
+                    </a:stretch>
+                  </pic:blipFill>
+                  <pic:spPr>
+                    <a:xfrm>
+                      <a:off x="0" y="0"/>
                       <a:ext cx="5731510" cy="2524125"/>
                     </a:xfrm>
                     <a:prstGeom prst="rect">
@@ -8948,7 +8948,7 @@
           <w:kern w:val="0"/>
           <w:sz w:val="28"/>
           <w:szCs w:val="28"/>
-          <w:lang w:val="ru-RU"/>
+          <w:lang w:val="en-US"/>
           <w14:ligatures w14:val="none"/>
         </w:rPr>
       </w:pPr>
@@ -8972,7 +8972,7 @@
           <w:kern w:val="0"/>
           <w:sz w:val="28"/>
           <w:szCs w:val="28"/>
-          <w:lang w:val="ru-RU"/>
+          <w:lang w:val="en-US"/>
           <w14:ligatures w14:val="none"/>
         </w:rPr>
       </w:pPr>
@@ -8996,7 +8996,7 @@
           <w:kern w:val="0"/>
           <w:sz w:val="28"/>
           <w:szCs w:val="28"/>
-          <w:lang w:val="ru-RU"/>
+          <w:lang w:val="en-US"/>
           <w14:ligatures w14:val="none"/>
         </w:rPr>
       </w:pPr>
@@ -9044,7 +9044,7 @@
           <w:kern w:val="0"/>
           <w:sz w:val="28"/>
           <w:szCs w:val="28"/>
-          <w:lang w:val="ru-RU"/>
+          <w:lang w:val="en-US"/>
           <w14:ligatures w14:val="none"/>
         </w:rPr>
       </w:pPr>
@@ -9832,16 +9832,17 @@
           <w:kern w:val="0"/>
           <w:sz w:val="28"/>
           <w:szCs w:val="28"/>
-          <w:lang w:val="ru-RU"/>
-          <w14:ligatures w14:val="none"/>
-        </w:rPr>
-      </w:pPr>
-      <w:r>
-        <w:rPr>
-          <w:rFonts w:ascii="Times New Roman" w:hAnsi="Times New Roman" w:cs="Times New Roman"/>
-          <w:kern w:val="0"/>
-          <w:sz w:val="28"/>
-          <w:szCs w:val="28"/>
+          <w:lang w:val="en-US"/>
+          <w14:ligatures w14:val="none"/>
+        </w:rPr>
+      </w:pPr>
+      <w:r>
+        <w:rPr>
+          <w:rFonts w:ascii="Times New Roman" w:hAnsi="Times New Roman" w:cs="Times New Roman"/>
+          <w:kern w:val="0"/>
+          <w:sz w:val="28"/>
+          <w:szCs w:val="28"/>
+          <w:lang w:val="en-US"/>
           <w14:ligatures w14:val="none"/>
         </w:rPr>
         <w:t>}</w:t>
@@ -9855,7 +9856,7 @@
           <w:kern w:val="0"/>
           <w:sz w:val="28"/>
           <w:szCs w:val="28"/>
-          <w:lang w:val="ru-RU"/>
+          <w:lang w:val="en-US"/>
           <w14:ligatures w14:val="none"/>
         </w:rPr>
       </w:pPr>
@@ -10228,7 +10229,6 @@
           <w:kern w:val="0"/>
           <w:sz w:val="28"/>
           <w:szCs w:val="28"/>
-          <w:lang w:val="en-US"/>
           <w14:ligatures w14:val="none"/>
         </w:rPr>
       </w:pPr>
@@ -10984,20 +10984,50 @@
           <w:kern w:val="0"/>
           <w:sz w:val="28"/>
           <w:szCs w:val="28"/>
-          <w:lang w:val="en-GB"/>
-          <w14:ligatures w14:val="none"/>
-        </w:rPr>
-      </w:pPr>
-      <w:r>
-        <w:rPr>
-          <w:rFonts w:ascii="Times New Roman" w:hAnsi="Times New Roman" w:cs="Times New Roman"/>
-          <w:kern w:val="0"/>
-          <w:sz w:val="28"/>
-          <w:szCs w:val="28"/>
-          <w:lang w:val="en-GB"/>
-          <w14:ligatures w14:val="none"/>
-        </w:rPr>
-        <w:t xml:space="preserve">  "status": 400</w:t>
+          <w14:ligatures w14:val="none"/>
+        </w:rPr>
+      </w:pPr>
+      <w:r>
+        <w:rPr>
+          <w:rFonts w:ascii="Times New Roman" w:hAnsi="Times New Roman" w:cs="Times New Roman"/>
+          <w:kern w:val="0"/>
+          <w:sz w:val="28"/>
+          <w:szCs w:val="28"/>
+          <w:lang w:val="en-GB"/>
+          <w14:ligatures w14:val="none"/>
+        </w:rPr>
+        <w:t xml:space="preserve">  </w:t>
+      </w:r>
+      <w:r>
+        <w:rPr>
+          <w:rFonts w:ascii="Times New Roman" w:hAnsi="Times New Roman" w:cs="Times New Roman"/>
+          <w:kern w:val="0"/>
+          <w:sz w:val="28"/>
+          <w:szCs w:val="28"/>
+          <w14:ligatures w14:val="none"/>
+        </w:rPr>
+        <w:t>"</w:t>
+      </w:r>
+      <w:r>
+        <w:rPr>
+          <w:rFonts w:ascii="Times New Roman" w:hAnsi="Times New Roman" w:cs="Times New Roman"/>
+          <w:kern w:val="0"/>
+          <w:sz w:val="28"/>
+          <w:szCs w:val="28"/>
+          <w:lang w:val="en-GB"/>
+          <w14:ligatures w14:val="none"/>
+        </w:rPr>
+        <w:t>status</w:t>
+      </w:r>
+      <w:r>
+        <w:rPr>
+          <w:rFonts w:ascii="Times New Roman" w:hAnsi="Times New Roman" w:cs="Times New Roman"/>
+          <w:kern w:val="0"/>
+          <w:sz w:val="28"/>
+          <w:szCs w:val="28"/>
+          <w14:ligatures w14:val="none"/>
+        </w:rPr>
+        <w:t>": 400</w:t>
       </w:r>
     </w:p>
     <w:p>
@@ -11008,17 +11038,15 @@
           <w:kern w:val="0"/>
           <w:sz w:val="28"/>
           <w:szCs w:val="28"/>
-          <w:lang w:val="en-GB"/>
-          <w14:ligatures w14:val="none"/>
-        </w:rPr>
-      </w:pPr>
-      <w:r>
-        <w:rPr>
-          <w:rFonts w:ascii="Times New Roman" w:hAnsi="Times New Roman" w:cs="Times New Roman"/>
-          <w:kern w:val="0"/>
-          <w:sz w:val="28"/>
-          <w:szCs w:val="28"/>
-          <w:lang w:val="en-GB"/>
+          <w14:ligatures w14:val="none"/>
+        </w:rPr>
+      </w:pPr>
+      <w:r>
+        <w:rPr>
+          <w:rFonts w:ascii="Times New Roman" w:hAnsi="Times New Roman" w:cs="Times New Roman"/>
+          <w:kern w:val="0"/>
+          <w:sz w:val="28"/>
+          <w:szCs w:val="28"/>
           <w14:ligatures w14:val="none"/>
         </w:rPr>
         <w:t>}</w:t>
@@ -11032,19 +11060,17 @@
           <w:kern w:val="0"/>
           <w:sz w:val="28"/>
           <w:szCs w:val="28"/>
-          <w:lang w:val="en-GB"/>
-          <w14:ligatures w14:val="none"/>
-        </w:rPr>
-      </w:pPr>
-    </w:p>
-    <w:p>
-      <w:pPr>
-        <w:rPr>
-          <w:rFonts w:ascii="Times New Roman" w:hAnsi="Times New Roman" w:cs="Times New Roman"/>
-          <w:kern w:val="0"/>
-          <w:sz w:val="28"/>
-          <w:szCs w:val="28"/>
-          <w:lang w:val="en-US"/>
+          <w14:ligatures w14:val="none"/>
+        </w:rPr>
+      </w:pPr>
+    </w:p>
+    <w:p>
+      <w:pPr>
+        <w:rPr>
+          <w:rFonts w:ascii="Times New Roman" w:hAnsi="Times New Roman" w:cs="Times New Roman"/>
+          <w:kern w:val="0"/>
+          <w:sz w:val="28"/>
+          <w:szCs w:val="28"/>
           <w14:ligatures w14:val="none"/>
         </w:rPr>
       </w:pPr>
@@ -12666,59 +12692,387 @@
     </w:p>
     <w:p>
       <w:pPr>
-        <w:rPr>
-          <w:rFonts w:ascii="Times New Roman" w:hAnsi="Times New Roman" w:cs="Times New Roman"/>
-          <w:kern w:val="0"/>
-          <w:sz w:val="28"/>
-          <w:szCs w:val="28"/>
-          <w14:ligatures w14:val="none"/>
-        </w:rPr>
-      </w:pPr>
-    </w:p>
-    <w:p>
-      <w:pPr>
-        <w:rPr>
-          <w:rFonts w:ascii="Times New Roman" w:hAnsi="Times New Roman" w:cs="Times New Roman"/>
-          <w:kern w:val="0"/>
-          <w:sz w:val="28"/>
-          <w:szCs w:val="28"/>
-          <w:lang w:val="ru-RU"/>
-          <w14:ligatures w14:val="none"/>
-        </w:rPr>
-      </w:pPr>
-      <w:r>
-        <w:rPr>
-          <w:rFonts w:ascii="Times New Roman" w:hAnsi="Times New Roman" w:cs="Times New Roman"/>
-          <w:kern w:val="0"/>
-          <w:sz w:val="28"/>
-          <w:szCs w:val="28"/>
-          <w:lang w:val="ru-RU"/>
-          <w14:ligatures w14:val="none"/>
-        </w:rPr>
-        <w:br/>
-      </w:r>
-    </w:p>
-    <w:p>
-      <w:pPr>
-        <w:ind w:left="360"/>
-        <w:rPr>
-          <w:rFonts w:ascii="Times New Roman" w:hAnsi="Times New Roman" w:cs="Times New Roman"/>
-          <w:kern w:val="0"/>
-          <w:sz w:val="28"/>
-          <w:szCs w:val="28"/>
-          <w:lang w:val="ru-RU"/>
-          <w14:ligatures w14:val="none"/>
-        </w:rPr>
-      </w:pPr>
-    </w:p>
-    <w:p>
-      <w:pPr>
-        <w:rPr>
-          <w:rFonts w:ascii="Times New Roman" w:hAnsi="Times New Roman" w:cs="Times New Roman"/>
-          <w:kern w:val="0"/>
-          <w:sz w:val="28"/>
-          <w:szCs w:val="28"/>
-          <w:lang w:val="ru-RU"/>
+        <w:spacing w:line="259" w:lineRule="auto"/>
+        <w:rPr>
+          <w:rFonts w:ascii="Times New Roman" w:hAnsi="Times New Roman" w:cs="Times New Roman"/>
+          <w:kern w:val="0"/>
+          <w:sz w:val="28"/>
+          <w:szCs w:val="28"/>
+          <w14:ligatures w14:val="none"/>
+        </w:rPr>
+      </w:pPr>
+      <w:r>
+        <w:rPr>
+          <w:rFonts w:ascii="Times New Roman" w:hAnsi="Times New Roman" w:cs="Times New Roman"/>
+          <w:kern w:val="0"/>
+          <w:sz w:val="28"/>
+          <w:szCs w:val="28"/>
+          <w14:ligatures w14:val="none"/>
+        </w:rPr>
+        <w:br w:type="page"/>
+      </w:r>
+    </w:p>
+    <w:p>
+      <w:pPr>
+        <w:rPr>
+          <w:rFonts w:ascii="Times New Roman" w:hAnsi="Times New Roman" w:cs="Times New Roman"/>
+          <w:b/>
+          <w:bCs/>
+          <w:kern w:val="0"/>
+          <w:sz w:val="36"/>
+          <w:szCs w:val="36"/>
+          <w:lang w:val="ru-RU"/>
+          <w14:ligatures w14:val="none"/>
+        </w:rPr>
+      </w:pPr>
+      <w:r>
+        <w:rPr>
+          <w:rFonts w:ascii="Times New Roman" w:hAnsi="Times New Roman" w:cs="Times New Roman"/>
+          <w:b/>
+          <w:bCs/>
+          <w:kern w:val="0"/>
+          <w:sz w:val="36"/>
+          <w:szCs w:val="36"/>
+          <w:lang w:val="ru-RU"/>
+          <w14:ligatures w14:val="none"/>
+        </w:rPr>
+        <w:lastRenderedPageBreak/>
+        <w:t>Вывод</w:t>
+      </w:r>
+      <w:r>
+        <w:rPr>
+          <w:rFonts w:ascii="Times New Roman" w:hAnsi="Times New Roman" w:cs="Times New Roman"/>
+          <w:b/>
+          <w:bCs/>
+          <w:kern w:val="0"/>
+          <w:sz w:val="36"/>
+          <w:szCs w:val="36"/>
+          <w:lang w:val="ru-RU"/>
+          <w14:ligatures w14:val="none"/>
+        </w:rPr>
+        <w:t>:</w:t>
+      </w:r>
+    </w:p>
+    <w:p>
+      <w:pPr>
+        <w:rPr>
+          <w:rFonts w:ascii="Times New Roman" w:hAnsi="Times New Roman" w:cs="Times New Roman"/>
+          <w:kern w:val="0"/>
+          <w:sz w:val="36"/>
+          <w:szCs w:val="36"/>
+          <w:lang w:val="ru-RU"/>
+          <w14:ligatures w14:val="none"/>
+        </w:rPr>
+      </w:pPr>
+      <w:r>
+        <w:rPr>
+          <w:rFonts w:ascii="Times New Roman" w:hAnsi="Times New Roman" w:cs="Times New Roman"/>
+          <w:kern w:val="0"/>
+          <w:sz w:val="28"/>
+          <w:szCs w:val="28"/>
+          <w:lang w:val="ru-RU"/>
+          <w14:ligatures w14:val="none"/>
+        </w:rPr>
+        <w:t xml:space="preserve">Входе лабораторной работы, я познакомился с </w:t>
+      </w:r>
+      <w:r>
+        <w:rPr>
+          <w:rFonts w:ascii="Times New Roman" w:hAnsi="Times New Roman" w:cs="Times New Roman"/>
+          <w:kern w:val="0"/>
+          <w:sz w:val="28"/>
+          <w:szCs w:val="28"/>
+          <w:lang w:val="en-US"/>
+          <w14:ligatures w14:val="none"/>
+        </w:rPr>
+        <w:t>HTTP</w:t>
+      </w:r>
+      <w:r>
+        <w:rPr>
+          <w:rFonts w:ascii="Times New Roman" w:hAnsi="Times New Roman" w:cs="Times New Roman"/>
+          <w:kern w:val="0"/>
+          <w:sz w:val="28"/>
+          <w:szCs w:val="28"/>
+          <w14:ligatures w14:val="none"/>
+        </w:rPr>
+        <w:t xml:space="preserve"> </w:t>
+      </w:r>
+      <w:r>
+        <w:rPr>
+          <w:rFonts w:ascii="Times New Roman" w:hAnsi="Times New Roman" w:cs="Times New Roman"/>
+          <w:kern w:val="0"/>
+          <w:sz w:val="28"/>
+          <w:szCs w:val="28"/>
+          <w:lang w:val="ru-RU"/>
+          <w14:ligatures w14:val="none"/>
+        </w:rPr>
+        <w:t xml:space="preserve">запросами и способом их обработки. Благодаря </w:t>
+      </w:r>
+      <w:r>
+        <w:rPr>
+          <w:rFonts w:ascii="Times New Roman" w:hAnsi="Times New Roman" w:cs="Times New Roman"/>
+          <w:kern w:val="0"/>
+          <w:sz w:val="28"/>
+          <w:szCs w:val="28"/>
+          <w:lang w:val="en-US"/>
+          <w14:ligatures w14:val="none"/>
+        </w:rPr>
+        <w:t>HTTP</w:t>
+      </w:r>
+      <w:r>
+        <w:rPr>
+          <w:rFonts w:ascii="Times New Roman" w:hAnsi="Times New Roman" w:cs="Times New Roman"/>
+          <w:kern w:val="0"/>
+          <w:sz w:val="28"/>
+          <w:szCs w:val="28"/>
+          <w14:ligatures w14:val="none"/>
+        </w:rPr>
+        <w:t xml:space="preserve"> </w:t>
+      </w:r>
+      <w:r>
+        <w:rPr>
+          <w:rFonts w:ascii="Times New Roman" w:hAnsi="Times New Roman" w:cs="Times New Roman"/>
+          <w:kern w:val="0"/>
+          <w:sz w:val="28"/>
+          <w:szCs w:val="28"/>
+          <w:lang w:val="ru-RU"/>
+          <w14:ligatures w14:val="none"/>
+        </w:rPr>
+        <w:t xml:space="preserve">запросам, мы можем анализировать, что запросил клиент и что ответил сервер. С помощью </w:t>
+      </w:r>
+      <w:r>
+        <w:rPr>
+          <w:rFonts w:ascii="Times New Roman" w:hAnsi="Times New Roman" w:cs="Times New Roman"/>
+          <w:kern w:val="0"/>
+          <w:sz w:val="28"/>
+          <w:szCs w:val="28"/>
+          <w:lang w:val="en-US"/>
+          <w14:ligatures w14:val="none"/>
+        </w:rPr>
+        <w:t>HTTP</w:t>
+      </w:r>
+      <w:r>
+        <w:rPr>
+          <w:rFonts w:ascii="Times New Roman" w:hAnsi="Times New Roman" w:cs="Times New Roman"/>
+          <w:kern w:val="0"/>
+          <w:sz w:val="28"/>
+          <w:szCs w:val="28"/>
+          <w14:ligatures w14:val="none"/>
+        </w:rPr>
+        <w:t xml:space="preserve"> </w:t>
+      </w:r>
+      <w:r>
+        <w:rPr>
+          <w:rFonts w:ascii="Times New Roman" w:hAnsi="Times New Roman" w:cs="Times New Roman"/>
+          <w:kern w:val="0"/>
+          <w:sz w:val="28"/>
+          <w:szCs w:val="28"/>
+          <w:lang w:val="ru-RU"/>
+          <w14:ligatures w14:val="none"/>
+        </w:rPr>
+        <w:t>кодов, мы можем анализировать ошибки на стороне клиента и сервера. Все это дает большое количество информации</w:t>
+      </w:r>
+      <w:r>
+        <w:rPr>
+          <w:rFonts w:ascii="Times New Roman" w:hAnsi="Times New Roman" w:cs="Times New Roman"/>
+          <w:kern w:val="0"/>
+          <w:sz w:val="28"/>
+          <w:szCs w:val="28"/>
+          <w:lang w:val="ru-RU"/>
+          <w14:ligatures w14:val="none"/>
+        </w:rPr>
+        <w:t>,</w:t>
+      </w:r>
+      <w:r>
+        <w:rPr>
+          <w:rFonts w:ascii="Times New Roman" w:hAnsi="Times New Roman" w:cs="Times New Roman"/>
+          <w:kern w:val="0"/>
+          <w:sz w:val="28"/>
+          <w:szCs w:val="28"/>
+          <w:lang w:val="ru-RU"/>
+          <w14:ligatures w14:val="none"/>
+        </w:rPr>
+        <w:t xml:space="preserve"> которую можн</w:t>
+      </w:r>
+      <w:r>
+        <w:rPr>
+          <w:rFonts w:ascii="Times New Roman" w:hAnsi="Times New Roman" w:cs="Times New Roman"/>
+          <w:kern w:val="0"/>
+          <w:sz w:val="28"/>
+          <w:szCs w:val="28"/>
+          <w:lang w:val="ru-RU"/>
+          <w14:ligatures w14:val="none"/>
+        </w:rPr>
+        <w:t>о применить для оптимизации и решения проблем</w:t>
+      </w:r>
+      <w:r>
+        <w:rPr>
+          <w:rFonts w:ascii="Times New Roman" w:hAnsi="Times New Roman" w:cs="Times New Roman"/>
+          <w:kern w:val="0"/>
+          <w:sz w:val="36"/>
+          <w:szCs w:val="36"/>
+          <w:lang w:val="ru-RU"/>
+          <w14:ligatures w14:val="none"/>
+        </w:rPr>
+        <w:t>.</w:t>
+      </w:r>
+    </w:p>
+    <w:p>
+      <w:pPr>
+        <w:spacing w:line="259" w:lineRule="auto"/>
+        <w:rPr>
+          <w:rFonts w:ascii="Times New Roman" w:hAnsi="Times New Roman" w:cs="Times New Roman"/>
+          <w:b/>
+          <w:bCs/>
+          <w:kern w:val="0"/>
+          <w:sz w:val="36"/>
+          <w:szCs w:val="36"/>
+          <w:lang w:val="ru-RU"/>
+          <w14:ligatures w14:val="none"/>
+        </w:rPr>
+      </w:pPr>
+      <w:r>
+        <w:rPr>
+          <w:rFonts w:ascii="Times New Roman" w:hAnsi="Times New Roman" w:cs="Times New Roman"/>
+          <w:kern w:val="0"/>
+          <w:sz w:val="36"/>
+          <w:szCs w:val="36"/>
+          <w:lang w:val="ru-RU"/>
+          <w14:ligatures w14:val="none"/>
+        </w:rPr>
+        <w:br w:type="page"/>
+      </w:r>
+      <w:r>
+        <w:rPr>
+          <w:rFonts w:ascii="Times New Roman" w:hAnsi="Times New Roman" w:cs="Times New Roman"/>
+          <w:b/>
+          <w:bCs/>
+          <w:kern w:val="0"/>
+          <w:sz w:val="36"/>
+          <w:szCs w:val="36"/>
+          <w:lang w:val="ru-RU"/>
+          <w14:ligatures w14:val="none"/>
+        </w:rPr>
+        <w:lastRenderedPageBreak/>
+        <w:t>Библиография:</w:t>
+      </w:r>
+    </w:p>
+    <w:p>
+      <w:pPr>
+        <w:spacing w:line="259" w:lineRule="auto"/>
+        <w:rPr>
+          <w:rFonts w:ascii="Times New Roman" w:hAnsi="Times New Roman" w:cs="Times New Roman"/>
+          <w:kern w:val="0"/>
+          <w:sz w:val="28"/>
+          <w:szCs w:val="28"/>
+          <w:lang w:val="ru-RU"/>
+          <w14:ligatures w14:val="none"/>
+        </w:rPr>
+      </w:pPr>
+      <w:hyperlink r:id="rId19" w:history="1">
+        <w:r>
+          <w:rPr>
+            <w:rStyle w:val="a3"/>
+            <w:rFonts w:ascii="Times New Roman" w:hAnsi="Times New Roman" w:cs="Times New Roman"/>
+            <w:kern w:val="0"/>
+            <w:sz w:val="28"/>
+            <w:szCs w:val="28"/>
+            <w:lang w:val="ru-RU"/>
+            <w14:ligatures w14:val="none"/>
+          </w:rPr>
+          <w:t>https://timeweb.cloud/blog/http-zaprosy-parametry-metody-i-kody-sostoyaniya</w:t>
+        </w:r>
+      </w:hyperlink>
+    </w:p>
+    <w:p>
+      <w:pPr>
+        <w:spacing w:line="259" w:lineRule="auto"/>
+        <w:rPr>
+          <w:rFonts w:ascii="Times New Roman" w:hAnsi="Times New Roman" w:cs="Times New Roman"/>
+          <w:kern w:val="0"/>
+          <w:sz w:val="28"/>
+          <w:szCs w:val="28"/>
+          <w:lang w:val="ru-RU"/>
+          <w14:ligatures w14:val="none"/>
+        </w:rPr>
+      </w:pPr>
+      <w:hyperlink r:id="rId20" w:history="1">
+        <w:r>
+          <w:rPr>
+            <w:rStyle w:val="a3"/>
+            <w:rFonts w:ascii="Times New Roman" w:hAnsi="Times New Roman" w:cs="Times New Roman"/>
+            <w:kern w:val="0"/>
+            <w:sz w:val="28"/>
+            <w:szCs w:val="28"/>
+            <w:lang w:val="ru-RU"/>
+            <w14:ligatures w14:val="none"/>
+          </w:rPr>
+          <w:t>https://developer.mozilla.org/ru/docs/Web/HTTP/Reference/Methods</w:t>
+        </w:r>
+      </w:hyperlink>
+    </w:p>
+    <w:p>
+      <w:pPr>
+        <w:spacing w:line="259" w:lineRule="auto"/>
+        <w:rPr>
+          <w:rFonts w:ascii="Times New Roman" w:hAnsi="Times New Roman" w:cs="Times New Roman"/>
+          <w:kern w:val="0"/>
+          <w:sz w:val="28"/>
+          <w:szCs w:val="28"/>
+          <w:lang w:val="ru-RU"/>
+          <w14:ligatures w14:val="none"/>
+        </w:rPr>
+      </w:pPr>
+      <w:hyperlink r:id="rId21" w:history="1">
+        <w:r>
+          <w:rPr>
+            <w:rStyle w:val="a3"/>
+            <w:rFonts w:ascii="Times New Roman" w:hAnsi="Times New Roman" w:cs="Times New Roman"/>
+            <w:kern w:val="0"/>
+            <w:sz w:val="28"/>
+            <w:szCs w:val="28"/>
+            <w:lang w:val="ru-RU"/>
+            <w14:ligatures w14:val="none"/>
+          </w:rPr>
+          <w:t>https://statuser.cloud/blog/vse-kody-otvetov-http-polnyy-spravochnik-dlya-vebmastera</w:t>
+        </w:r>
+      </w:hyperlink>
+    </w:p>
+    <w:p>
+      <w:pPr>
+        <w:spacing w:line="259" w:lineRule="auto"/>
+        <w:rPr>
+          <w:rFonts w:ascii="Times New Roman" w:hAnsi="Times New Roman" w:cs="Times New Roman"/>
+          <w:kern w:val="0"/>
+          <w:sz w:val="28"/>
+          <w:szCs w:val="28"/>
+          <w:lang w:val="en-US"/>
+          <w14:ligatures w14:val="none"/>
+        </w:rPr>
+      </w:pPr>
+      <w:hyperlink r:id="rId22" w:history="1">
+        <w:r>
+          <w:rPr>
+            <w:rStyle w:val="a3"/>
+            <w:rFonts w:ascii="Times New Roman" w:hAnsi="Times New Roman" w:cs="Times New Roman"/>
+            <w:kern w:val="0"/>
+            <w:sz w:val="28"/>
+            <w:szCs w:val="28"/>
+            <w:lang w:val="en-US"/>
+            <w14:ligatures w14:val="none"/>
+          </w:rPr>
+          <w:t>https://chatgpt.com</w:t>
+        </w:r>
+      </w:hyperlink>
+    </w:p>
+    <w:p>
+      <w:pPr>
+        <w:spacing w:line="259" w:lineRule="auto"/>
+        <w:rPr>
+          <w:rFonts w:ascii="Times New Roman" w:hAnsi="Times New Roman" w:cs="Times New Roman"/>
+          <w:kern w:val="0"/>
+          <w:sz w:val="28"/>
+          <w:szCs w:val="28"/>
+          <w:lang w:val="en-US"/>
           <w14:ligatures w14:val="none"/>
         </w:rPr>
       </w:pPr>
@@ -16997,6 +17351,7 @@
   <w:style w:type="character" w:default="1" w:styleId="a0">
     <w:name w:val="Default Paragraph Font"/>
     <w:uiPriority w:val="1"/>
+    <w:semiHidden/>
     <w:unhideWhenUsed/>
   </w:style>
   <w:style w:type="table" w:default="1" w:styleId="a1">
@@ -17448,4 +17803,16 @@
     </a:ext>
   </a:extLst>
 </a:theme>
+</file>
+
+<file path=customXml/item1.xml><?xml version="1.0" encoding="utf-8"?>
+<b:Sources xmlns:b="http://schemas.openxmlformats.org/officeDocument/2006/bibliography" xmlns="http://schemas.openxmlformats.org/officeDocument/2006/bibliography" SelectedStyle="\APASixthEditionOfficeOnline.xsl" StyleName="APA" Version="6"/>
+</file>
+
+<file path=customXml/itemProps1.xml><?xml version="1.0" encoding="utf-8"?>
+<ds:datastoreItem xmlns:ds="http://schemas.openxmlformats.org/officeDocument/2006/customXml" ds:itemID="{C6606000-0369-4F82-9C6B-426B0680CFDD}">
+  <ds:schemaRefs>
+    <ds:schemaRef ds:uri="http://schemas.openxmlformats.org/officeDocument/2006/bibliography"/>
+  </ds:schemaRefs>
+</ds:datastoreItem>
 </file>
--- a/lab1/МИНИСТЕРСТВО_ОБРАЗОВАНИЯ_И_ИССЛЕДОВАНИЯ.docx
+++ b/lab1/МИНИСТЕРСТВО_ОБРАЗОВАНИЯ_И_ИССЛЕДОВАНИЯ.docx
@@ -235,7 +235,7 @@
           <w:szCs w:val="36"/>
           <w:lang w:val="ru-RU"/>
         </w:rPr>
-        <w:t>у</w:t>
+        <w:t>е</w:t>
       </w:r>
       <w:r>
         <w:rPr>
